--- a/doc/contenido.docx
+++ b/doc/contenido.docx
@@ -553,7 +553,6 @@
           <w:bCs/>
         </w:rPr>
       </w:pPr>
-      <w:proofErr w:type="spellStart"/>
       <w:r>
         <w:rPr>
           <w:b/>
@@ -561,7 +560,6 @@
         </w:rPr>
         <w:t>Dataset</w:t>
       </w:r>
-      <w:proofErr w:type="spellEnd"/>
     </w:p>
     <w:p>
       <w:pPr>
@@ -629,15 +627,7 @@
         <w:jc w:val="both"/>
       </w:pPr>
       <w:r>
-        <w:t>Exactitud (</w:t>
-      </w:r>
-      <w:proofErr w:type="spellStart"/>
-      <w:r>
-        <w:t>Accuracy</w:t>
-      </w:r>
-      <w:proofErr w:type="spellEnd"/>
-      <w:r>
-        <w:t>): proporción total de aciertos.</w:t>
+        <w:t>Exactitud (Accuracy): proporción total de aciertos.</w:t>
       </w:r>
     </w:p>
     <w:p>
@@ -769,15 +759,7 @@
         <w:jc w:val="both"/>
       </w:pPr>
       <w:r>
-        <w:t xml:space="preserve">Cada imagen fue redimensionada a un tamaño uniforme para facilitar su procesamiento. Posteriormente se convirtió a escala de grises y luego a formato binario mediante </w:t>
-      </w:r>
-      <w:proofErr w:type="spellStart"/>
-      <w:r>
-        <w:t>umbralización</w:t>
-      </w:r>
-      <w:proofErr w:type="spellEnd"/>
-      <w:r>
-        <w:t>.</w:t>
+        <w:t>Cada imagen fue redimensionada a un tamaño uniforme para facilitar su procesamiento. Posteriormente se convirtió a escala de grises y luego a formato binario mediante umbralización.</w:t>
       </w:r>
     </w:p>
     <w:p>
@@ -1078,33 +1060,8 @@
           <w:i/>
           <w:iCs/>
         </w:rPr>
-        <w:t xml:space="preserve">Cat </w:t>
-      </w:r>
-      <w:proofErr w:type="spellStart"/>
-      <w:r>
-        <w:rPr>
-          <w:i/>
-          <w:iCs/>
-        </w:rPr>
-        <w:t>breeds</w:t>
-      </w:r>
-      <w:proofErr w:type="spellEnd"/>
-      <w:r>
-        <w:rPr>
-          <w:i/>
-          <w:iCs/>
-        </w:rPr>
-        <w:t xml:space="preserve"> </w:t>
-      </w:r>
-      <w:proofErr w:type="spellStart"/>
-      <w:r>
-        <w:rPr>
-          <w:i/>
-          <w:iCs/>
-        </w:rPr>
-        <w:t>dataset</w:t>
-      </w:r>
-      <w:proofErr w:type="spellEnd"/>
+        <w:t>Cat breeds dataset</w:t>
+      </w:r>
       <w:r>
         <w:t xml:space="preserve"> [Conjunto de datos]. </w:t>
       </w:r>
@@ -1140,47 +1097,15 @@
       </w:r>
       <w:r>
         <w:br/>
-      </w:r>
-      <w:proofErr w:type="spellStart"/>
-      <w:r>
-        <w:t>AtharvaTaras</w:t>
-      </w:r>
-      <w:proofErr w:type="spellEnd"/>
-      <w:r>
-        <w:t xml:space="preserve">. (2023). </w:t>
+        <w:t xml:space="preserve">AtharvaTaras. (2023). </w:t>
       </w:r>
       <w:r>
         <w:rPr>
           <w:i/>
           <w:iCs/>
         </w:rPr>
-        <w:t>Dog-</w:t>
-      </w:r>
-      <w:proofErr w:type="spellStart"/>
-      <w:r>
-        <w:rPr>
-          <w:i/>
-          <w:iCs/>
-        </w:rPr>
-        <w:t>breeds</w:t>
-      </w:r>
-      <w:proofErr w:type="spellEnd"/>
-      <w:r>
-        <w:rPr>
-          <w:i/>
-          <w:iCs/>
-        </w:rPr>
-        <w:t>-</w:t>
-      </w:r>
-      <w:proofErr w:type="spellStart"/>
-      <w:r>
-        <w:rPr>
-          <w:i/>
-          <w:iCs/>
-        </w:rPr>
-        <w:t>dataset</w:t>
-      </w:r>
-      <w:proofErr w:type="spellEnd"/>
+        <w:t>Dog-breeds-dataset</w:t>
+      </w:r>
       <w:r>
         <w:t xml:space="preserve"> [Conjunto de datos]. GitHub. </w:t>
       </w:r>
@@ -1190,6 +1115,54 @@
             <w:rStyle w:val="Hipervnculo"/>
           </w:rPr>
           <w:t>https://github.com/atharvataras/dog-breeds-dataset</w:t>
+        </w:r>
+      </w:hyperlink>
+    </w:p>
+    <w:p>
+      <w:pPr>
+        <w:pStyle w:val="Prrafodelista"/>
+        <w:numPr>
+          <w:ilvl w:val="0"/>
+          <w:numId w:val="5"/>
+        </w:numPr>
+        <w:rPr>
+          <w:lang w:val="en-US"/>
+        </w:rPr>
+      </w:pPr>
+      <w:r>
+        <w:rPr>
+          <w:lang w:val="en-US"/>
+        </w:rPr>
+        <w:t>Rivera, J. A. (</w:t>
+      </w:r>
+      <w:r>
+        <w:rPr>
+          <w:lang w:val="en-US"/>
+        </w:rPr>
+        <w:t>2026</w:t>
+      </w:r>
+      <w:r>
+        <w:rPr>
+          <w:lang w:val="en-US"/>
+        </w:rPr>
+        <w:t xml:space="preserve">). </w:t>
+      </w:r>
+      <w:r>
+        <w:rPr>
+          <w:i/>
+          <w:iCs/>
+        </w:rPr>
+        <w:t>rna_perros_gatos</w:t>
+      </w:r>
+      <w:r>
+        <w:t xml:space="preserve"> [Repositorio de código]. GitHub. </w:t>
+      </w:r>
+      <w:hyperlink r:id="rId7" w:tgtFrame="_new" w:history="1">
+        <w:r>
+          <w:rPr>
+            <w:rStyle w:val="Hipervnculo"/>
+          </w:rPr>
+          <w:t>https://github.com/JuanAngelRivera/rna_perros_gatos</w:t>
         </w:r>
       </w:hyperlink>
     </w:p>

--- a/doc/contenido.docx
+++ b/doc/contenido.docx
@@ -4,60 +4,1184 @@
   <w:body>
     <w:p>
       <w:pPr>
+        <w:spacing w:line="360" w:lineRule="auto"/>
+        <w:jc w:val="both"/>
+      </w:pPr>
+      <w:r>
+        <w:br w:type="page"/>
+      </w:r>
+    </w:p>
+    <w:sdt>
+      <w:sdtPr>
+        <w:id w:val="-367301900"/>
+        <w:docPartObj>
+          <w:docPartGallery w:val="Table of Contents"/>
+          <w:docPartUnique/>
+        </w:docPartObj>
+      </w:sdtPr>
+      <w:sdtEndPr>
+        <w:rPr>
+          <w:rFonts w:asciiTheme="minorHAnsi" w:eastAsiaTheme="minorHAnsi" w:hAnsiTheme="minorHAnsi" w:cstheme="minorBidi"/>
+          <w:b/>
+          <w:bCs/>
+          <w:color w:val="auto"/>
+          <w:kern w:val="2"/>
+          <w:sz w:val="24"/>
+          <w:szCs w:val="24"/>
+          <w:lang w:eastAsia="en-US"/>
+          <w14:ligatures w14:val="standardContextual"/>
+        </w:rPr>
+      </w:sdtEndPr>
+      <w:sdtContent>
+        <w:p>
+          <w:pPr>
+            <w:pStyle w:val="TtuloTDC"/>
+            <w:spacing w:line="360" w:lineRule="auto"/>
+            <w:jc w:val="both"/>
+          </w:pPr>
+          <w:r>
+            <w:t>Contenido</w:t>
+          </w:r>
+        </w:p>
+        <w:p>
+          <w:pPr>
+            <w:pStyle w:val="TDC1"/>
+            <w:tabs>
+              <w:tab w:val="right" w:leader="dot" w:pos="8828"/>
+            </w:tabs>
+            <w:spacing w:line="360" w:lineRule="auto"/>
+            <w:jc w:val="both"/>
+            <w:rPr>
+              <w:rFonts w:eastAsiaTheme="minorEastAsia"/>
+              <w:noProof/>
+              <w:lang w:eastAsia="es-MX"/>
+            </w:rPr>
+          </w:pPr>
+          <w:r>
+            <w:fldChar w:fldCharType="begin"/>
+          </w:r>
+          <w:r>
+            <w:instrText xml:space="preserve"> TOC \o "1-3" \h \z \u </w:instrText>
+          </w:r>
+          <w:r>
+            <w:fldChar w:fldCharType="separate"/>
+          </w:r>
+          <w:hyperlink w:anchor="_Toc228822562" w:history="1">
+            <w:r>
+              <w:rPr>
+                <w:rStyle w:val="Hipervnculo"/>
+                <w:noProof/>
+              </w:rPr>
+              <w:t>Introducción</w:t>
+            </w:r>
+            <w:r>
+              <w:rPr>
+                <w:noProof/>
+                <w:webHidden/>
+              </w:rPr>
+              <w:tab/>
+            </w:r>
+            <w:r>
+              <w:rPr>
+                <w:noProof/>
+                <w:webHidden/>
+              </w:rPr>
+              <w:fldChar w:fldCharType="begin"/>
+            </w:r>
+            <w:r>
+              <w:rPr>
+                <w:noProof/>
+                <w:webHidden/>
+              </w:rPr>
+              <w:instrText xml:space="preserve"> PAGEREF _Toc228822562 \h </w:instrText>
+            </w:r>
+            <w:r>
+              <w:rPr>
+                <w:noProof/>
+                <w:webHidden/>
+              </w:rPr>
+            </w:r>
+            <w:r>
+              <w:rPr>
+                <w:noProof/>
+                <w:webHidden/>
+              </w:rPr>
+              <w:fldChar w:fldCharType="separate"/>
+            </w:r>
+            <w:r>
+              <w:rPr>
+                <w:noProof/>
+                <w:webHidden/>
+              </w:rPr>
+              <w:t>3</w:t>
+            </w:r>
+            <w:r>
+              <w:rPr>
+                <w:noProof/>
+                <w:webHidden/>
+              </w:rPr>
+              <w:fldChar w:fldCharType="end"/>
+            </w:r>
+          </w:hyperlink>
+        </w:p>
+        <w:p>
+          <w:pPr>
+            <w:pStyle w:val="TDC1"/>
+            <w:tabs>
+              <w:tab w:val="right" w:leader="dot" w:pos="8828"/>
+            </w:tabs>
+            <w:spacing w:line="360" w:lineRule="auto"/>
+            <w:jc w:val="both"/>
+            <w:rPr>
+              <w:rFonts w:eastAsiaTheme="minorEastAsia"/>
+              <w:noProof/>
+              <w:lang w:eastAsia="es-MX"/>
+            </w:rPr>
+          </w:pPr>
+          <w:hyperlink w:anchor="_Toc228822563" w:history="1">
+            <w:r>
+              <w:rPr>
+                <w:rStyle w:val="Hipervnculo"/>
+                <w:noProof/>
+              </w:rPr>
+              <w:t>Objetivo general</w:t>
+            </w:r>
+            <w:r>
+              <w:rPr>
+                <w:noProof/>
+                <w:webHidden/>
+              </w:rPr>
+              <w:tab/>
+            </w:r>
+            <w:r>
+              <w:rPr>
+                <w:noProof/>
+                <w:webHidden/>
+              </w:rPr>
+              <w:fldChar w:fldCharType="begin"/>
+            </w:r>
+            <w:r>
+              <w:rPr>
+                <w:noProof/>
+                <w:webHidden/>
+              </w:rPr>
+              <w:instrText xml:space="preserve"> PAGEREF _Toc228822563 \h </w:instrText>
+            </w:r>
+            <w:r>
+              <w:rPr>
+                <w:noProof/>
+                <w:webHidden/>
+              </w:rPr>
+            </w:r>
+            <w:r>
+              <w:rPr>
+                <w:noProof/>
+                <w:webHidden/>
+              </w:rPr>
+              <w:fldChar w:fldCharType="separate"/>
+            </w:r>
+            <w:r>
+              <w:rPr>
+                <w:noProof/>
+                <w:webHidden/>
+              </w:rPr>
+              <w:t>4</w:t>
+            </w:r>
+            <w:r>
+              <w:rPr>
+                <w:noProof/>
+                <w:webHidden/>
+              </w:rPr>
+              <w:fldChar w:fldCharType="end"/>
+            </w:r>
+          </w:hyperlink>
+        </w:p>
+        <w:p>
+          <w:pPr>
+            <w:pStyle w:val="TDC1"/>
+            <w:tabs>
+              <w:tab w:val="right" w:leader="dot" w:pos="8828"/>
+            </w:tabs>
+            <w:spacing w:line="360" w:lineRule="auto"/>
+            <w:jc w:val="both"/>
+            <w:rPr>
+              <w:rFonts w:eastAsiaTheme="minorEastAsia"/>
+              <w:noProof/>
+              <w:lang w:eastAsia="es-MX"/>
+            </w:rPr>
+          </w:pPr>
+          <w:hyperlink w:anchor="_Toc228822564" w:history="1">
+            <w:r>
+              <w:rPr>
+                <w:rStyle w:val="Hipervnculo"/>
+                <w:noProof/>
+              </w:rPr>
+              <w:t>Objetivos específicos</w:t>
+            </w:r>
+            <w:r>
+              <w:rPr>
+                <w:noProof/>
+                <w:webHidden/>
+              </w:rPr>
+              <w:tab/>
+            </w:r>
+            <w:r>
+              <w:rPr>
+                <w:noProof/>
+                <w:webHidden/>
+              </w:rPr>
+              <w:fldChar w:fldCharType="begin"/>
+            </w:r>
+            <w:r>
+              <w:rPr>
+                <w:noProof/>
+                <w:webHidden/>
+              </w:rPr>
+              <w:instrText xml:space="preserve"> PAGEREF _Toc228822564 \h </w:instrText>
+            </w:r>
+            <w:r>
+              <w:rPr>
+                <w:noProof/>
+                <w:webHidden/>
+              </w:rPr>
+            </w:r>
+            <w:r>
+              <w:rPr>
+                <w:noProof/>
+                <w:webHidden/>
+              </w:rPr>
+              <w:fldChar w:fldCharType="separate"/>
+            </w:r>
+            <w:r>
+              <w:rPr>
+                <w:noProof/>
+                <w:webHidden/>
+              </w:rPr>
+              <w:t>4</w:t>
+            </w:r>
+            <w:r>
+              <w:rPr>
+                <w:noProof/>
+                <w:webHidden/>
+              </w:rPr>
+              <w:fldChar w:fldCharType="end"/>
+            </w:r>
+          </w:hyperlink>
+        </w:p>
+        <w:p>
+          <w:pPr>
+            <w:pStyle w:val="TDC1"/>
+            <w:tabs>
+              <w:tab w:val="right" w:leader="dot" w:pos="8828"/>
+            </w:tabs>
+            <w:spacing w:line="360" w:lineRule="auto"/>
+            <w:jc w:val="both"/>
+            <w:rPr>
+              <w:rFonts w:eastAsiaTheme="minorEastAsia"/>
+              <w:noProof/>
+              <w:lang w:eastAsia="es-MX"/>
+            </w:rPr>
+          </w:pPr>
+          <w:hyperlink w:anchor="_Toc228822565" w:history="1">
+            <w:r>
+              <w:rPr>
+                <w:rStyle w:val="Hipervnculo"/>
+                <w:noProof/>
+              </w:rPr>
+              <w:t>Marco conceptual</w:t>
+            </w:r>
+            <w:r>
+              <w:rPr>
+                <w:noProof/>
+                <w:webHidden/>
+              </w:rPr>
+              <w:tab/>
+            </w:r>
+            <w:r>
+              <w:rPr>
+                <w:noProof/>
+                <w:webHidden/>
+              </w:rPr>
+              <w:fldChar w:fldCharType="begin"/>
+            </w:r>
+            <w:r>
+              <w:rPr>
+                <w:noProof/>
+                <w:webHidden/>
+              </w:rPr>
+              <w:instrText xml:space="preserve"> PAGEREF _Toc228822565 \h </w:instrText>
+            </w:r>
+            <w:r>
+              <w:rPr>
+                <w:noProof/>
+                <w:webHidden/>
+              </w:rPr>
+            </w:r>
+            <w:r>
+              <w:rPr>
+                <w:noProof/>
+                <w:webHidden/>
+              </w:rPr>
+              <w:fldChar w:fldCharType="separate"/>
+            </w:r>
+            <w:r>
+              <w:rPr>
+                <w:noProof/>
+                <w:webHidden/>
+              </w:rPr>
+              <w:t>5</w:t>
+            </w:r>
+            <w:r>
+              <w:rPr>
+                <w:noProof/>
+                <w:webHidden/>
+              </w:rPr>
+              <w:fldChar w:fldCharType="end"/>
+            </w:r>
+          </w:hyperlink>
+        </w:p>
+        <w:p>
+          <w:pPr>
+            <w:pStyle w:val="TDC1"/>
+            <w:tabs>
+              <w:tab w:val="right" w:leader="dot" w:pos="8828"/>
+            </w:tabs>
+            <w:spacing w:line="360" w:lineRule="auto"/>
+            <w:jc w:val="both"/>
+            <w:rPr>
+              <w:rFonts w:eastAsiaTheme="minorEastAsia"/>
+              <w:noProof/>
+              <w:lang w:eastAsia="es-MX"/>
+            </w:rPr>
+          </w:pPr>
+          <w:hyperlink w:anchor="_Toc228822566" w:history="1">
+            <w:r>
+              <w:rPr>
+                <w:rStyle w:val="Hipervnculo"/>
+                <w:noProof/>
+              </w:rPr>
+              <w:t>Metodología</w:t>
+            </w:r>
+            <w:r>
+              <w:rPr>
+                <w:noProof/>
+                <w:webHidden/>
+              </w:rPr>
+              <w:tab/>
+            </w:r>
+            <w:r>
+              <w:rPr>
+                <w:noProof/>
+                <w:webHidden/>
+              </w:rPr>
+              <w:fldChar w:fldCharType="begin"/>
+            </w:r>
+            <w:r>
+              <w:rPr>
+                <w:noProof/>
+                <w:webHidden/>
+              </w:rPr>
+              <w:instrText xml:space="preserve"> PAGEREF _Toc228822566 \h </w:instrText>
+            </w:r>
+            <w:r>
+              <w:rPr>
+                <w:noProof/>
+                <w:webHidden/>
+              </w:rPr>
+            </w:r>
+            <w:r>
+              <w:rPr>
+                <w:noProof/>
+                <w:webHidden/>
+              </w:rPr>
+              <w:fldChar w:fldCharType="separate"/>
+            </w:r>
+            <w:r>
+              <w:rPr>
+                <w:noProof/>
+                <w:webHidden/>
+              </w:rPr>
+              <w:t>7</w:t>
+            </w:r>
+            <w:r>
+              <w:rPr>
+                <w:noProof/>
+                <w:webHidden/>
+              </w:rPr>
+              <w:fldChar w:fldCharType="end"/>
+            </w:r>
+          </w:hyperlink>
+        </w:p>
+        <w:p>
+          <w:pPr>
+            <w:pStyle w:val="TDC1"/>
+            <w:tabs>
+              <w:tab w:val="right" w:leader="dot" w:pos="8828"/>
+            </w:tabs>
+            <w:spacing w:line="360" w:lineRule="auto"/>
+            <w:jc w:val="both"/>
+            <w:rPr>
+              <w:rFonts w:eastAsiaTheme="minorEastAsia"/>
+              <w:noProof/>
+              <w:lang w:eastAsia="es-MX"/>
+            </w:rPr>
+          </w:pPr>
+          <w:hyperlink w:anchor="_Toc228822567" w:history="1">
+            <w:r>
+              <w:rPr>
+                <w:rStyle w:val="Hipervnculo"/>
+                <w:noProof/>
+              </w:rPr>
+              <w:t>Desarrollo</w:t>
+            </w:r>
+            <w:r>
+              <w:rPr>
+                <w:noProof/>
+                <w:webHidden/>
+              </w:rPr>
+              <w:tab/>
+            </w:r>
+            <w:r>
+              <w:rPr>
+                <w:noProof/>
+                <w:webHidden/>
+              </w:rPr>
+              <w:fldChar w:fldCharType="begin"/>
+            </w:r>
+            <w:r>
+              <w:rPr>
+                <w:noProof/>
+                <w:webHidden/>
+              </w:rPr>
+              <w:instrText xml:space="preserve"> PAGEREF _Toc228822567 \h </w:instrText>
+            </w:r>
+            <w:r>
+              <w:rPr>
+                <w:noProof/>
+                <w:webHidden/>
+              </w:rPr>
+            </w:r>
+            <w:r>
+              <w:rPr>
+                <w:noProof/>
+                <w:webHidden/>
+              </w:rPr>
+              <w:fldChar w:fldCharType="separate"/>
+            </w:r>
+            <w:r>
+              <w:rPr>
+                <w:noProof/>
+                <w:webHidden/>
+              </w:rPr>
+              <w:t>9</w:t>
+            </w:r>
+            <w:r>
+              <w:rPr>
+                <w:noProof/>
+                <w:webHidden/>
+              </w:rPr>
+              <w:fldChar w:fldCharType="end"/>
+            </w:r>
+          </w:hyperlink>
+        </w:p>
+        <w:p>
+          <w:pPr>
+            <w:pStyle w:val="TDC2"/>
+            <w:tabs>
+              <w:tab w:val="right" w:leader="dot" w:pos="8828"/>
+            </w:tabs>
+            <w:spacing w:line="360" w:lineRule="auto"/>
+            <w:jc w:val="both"/>
+            <w:rPr>
+              <w:rFonts w:eastAsiaTheme="minorEastAsia"/>
+              <w:noProof/>
+              <w:lang w:eastAsia="es-MX"/>
+            </w:rPr>
+          </w:pPr>
+          <w:hyperlink w:anchor="_Toc228822568" w:history="1">
+            <w:r>
+              <w:rPr>
+                <w:rStyle w:val="Hipervnculo"/>
+                <w:noProof/>
+              </w:rPr>
+              <w:t>Dataset y estructura de carpetas</w:t>
+            </w:r>
+            <w:r>
+              <w:rPr>
+                <w:noProof/>
+                <w:webHidden/>
+              </w:rPr>
+              <w:tab/>
+            </w:r>
+            <w:r>
+              <w:rPr>
+                <w:noProof/>
+                <w:webHidden/>
+              </w:rPr>
+              <w:fldChar w:fldCharType="begin"/>
+            </w:r>
+            <w:r>
+              <w:rPr>
+                <w:noProof/>
+                <w:webHidden/>
+              </w:rPr>
+              <w:instrText xml:space="preserve"> PAGEREF _Toc228822568 \h </w:instrText>
+            </w:r>
+            <w:r>
+              <w:rPr>
+                <w:noProof/>
+                <w:webHidden/>
+              </w:rPr>
+            </w:r>
+            <w:r>
+              <w:rPr>
+                <w:noProof/>
+                <w:webHidden/>
+              </w:rPr>
+              <w:fldChar w:fldCharType="separate"/>
+            </w:r>
+            <w:r>
+              <w:rPr>
+                <w:noProof/>
+                <w:webHidden/>
+              </w:rPr>
+              <w:t>9</w:t>
+            </w:r>
+            <w:r>
+              <w:rPr>
+                <w:noProof/>
+                <w:webHidden/>
+              </w:rPr>
+              <w:fldChar w:fldCharType="end"/>
+            </w:r>
+          </w:hyperlink>
+        </w:p>
+        <w:p>
+          <w:pPr>
+            <w:pStyle w:val="TDC2"/>
+            <w:tabs>
+              <w:tab w:val="right" w:leader="dot" w:pos="8828"/>
+            </w:tabs>
+            <w:spacing w:line="360" w:lineRule="auto"/>
+            <w:jc w:val="both"/>
+            <w:rPr>
+              <w:rFonts w:eastAsiaTheme="minorEastAsia"/>
+              <w:noProof/>
+              <w:lang w:eastAsia="es-MX"/>
+            </w:rPr>
+          </w:pPr>
+          <w:hyperlink w:anchor="_Toc228822569" w:history="1">
+            <w:r>
+              <w:rPr>
+                <w:rStyle w:val="Hipervnculo"/>
+                <w:noProof/>
+              </w:rPr>
+              <w:t>Verificación de las imágenes</w:t>
+            </w:r>
+            <w:r>
+              <w:rPr>
+                <w:noProof/>
+                <w:webHidden/>
+              </w:rPr>
+              <w:tab/>
+            </w:r>
+            <w:r>
+              <w:rPr>
+                <w:noProof/>
+                <w:webHidden/>
+              </w:rPr>
+              <w:fldChar w:fldCharType="begin"/>
+            </w:r>
+            <w:r>
+              <w:rPr>
+                <w:noProof/>
+                <w:webHidden/>
+              </w:rPr>
+              <w:instrText xml:space="preserve"> PAGEREF _Toc228822569 \h </w:instrText>
+            </w:r>
+            <w:r>
+              <w:rPr>
+                <w:noProof/>
+                <w:webHidden/>
+              </w:rPr>
+            </w:r>
+            <w:r>
+              <w:rPr>
+                <w:noProof/>
+                <w:webHidden/>
+              </w:rPr>
+              <w:fldChar w:fldCharType="separate"/>
+            </w:r>
+            <w:r>
+              <w:rPr>
+                <w:noProof/>
+                <w:webHidden/>
+              </w:rPr>
+              <w:t>10</w:t>
+            </w:r>
+            <w:r>
+              <w:rPr>
+                <w:noProof/>
+                <w:webHidden/>
+              </w:rPr>
+              <w:fldChar w:fldCharType="end"/>
+            </w:r>
+          </w:hyperlink>
+        </w:p>
+        <w:p>
+          <w:pPr>
+            <w:pStyle w:val="TDC2"/>
+            <w:tabs>
+              <w:tab w:val="right" w:leader="dot" w:pos="8828"/>
+            </w:tabs>
+            <w:spacing w:line="360" w:lineRule="auto"/>
+            <w:jc w:val="both"/>
+            <w:rPr>
+              <w:rFonts w:eastAsiaTheme="minorEastAsia"/>
+              <w:noProof/>
+              <w:lang w:eastAsia="es-MX"/>
+            </w:rPr>
+          </w:pPr>
+          <w:hyperlink w:anchor="_Toc228822570" w:history="1">
+            <w:r>
+              <w:rPr>
+                <w:rStyle w:val="Hipervnculo"/>
+                <w:noProof/>
+              </w:rPr>
+              <w:t>Preprocesamiento</w:t>
+            </w:r>
+            <w:r>
+              <w:rPr>
+                <w:noProof/>
+                <w:webHidden/>
+              </w:rPr>
+              <w:tab/>
+            </w:r>
+            <w:r>
+              <w:rPr>
+                <w:noProof/>
+                <w:webHidden/>
+              </w:rPr>
+              <w:fldChar w:fldCharType="begin"/>
+            </w:r>
+            <w:r>
+              <w:rPr>
+                <w:noProof/>
+                <w:webHidden/>
+              </w:rPr>
+              <w:instrText xml:space="preserve"> PAGEREF _Toc228822570 \h </w:instrText>
+            </w:r>
+            <w:r>
+              <w:rPr>
+                <w:noProof/>
+                <w:webHidden/>
+              </w:rPr>
+            </w:r>
+            <w:r>
+              <w:rPr>
+                <w:noProof/>
+                <w:webHidden/>
+              </w:rPr>
+              <w:fldChar w:fldCharType="separate"/>
+            </w:r>
+            <w:r>
+              <w:rPr>
+                <w:noProof/>
+                <w:webHidden/>
+              </w:rPr>
+              <w:t>10</w:t>
+            </w:r>
+            <w:r>
+              <w:rPr>
+                <w:noProof/>
+                <w:webHidden/>
+              </w:rPr>
+              <w:fldChar w:fldCharType="end"/>
+            </w:r>
+          </w:hyperlink>
+        </w:p>
+        <w:p>
+          <w:pPr>
+            <w:pStyle w:val="TDC3"/>
+            <w:tabs>
+              <w:tab w:val="right" w:leader="dot" w:pos="8828"/>
+            </w:tabs>
+            <w:spacing w:line="360" w:lineRule="auto"/>
+            <w:jc w:val="both"/>
+            <w:rPr>
+              <w:rFonts w:eastAsiaTheme="minorEastAsia"/>
+              <w:noProof/>
+              <w:lang w:eastAsia="es-MX"/>
+            </w:rPr>
+          </w:pPr>
+          <w:hyperlink w:anchor="_Toc228822571" w:history="1">
+            <w:r>
+              <w:rPr>
+                <w:rStyle w:val="Hipervnculo"/>
+                <w:noProof/>
+              </w:rPr>
+              <w:t>Reescalado de imágenes</w:t>
+            </w:r>
+            <w:r>
+              <w:rPr>
+                <w:noProof/>
+                <w:webHidden/>
+              </w:rPr>
+              <w:tab/>
+            </w:r>
+            <w:r>
+              <w:rPr>
+                <w:noProof/>
+                <w:webHidden/>
+              </w:rPr>
+              <w:fldChar w:fldCharType="begin"/>
+            </w:r>
+            <w:r>
+              <w:rPr>
+                <w:noProof/>
+                <w:webHidden/>
+              </w:rPr>
+              <w:instrText xml:space="preserve"> PAGEREF _Toc228822571 \h </w:instrText>
+            </w:r>
+            <w:r>
+              <w:rPr>
+                <w:noProof/>
+                <w:webHidden/>
+              </w:rPr>
+            </w:r>
+            <w:r>
+              <w:rPr>
+                <w:noProof/>
+                <w:webHidden/>
+              </w:rPr>
+              <w:fldChar w:fldCharType="separate"/>
+            </w:r>
+            <w:r>
+              <w:rPr>
+                <w:noProof/>
+                <w:webHidden/>
+              </w:rPr>
+              <w:t>11</w:t>
+            </w:r>
+            <w:r>
+              <w:rPr>
+                <w:noProof/>
+                <w:webHidden/>
+              </w:rPr>
+              <w:fldChar w:fldCharType="end"/>
+            </w:r>
+          </w:hyperlink>
+        </w:p>
+        <w:p>
+          <w:pPr>
+            <w:pStyle w:val="TDC3"/>
+            <w:tabs>
+              <w:tab w:val="right" w:leader="dot" w:pos="8828"/>
+            </w:tabs>
+            <w:spacing w:line="360" w:lineRule="auto"/>
+            <w:jc w:val="both"/>
+            <w:rPr>
+              <w:rFonts w:eastAsiaTheme="minorEastAsia"/>
+              <w:noProof/>
+              <w:lang w:eastAsia="es-MX"/>
+            </w:rPr>
+          </w:pPr>
+          <w:hyperlink w:anchor="_Toc228822572" w:history="1">
+            <w:r>
+              <w:rPr>
+                <w:rStyle w:val="Hipervnculo"/>
+                <w:noProof/>
+              </w:rPr>
+              <w:t>Conversión a escala de grises</w:t>
+            </w:r>
+            <w:r>
+              <w:rPr>
+                <w:noProof/>
+                <w:webHidden/>
+              </w:rPr>
+              <w:tab/>
+            </w:r>
+            <w:r>
+              <w:rPr>
+                <w:noProof/>
+                <w:webHidden/>
+              </w:rPr>
+              <w:fldChar w:fldCharType="begin"/>
+            </w:r>
+            <w:r>
+              <w:rPr>
+                <w:noProof/>
+                <w:webHidden/>
+              </w:rPr>
+              <w:instrText xml:space="preserve"> PAGEREF _Toc228822572 \h </w:instrText>
+            </w:r>
+            <w:r>
+              <w:rPr>
+                <w:noProof/>
+                <w:webHidden/>
+              </w:rPr>
+            </w:r>
+            <w:r>
+              <w:rPr>
+                <w:noProof/>
+                <w:webHidden/>
+              </w:rPr>
+              <w:fldChar w:fldCharType="separate"/>
+            </w:r>
+            <w:r>
+              <w:rPr>
+                <w:noProof/>
+                <w:webHidden/>
+              </w:rPr>
+              <w:t>11</w:t>
+            </w:r>
+            <w:r>
+              <w:rPr>
+                <w:noProof/>
+                <w:webHidden/>
+              </w:rPr>
+              <w:fldChar w:fldCharType="end"/>
+            </w:r>
+          </w:hyperlink>
+        </w:p>
+        <w:p>
+          <w:pPr>
+            <w:pStyle w:val="TDC3"/>
+            <w:tabs>
+              <w:tab w:val="right" w:leader="dot" w:pos="8828"/>
+            </w:tabs>
+            <w:spacing w:line="360" w:lineRule="auto"/>
+            <w:jc w:val="both"/>
+            <w:rPr>
+              <w:rFonts w:eastAsiaTheme="minorEastAsia"/>
+              <w:noProof/>
+              <w:lang w:eastAsia="es-MX"/>
+            </w:rPr>
+          </w:pPr>
+          <w:hyperlink w:anchor="_Toc228822573" w:history="1">
+            <w:r>
+              <w:rPr>
+                <w:rStyle w:val="Hipervnculo"/>
+                <w:noProof/>
+              </w:rPr>
+              <w:t>Binarización de imágenes</w:t>
+            </w:r>
+            <w:r>
+              <w:rPr>
+                <w:noProof/>
+                <w:webHidden/>
+              </w:rPr>
+              <w:tab/>
+            </w:r>
+            <w:r>
+              <w:rPr>
+                <w:noProof/>
+                <w:webHidden/>
+              </w:rPr>
+              <w:fldChar w:fldCharType="begin"/>
+            </w:r>
+            <w:r>
+              <w:rPr>
+                <w:noProof/>
+                <w:webHidden/>
+              </w:rPr>
+              <w:instrText xml:space="preserve"> PAGEREF _Toc228822573 \h </w:instrText>
+            </w:r>
+            <w:r>
+              <w:rPr>
+                <w:noProof/>
+                <w:webHidden/>
+              </w:rPr>
+            </w:r>
+            <w:r>
+              <w:rPr>
+                <w:noProof/>
+                <w:webHidden/>
+              </w:rPr>
+              <w:fldChar w:fldCharType="separate"/>
+            </w:r>
+            <w:r>
+              <w:rPr>
+                <w:noProof/>
+                <w:webHidden/>
+              </w:rPr>
+              <w:t>12</w:t>
+            </w:r>
+            <w:r>
+              <w:rPr>
+                <w:noProof/>
+                <w:webHidden/>
+              </w:rPr>
+              <w:fldChar w:fldCharType="end"/>
+            </w:r>
+          </w:hyperlink>
+        </w:p>
+        <w:p>
+          <w:pPr>
+            <w:pStyle w:val="TDC1"/>
+            <w:tabs>
+              <w:tab w:val="right" w:leader="dot" w:pos="8828"/>
+            </w:tabs>
+            <w:spacing w:line="360" w:lineRule="auto"/>
+            <w:jc w:val="both"/>
+            <w:rPr>
+              <w:rFonts w:eastAsiaTheme="minorEastAsia"/>
+              <w:noProof/>
+              <w:lang w:eastAsia="es-MX"/>
+            </w:rPr>
+          </w:pPr>
+          <w:hyperlink w:anchor="_Toc228822574" w:history="1">
+            <w:r>
+              <w:rPr>
+                <w:rStyle w:val="Hipervnculo"/>
+                <w:noProof/>
+              </w:rPr>
+              <w:t>Resultados</w:t>
+            </w:r>
+            <w:r>
+              <w:rPr>
+                <w:noProof/>
+                <w:webHidden/>
+              </w:rPr>
+              <w:tab/>
+            </w:r>
+            <w:r>
+              <w:rPr>
+                <w:noProof/>
+                <w:webHidden/>
+              </w:rPr>
+              <w:fldChar w:fldCharType="begin"/>
+            </w:r>
+            <w:r>
+              <w:rPr>
+                <w:noProof/>
+                <w:webHidden/>
+              </w:rPr>
+              <w:instrText xml:space="preserve"> PAGEREF _Toc228822574 \h </w:instrText>
+            </w:r>
+            <w:r>
+              <w:rPr>
+                <w:noProof/>
+                <w:webHidden/>
+              </w:rPr>
+            </w:r>
+            <w:r>
+              <w:rPr>
+                <w:noProof/>
+                <w:webHidden/>
+              </w:rPr>
+              <w:fldChar w:fldCharType="separate"/>
+            </w:r>
+            <w:r>
+              <w:rPr>
+                <w:noProof/>
+                <w:webHidden/>
+              </w:rPr>
+              <w:t>15</w:t>
+            </w:r>
+            <w:r>
+              <w:rPr>
+                <w:noProof/>
+                <w:webHidden/>
+              </w:rPr>
+              <w:fldChar w:fldCharType="end"/>
+            </w:r>
+          </w:hyperlink>
+        </w:p>
+        <w:p>
+          <w:pPr>
+            <w:pStyle w:val="TDC1"/>
+            <w:tabs>
+              <w:tab w:val="right" w:leader="dot" w:pos="8828"/>
+            </w:tabs>
+            <w:spacing w:line="360" w:lineRule="auto"/>
+            <w:jc w:val="both"/>
+            <w:rPr>
+              <w:rFonts w:eastAsiaTheme="minorEastAsia"/>
+              <w:noProof/>
+              <w:lang w:eastAsia="es-MX"/>
+            </w:rPr>
+          </w:pPr>
+          <w:hyperlink w:anchor="_Toc228822575" w:history="1">
+            <w:r>
+              <w:rPr>
+                <w:rStyle w:val="Hipervnculo"/>
+                <w:noProof/>
+              </w:rPr>
+              <w:t>Conclusiones</w:t>
+            </w:r>
+            <w:r>
+              <w:rPr>
+                <w:noProof/>
+                <w:webHidden/>
+              </w:rPr>
+              <w:tab/>
+            </w:r>
+            <w:r>
+              <w:rPr>
+                <w:noProof/>
+                <w:webHidden/>
+              </w:rPr>
+              <w:fldChar w:fldCharType="begin"/>
+            </w:r>
+            <w:r>
+              <w:rPr>
+                <w:noProof/>
+                <w:webHidden/>
+              </w:rPr>
+              <w:instrText xml:space="preserve"> PAGEREF _Toc228822575 \h </w:instrText>
+            </w:r>
+            <w:r>
+              <w:rPr>
+                <w:noProof/>
+                <w:webHidden/>
+              </w:rPr>
+            </w:r>
+            <w:r>
+              <w:rPr>
+                <w:noProof/>
+                <w:webHidden/>
+              </w:rPr>
+              <w:fldChar w:fldCharType="separate"/>
+            </w:r>
+            <w:r>
+              <w:rPr>
+                <w:noProof/>
+                <w:webHidden/>
+              </w:rPr>
+              <w:t>16</w:t>
+            </w:r>
+            <w:r>
+              <w:rPr>
+                <w:noProof/>
+                <w:webHidden/>
+              </w:rPr>
+              <w:fldChar w:fldCharType="end"/>
+            </w:r>
+          </w:hyperlink>
+        </w:p>
+        <w:p>
+          <w:pPr>
+            <w:pStyle w:val="TDC1"/>
+            <w:tabs>
+              <w:tab w:val="right" w:leader="dot" w:pos="8828"/>
+            </w:tabs>
+            <w:spacing w:line="360" w:lineRule="auto"/>
+            <w:jc w:val="both"/>
+            <w:rPr>
+              <w:rFonts w:eastAsiaTheme="minorEastAsia"/>
+              <w:noProof/>
+              <w:lang w:eastAsia="es-MX"/>
+            </w:rPr>
+          </w:pPr>
+          <w:hyperlink w:anchor="_Toc228822576" w:history="1">
+            <w:r>
+              <w:rPr>
+                <w:rStyle w:val="Hipervnculo"/>
+                <w:noProof/>
+              </w:rPr>
+              <w:t>Bibliografía</w:t>
+            </w:r>
+            <w:r>
+              <w:rPr>
+                <w:noProof/>
+                <w:webHidden/>
+              </w:rPr>
+              <w:tab/>
+            </w:r>
+            <w:r>
+              <w:rPr>
+                <w:noProof/>
+                <w:webHidden/>
+              </w:rPr>
+              <w:fldChar w:fldCharType="begin"/>
+            </w:r>
+            <w:r>
+              <w:rPr>
+                <w:noProof/>
+                <w:webHidden/>
+              </w:rPr>
+              <w:instrText xml:space="preserve"> PAGEREF _Toc228822576 \h </w:instrText>
+            </w:r>
+            <w:r>
+              <w:rPr>
+                <w:noProof/>
+                <w:webHidden/>
+              </w:rPr>
+            </w:r>
+            <w:r>
+              <w:rPr>
+                <w:noProof/>
+                <w:webHidden/>
+              </w:rPr>
+              <w:fldChar w:fldCharType="separate"/>
+            </w:r>
+            <w:r>
+              <w:rPr>
+                <w:noProof/>
+                <w:webHidden/>
+              </w:rPr>
+              <w:t>17</w:t>
+            </w:r>
+            <w:r>
+              <w:rPr>
+                <w:noProof/>
+                <w:webHidden/>
+              </w:rPr>
+              <w:fldChar w:fldCharType="end"/>
+            </w:r>
+          </w:hyperlink>
+        </w:p>
+        <w:p>
+          <w:pPr>
+            <w:spacing w:line="360" w:lineRule="auto"/>
+            <w:jc w:val="both"/>
+          </w:pPr>
+          <w:r>
+            <w:rPr>
+              <w:b/>
+              <w:bCs/>
+            </w:rPr>
+            <w:fldChar w:fldCharType="end"/>
+          </w:r>
+        </w:p>
+      </w:sdtContent>
+    </w:sdt>
+    <w:p>
+      <w:pPr>
+        <w:spacing w:line="360" w:lineRule="auto"/>
+        <w:jc w:val="both"/>
+        <w:rPr>
+          <w:rFonts w:asciiTheme="majorHAnsi" w:eastAsiaTheme="majorEastAsia" w:hAnsiTheme="majorHAnsi" w:cstheme="majorBidi"/>
+          <w:color w:val="0F4761" w:themeColor="accent1" w:themeShade="BF"/>
+          <w:sz w:val="40"/>
+          <w:szCs w:val="40"/>
+        </w:rPr>
+      </w:pPr>
+      <w:r>
+        <w:br w:type="page"/>
+      </w:r>
+    </w:p>
+    <w:p>
+      <w:pPr>
         <w:pStyle w:val="Ttulo1"/>
         <w:spacing w:line="360" w:lineRule="auto"/>
         <w:jc w:val="both"/>
       </w:pPr>
-      <w:r>
+      <w:bookmarkStart w:id="0" w:name="_Toc228822562"/>
+      <w:r>
+        <w:lastRenderedPageBreak/>
         <w:t>Introducción</w:t>
       </w:r>
-    </w:p>
-    <w:p>
-      <w:pPr>
-        <w:spacing w:line="360" w:lineRule="auto"/>
-        <w:jc w:val="both"/>
-      </w:pPr>
-      <w:r>
-        <w:t>Recientemente</w:t>
-      </w:r>
-      <w:r>
-        <w:t xml:space="preserve"> la Inteligencia Artificial ha tenido un crecimiento significativo en múltiples áreas, especialmente en el reconocimiento de patrones y visión por computadora. </w:t>
-      </w:r>
-      <w:r>
-        <w:t xml:space="preserve">Dentro de </w:t>
-      </w:r>
-      <w:r>
-        <w:t xml:space="preserve">sus aplicaciones más comunes </w:t>
-      </w:r>
-      <w:r>
-        <w:t>se encuentran l</w:t>
-      </w:r>
-      <w:r>
-        <w:t xml:space="preserve">a clasificación automática de imágenes, permitiendo identificar objetos, animales, personas o escenarios mediante algoritmos </w:t>
-      </w:r>
-      <w:r>
-        <w:t>usando una gran cantidad de</w:t>
-      </w:r>
-      <w:r>
-        <w:t xml:space="preserve"> datos. Dentro de este campo, el reconocimiento de </w:t>
-      </w:r>
-      <w:r>
-        <w:t>animales</w:t>
-      </w:r>
-      <w:r>
-        <w:t xml:space="preserve"> como perros y gatos representa un problema interesante debido a la diversidad de formas, tamaños, colores y características físicas existentes entre especies</w:t>
-      </w:r>
-      <w:r>
-        <w:t xml:space="preserve">, </w:t>
-      </w:r>
-      <w:r>
-        <w:t>razas</w:t>
-      </w:r>
-      <w:r>
-        <w:t xml:space="preserve"> e incluso entre los propios individuos de estas</w:t>
-      </w:r>
-      <w:r>
-        <w:t>.</w:t>
+      <w:bookmarkEnd w:id="0"/>
+    </w:p>
+    <w:p>
+      <w:pPr>
+        <w:spacing w:line="360" w:lineRule="auto"/>
+        <w:jc w:val="both"/>
+      </w:pPr>
+      <w:r>
+        <w:t>Recientemente la Inteligencia Artificial ha tenido un crecimiento significativo en múltiples áreas, especialmente en el reconocimiento de patrones y visión por computadora. Dentro de sus aplicaciones más comunes se encuentran la clasificación automática de imágenes, permitiendo identificar objetos, animales, personas o escenarios mediante algoritmos usando una gran cantidad de datos. Dentro de este campo, el reconocimiento de animales como perros y gatos representa un problema interesante debido a la diversidad de formas, tamaños, colores y características físicas existentes entre especies, razas e incluso entre los propios individuos de estas.</w:t>
       </w:r>
     </w:p>
     <w:p>
@@ -93,10 +1217,12 @@
         <w:spacing w:line="360" w:lineRule="auto"/>
         <w:jc w:val="both"/>
       </w:pPr>
+      <w:bookmarkStart w:id="1" w:name="_Toc228822563"/>
       <w:r>
         <w:lastRenderedPageBreak/>
         <w:t>Objetivo general</w:t>
       </w:r>
+      <w:bookmarkEnd w:id="1"/>
     </w:p>
     <w:p>
       <w:pPr>
@@ -119,9 +1245,11 @@
         <w:spacing w:line="360" w:lineRule="auto"/>
         <w:jc w:val="both"/>
       </w:pPr>
+      <w:bookmarkStart w:id="2" w:name="_Toc228822564"/>
       <w:r>
         <w:t>Objetivos específicos</w:t>
       </w:r>
+      <w:bookmarkEnd w:id="2"/>
     </w:p>
     <w:p>
       <w:pPr>
@@ -250,10 +1378,12 @@
         <w:spacing w:line="360" w:lineRule="auto"/>
         <w:jc w:val="both"/>
       </w:pPr>
+      <w:bookmarkStart w:id="3" w:name="_Toc228822565"/>
       <w:r>
         <w:lastRenderedPageBreak/>
         <w:t>Marco conceptual</w:t>
       </w:r>
+      <w:bookmarkEnd w:id="3"/>
     </w:p>
     <w:p>
       <w:pPr>
@@ -452,10 +1582,7 @@
         <w:t>Método de Roberts</w:t>
       </w:r>
       <w:r>
-        <w:t xml:space="preserve">. </w:t>
-      </w:r>
-      <w:r>
-        <w:t>Utiliza operadores diagonales para detectar cambios bruscos de intensidad.</w:t>
+        <w:t>. Utiliza operadores diagonales para detectar cambios bruscos de intensidad.</w:t>
       </w:r>
     </w:p>
     <w:p>
@@ -469,13 +1596,7 @@
         <w:jc w:val="both"/>
       </w:pPr>
       <w:r>
-        <w:t>Método de Prewitt</w:t>
-      </w:r>
-      <w:r>
-        <w:t xml:space="preserve">. </w:t>
-      </w:r>
-      <w:r>
-        <w:t>Detecta bordes mediante derivadas horizontales y verticales.</w:t>
+        <w:t>Método de Prewitt. Detecta bordes mediante derivadas horizontales y verticales.</w:t>
       </w:r>
     </w:p>
     <w:p>
@@ -489,13 +1610,7 @@
         <w:jc w:val="both"/>
       </w:pPr>
       <w:r>
-        <w:t>Método de Sobel</w:t>
-      </w:r>
-      <w:r>
-        <w:t xml:space="preserve">. </w:t>
-      </w:r>
-      <w:r>
-        <w:t>Similar a Prewitt, pero da mayor peso a píxeles centrales.</w:t>
+        <w:t>Método de Sobel. Similar a Prewitt, pero da mayor peso a píxeles centrales.</w:t>
       </w:r>
     </w:p>
     <w:p>
@@ -509,13 +1624,7 @@
         <w:jc w:val="both"/>
       </w:pPr>
       <w:r>
-        <w:t>Método de Canny</w:t>
-      </w:r>
-      <w:r>
-        <w:t xml:space="preserve">. </w:t>
-      </w:r>
-      <w:r>
-        <w:t>Uno de los más precisos, ya que reduce ruido y detecta bordes definidos mediante múltiples etapas.</w:t>
+        <w:t>Método de Canny. Uno de los más precisos, ya que reduce ruido y detecta bordes definidos mediante múltiples etapas.</w:t>
       </w:r>
     </w:p>
     <w:p>
@@ -553,6 +1662,7 @@
           <w:bCs/>
         </w:rPr>
       </w:pPr>
+      <w:proofErr w:type="spellStart"/>
       <w:r>
         <w:rPr>
           <w:b/>
@@ -560,6 +1670,7 @@
         </w:rPr>
         <w:t>Dataset</w:t>
       </w:r>
+      <w:proofErr w:type="spellEnd"/>
     </w:p>
     <w:p>
       <w:pPr>
@@ -593,13 +1704,7 @@
         <w:jc w:val="both"/>
       </w:pPr>
       <w:r>
-        <w:t>Se utilizan para medir el rendimiento del modelo</w:t>
-      </w:r>
-      <w:r>
-        <w:t>, entre estas se encuentran</w:t>
-      </w:r>
-      <w:r>
-        <w:t>:</w:t>
+        <w:t>Se utilizan para medir el rendimiento del modelo, entre estas se encuentran:</w:t>
       </w:r>
     </w:p>
     <w:p>
@@ -627,7 +1732,15 @@
         <w:jc w:val="both"/>
       </w:pPr>
       <w:r>
-        <w:t>Exactitud (Accuracy): proporción total de aciertos.</w:t>
+        <w:t>Exactitud (</w:t>
+      </w:r>
+      <w:proofErr w:type="spellStart"/>
+      <w:r>
+        <w:t>Accuracy</w:t>
+      </w:r>
+      <w:proofErr w:type="spellEnd"/>
+      <w:r>
+        <w:t>): proporción total de aciertos.</w:t>
       </w:r>
     </w:p>
     <w:p>
@@ -659,10 +1772,12 @@
         <w:spacing w:line="360" w:lineRule="auto"/>
         <w:jc w:val="both"/>
       </w:pPr>
+      <w:bookmarkStart w:id="4" w:name="_Toc228822566"/>
       <w:r>
         <w:lastRenderedPageBreak/>
         <w:t>Metodología</w:t>
       </w:r>
+      <w:bookmarkEnd w:id="4"/>
     </w:p>
     <w:p>
       <w:pPr>
@@ -759,7 +1874,15 @@
         <w:jc w:val="both"/>
       </w:pPr>
       <w:r>
-        <w:t>Cada imagen fue redimensionada a un tamaño uniforme para facilitar su procesamiento. Posteriormente se convirtió a escala de grises y luego a formato binario mediante umbralización.</w:t>
+        <w:t xml:space="preserve">Cada imagen fue redimensionada a un tamaño uniforme para facilitar su procesamiento. Posteriormente se convirtió a escala de grises y luego a formato binario mediante </w:t>
+      </w:r>
+      <w:proofErr w:type="spellStart"/>
+      <w:r>
+        <w:t>umbralización</w:t>
+      </w:r>
+      <w:proofErr w:type="spellEnd"/>
+      <w:r>
+        <w:t>.</w:t>
       </w:r>
     </w:p>
     <w:p>
@@ -830,14 +1953,7 @@
           <w:b/>
           <w:bCs/>
         </w:rPr>
-        <w:t>Extracción de Característica</w:t>
-      </w:r>
-      <w:r>
-        <w:rPr>
-          <w:b/>
-          <w:bCs/>
-        </w:rPr>
-        <w:t>s</w:t>
+        <w:t>Extracción de Características</w:t>
       </w:r>
     </w:p>
     <w:p>
@@ -965,6 +2081,10 @@
       </w:r>
     </w:p>
     <w:p>
+      <w:pPr>
+        <w:spacing w:line="360" w:lineRule="auto"/>
+        <w:jc w:val="both"/>
+      </w:pPr>
       <w:r>
         <w:br w:type="page"/>
       </w:r>
@@ -972,14 +2092,1950 @@
     <w:p>
       <w:pPr>
         <w:pStyle w:val="Ttulo1"/>
-      </w:pPr>
+        <w:spacing w:line="360" w:lineRule="auto"/>
+        <w:jc w:val="both"/>
+      </w:pPr>
+      <w:bookmarkStart w:id="5" w:name="_Toc228822567"/>
       <w:r>
         <w:lastRenderedPageBreak/>
         <w:t>Desarrollo</w:t>
       </w:r>
-    </w:p>
-    <w:p>
-      <w:pPr>
+      <w:bookmarkEnd w:id="5"/>
+    </w:p>
+    <w:p>
+      <w:pPr>
+        <w:pStyle w:val="Ttulo2"/>
+        <w:spacing w:line="360" w:lineRule="auto"/>
+        <w:jc w:val="both"/>
+      </w:pPr>
+      <w:bookmarkStart w:id="6" w:name="_Toc228822568"/>
+      <w:proofErr w:type="spellStart"/>
+      <w:r>
+        <w:t>Dataset</w:t>
+      </w:r>
+      <w:proofErr w:type="spellEnd"/>
+      <w:r>
+        <w:t xml:space="preserve"> y estructura de carpetas</w:t>
+      </w:r>
+      <w:bookmarkEnd w:id="6"/>
+    </w:p>
+    <w:p>
+      <w:pPr>
+        <w:spacing w:line="360" w:lineRule="auto"/>
+        <w:jc w:val="both"/>
+      </w:pPr>
+      <w:r>
+        <w:t xml:space="preserve">Los </w:t>
+      </w:r>
+      <w:proofErr w:type="spellStart"/>
+      <w:r>
+        <w:t>datasets</w:t>
+      </w:r>
+      <w:proofErr w:type="spellEnd"/>
+      <w:r>
+        <w:t xml:space="preserve"> utilizados para llevar a cabo esta actividad vienen de un recopilado hecho en las páginas de </w:t>
+      </w:r>
+      <w:proofErr w:type="spellStart"/>
+      <w:r>
+        <w:t>Github</w:t>
+      </w:r>
+      <w:proofErr w:type="spellEnd"/>
+      <w:r>
+        <w:t xml:space="preserve"> y </w:t>
+      </w:r>
+      <w:proofErr w:type="spellStart"/>
+      <w:r>
+        <w:t>Kaggle</w:t>
+      </w:r>
+      <w:proofErr w:type="spellEnd"/>
+      <w:r>
+        <w:t>, subidas anteriormente por usuarios de la plataforma.</w:t>
+      </w:r>
+      <w:r>
+        <w:t xml:space="preserve"> Estos incluyen en total 356 razas de perro, cada una con 35 imágenes y 67 razas de gato con cada una teniendo entre 100 y 200 imágenes. </w:t>
+      </w:r>
+    </w:p>
+    <w:p>
+      <w:pPr>
+        <w:spacing w:line="360" w:lineRule="auto"/>
+        <w:jc w:val="both"/>
+      </w:pPr>
+      <w:r>
+        <w:t>Para propósitos del trabajo, se tomaron en cuenta 4 razas de perro, 4 razas de gato con cada una de estas contando con 35 imágenes.</w:t>
+      </w:r>
+      <w:r>
+        <w:t xml:space="preserve"> Las razas elegidas fueron las siguientes:</w:t>
+      </w:r>
+    </w:p>
+    <w:p>
+      <w:pPr>
+        <w:pStyle w:val="Prrafodelista"/>
+        <w:numPr>
+          <w:ilvl w:val="0"/>
+          <w:numId w:val="8"/>
+        </w:numPr>
+        <w:spacing w:line="360" w:lineRule="auto"/>
+        <w:jc w:val="both"/>
+      </w:pPr>
+      <w:r>
+        <w:t>Perro</w:t>
+      </w:r>
+    </w:p>
+    <w:p>
+      <w:pPr>
+        <w:pStyle w:val="Prrafodelista"/>
+        <w:numPr>
+          <w:ilvl w:val="1"/>
+          <w:numId w:val="8"/>
+        </w:numPr>
+        <w:spacing w:line="360" w:lineRule="auto"/>
+        <w:jc w:val="both"/>
+        <w:rPr>
+          <w:lang w:val="en-US"/>
+        </w:rPr>
+      </w:pPr>
+      <w:r>
+        <w:rPr>
+          <w:lang w:val="en-US"/>
+        </w:rPr>
+        <w:t>American foxhound dog (Foxhound americano)</w:t>
+      </w:r>
+    </w:p>
+    <w:p>
+      <w:pPr>
+        <w:pStyle w:val="Prrafodelista"/>
+        <w:numPr>
+          <w:ilvl w:val="1"/>
+          <w:numId w:val="8"/>
+        </w:numPr>
+        <w:spacing w:line="360" w:lineRule="auto"/>
+        <w:jc w:val="both"/>
+        <w:rPr>
+          <w:lang w:val="en-US"/>
+        </w:rPr>
+      </w:pPr>
+      <w:r>
+        <w:rPr>
+          <w:lang w:val="en-US"/>
+        </w:rPr>
+        <w:t xml:space="preserve">Italian pointing dog </w:t>
+      </w:r>
+      <w:r>
+        <w:rPr>
+          <w:lang w:val="en-US"/>
+        </w:rPr>
+        <w:t>(Bracco Italiano)</w:t>
+      </w:r>
+    </w:p>
+    <w:p>
+      <w:pPr>
+        <w:pStyle w:val="Prrafodelista"/>
+        <w:numPr>
+          <w:ilvl w:val="1"/>
+          <w:numId w:val="8"/>
+        </w:numPr>
+        <w:spacing w:line="360" w:lineRule="auto"/>
+        <w:jc w:val="both"/>
+      </w:pPr>
+      <w:proofErr w:type="spellStart"/>
+      <w:r>
+        <w:t>Pyrenean</w:t>
+      </w:r>
+      <w:proofErr w:type="spellEnd"/>
+      <w:r>
+        <w:t xml:space="preserve"> </w:t>
+      </w:r>
+      <w:proofErr w:type="spellStart"/>
+      <w:r>
+        <w:t>sheepdog</w:t>
+      </w:r>
+      <w:proofErr w:type="spellEnd"/>
+      <w:r>
+        <w:t xml:space="preserve"> </w:t>
+      </w:r>
+      <w:proofErr w:type="spellStart"/>
+      <w:r>
+        <w:t>smooth</w:t>
+      </w:r>
+      <w:proofErr w:type="spellEnd"/>
+      <w:r>
+        <w:t xml:space="preserve"> </w:t>
+      </w:r>
+      <w:proofErr w:type="spellStart"/>
+      <w:r>
+        <w:t>faced</w:t>
+      </w:r>
+      <w:proofErr w:type="spellEnd"/>
+      <w:r>
+        <w:t xml:space="preserve"> (Pastor de los pirineos de cara r</w:t>
+      </w:r>
+      <w:r>
+        <w:t>asa</w:t>
+      </w:r>
+      <w:r>
+        <w:t>)</w:t>
+      </w:r>
+    </w:p>
+    <w:p>
+      <w:pPr>
+        <w:pStyle w:val="Prrafodelista"/>
+        <w:numPr>
+          <w:ilvl w:val="1"/>
+          <w:numId w:val="8"/>
+        </w:numPr>
+        <w:spacing w:line="360" w:lineRule="auto"/>
+        <w:jc w:val="both"/>
+      </w:pPr>
+      <w:r>
+        <w:t>Xoloitzcuintle</w:t>
+      </w:r>
+    </w:p>
+    <w:p>
+      <w:pPr>
+        <w:pStyle w:val="Prrafodelista"/>
+        <w:numPr>
+          <w:ilvl w:val="0"/>
+          <w:numId w:val="8"/>
+        </w:numPr>
+        <w:spacing w:line="360" w:lineRule="auto"/>
+        <w:jc w:val="both"/>
+      </w:pPr>
+      <w:r>
+        <w:t>Gato</w:t>
+      </w:r>
+    </w:p>
+    <w:p>
+      <w:pPr>
+        <w:pStyle w:val="Prrafodelista"/>
+        <w:numPr>
+          <w:ilvl w:val="1"/>
+          <w:numId w:val="8"/>
+        </w:numPr>
+        <w:spacing w:line="360" w:lineRule="auto"/>
+        <w:jc w:val="both"/>
+      </w:pPr>
+      <w:r>
+        <w:t>Bengal (Bengala)</w:t>
+      </w:r>
+    </w:p>
+    <w:p>
+      <w:pPr>
+        <w:pStyle w:val="Prrafodelista"/>
+        <w:numPr>
+          <w:ilvl w:val="1"/>
+          <w:numId w:val="8"/>
+        </w:numPr>
+        <w:spacing w:line="360" w:lineRule="auto"/>
+        <w:jc w:val="both"/>
+      </w:pPr>
+      <w:proofErr w:type="spellStart"/>
+      <w:r>
+        <w:t>Raggamuffin</w:t>
+      </w:r>
+      <w:proofErr w:type="spellEnd"/>
+    </w:p>
+    <w:p>
+      <w:pPr>
+        <w:pStyle w:val="Prrafodelista"/>
+        <w:numPr>
+          <w:ilvl w:val="1"/>
+          <w:numId w:val="8"/>
+        </w:numPr>
+        <w:spacing w:line="360" w:lineRule="auto"/>
+        <w:jc w:val="both"/>
+      </w:pPr>
+      <w:proofErr w:type="spellStart"/>
+      <w:r>
+        <w:t>Sphynx</w:t>
+      </w:r>
+      <w:proofErr w:type="spellEnd"/>
+    </w:p>
+    <w:p>
+      <w:pPr>
+        <w:pStyle w:val="Prrafodelista"/>
+        <w:numPr>
+          <w:ilvl w:val="1"/>
+          <w:numId w:val="8"/>
+        </w:numPr>
+        <w:spacing w:line="360" w:lineRule="auto"/>
+        <w:jc w:val="both"/>
+      </w:pPr>
+      <w:proofErr w:type="spellStart"/>
+      <w:r>
+        <w:t>Turkish</w:t>
+      </w:r>
+      <w:proofErr w:type="spellEnd"/>
+      <w:r>
+        <w:t xml:space="preserve"> angora</w:t>
+      </w:r>
+    </w:p>
+    <w:p>
+      <w:pPr>
+        <w:spacing w:line="360" w:lineRule="auto"/>
+        <w:jc w:val="both"/>
+      </w:pPr>
+    </w:p>
+    <w:p>
+      <w:pPr>
+        <w:spacing w:line="360" w:lineRule="auto"/>
+        <w:jc w:val="both"/>
+      </w:pPr>
+      <w:r>
+        <w:t>Dentro del proyecto, la estructura de carpetas se encuentra de la siguiente manera:</w:t>
+      </w:r>
+    </w:p>
+    <w:p>
+      <w:pPr>
+        <w:pStyle w:val="Prrafodelista"/>
+        <w:numPr>
+          <w:ilvl w:val="0"/>
+          <w:numId w:val="10"/>
+        </w:numPr>
+        <w:spacing w:line="360" w:lineRule="auto"/>
+        <w:jc w:val="both"/>
+      </w:pPr>
+      <w:proofErr w:type="spellStart"/>
+      <w:r>
+        <w:t>dataset</w:t>
+      </w:r>
+      <w:proofErr w:type="spellEnd"/>
+      <w:r>
+        <w:t>/</w:t>
+      </w:r>
+    </w:p>
+    <w:p>
+      <w:pPr>
+        <w:pStyle w:val="Prrafodelista"/>
+        <w:numPr>
+          <w:ilvl w:val="1"/>
+          <w:numId w:val="10"/>
+        </w:numPr>
+        <w:spacing w:line="360" w:lineRule="auto"/>
+        <w:jc w:val="both"/>
+      </w:pPr>
+      <w:proofErr w:type="spellStart"/>
+      <w:r>
+        <w:t>cat</w:t>
+      </w:r>
+      <w:proofErr w:type="spellEnd"/>
+    </w:p>
+    <w:p>
+      <w:pPr>
+        <w:pStyle w:val="Prrafodelista"/>
+        <w:numPr>
+          <w:ilvl w:val="2"/>
+          <w:numId w:val="10"/>
+        </w:numPr>
+        <w:spacing w:line="360" w:lineRule="auto"/>
+        <w:jc w:val="both"/>
+      </w:pPr>
+      <w:proofErr w:type="spellStart"/>
+      <w:r>
+        <w:t>bengal</w:t>
+      </w:r>
+      <w:proofErr w:type="spellEnd"/>
+    </w:p>
+    <w:p>
+      <w:pPr>
+        <w:pStyle w:val="Prrafodelista"/>
+        <w:numPr>
+          <w:ilvl w:val="2"/>
+          <w:numId w:val="10"/>
+        </w:numPr>
+        <w:spacing w:line="360" w:lineRule="auto"/>
+        <w:jc w:val="both"/>
+      </w:pPr>
+      <w:proofErr w:type="spellStart"/>
+      <w:r>
+        <w:t>ragamuffin</w:t>
+      </w:r>
+      <w:proofErr w:type="spellEnd"/>
+    </w:p>
+    <w:p>
+      <w:pPr>
+        <w:pStyle w:val="Prrafodelista"/>
+        <w:numPr>
+          <w:ilvl w:val="2"/>
+          <w:numId w:val="10"/>
+        </w:numPr>
+        <w:spacing w:line="360" w:lineRule="auto"/>
+        <w:jc w:val="both"/>
+      </w:pPr>
+      <w:proofErr w:type="spellStart"/>
+      <w:r>
+        <w:t>sphynx</w:t>
+      </w:r>
+      <w:proofErr w:type="spellEnd"/>
+    </w:p>
+    <w:p>
+      <w:pPr>
+        <w:pStyle w:val="Prrafodelista"/>
+        <w:numPr>
+          <w:ilvl w:val="2"/>
+          <w:numId w:val="10"/>
+        </w:numPr>
+        <w:spacing w:line="360" w:lineRule="auto"/>
+        <w:jc w:val="both"/>
+      </w:pPr>
+      <w:proofErr w:type="spellStart"/>
+      <w:r>
+        <w:t>turkish_angora</w:t>
+      </w:r>
+      <w:proofErr w:type="spellEnd"/>
+    </w:p>
+    <w:p>
+      <w:pPr>
+        <w:pStyle w:val="Prrafodelista"/>
+        <w:numPr>
+          <w:ilvl w:val="1"/>
+          <w:numId w:val="10"/>
+        </w:numPr>
+        <w:spacing w:line="360" w:lineRule="auto"/>
+        <w:jc w:val="both"/>
+      </w:pPr>
+      <w:proofErr w:type="spellStart"/>
+      <w:r>
+        <w:lastRenderedPageBreak/>
+        <w:t>dog</w:t>
+      </w:r>
+      <w:proofErr w:type="spellEnd"/>
+    </w:p>
+    <w:p>
+      <w:pPr>
+        <w:pStyle w:val="Prrafodelista"/>
+        <w:numPr>
+          <w:ilvl w:val="2"/>
+          <w:numId w:val="10"/>
+        </w:numPr>
+        <w:spacing w:line="360" w:lineRule="auto"/>
+        <w:jc w:val="both"/>
+      </w:pPr>
+      <w:proofErr w:type="spellStart"/>
+      <w:r>
+        <w:t>american_foxhound_dog</w:t>
+      </w:r>
+      <w:proofErr w:type="spellEnd"/>
+    </w:p>
+    <w:p>
+      <w:pPr>
+        <w:pStyle w:val="Prrafodelista"/>
+        <w:numPr>
+          <w:ilvl w:val="2"/>
+          <w:numId w:val="10"/>
+        </w:numPr>
+        <w:spacing w:line="360" w:lineRule="auto"/>
+        <w:jc w:val="both"/>
+      </w:pPr>
+      <w:proofErr w:type="spellStart"/>
+      <w:r>
+        <w:t>italian_pointing_dog</w:t>
+      </w:r>
+      <w:proofErr w:type="spellEnd"/>
+    </w:p>
+    <w:p>
+      <w:pPr>
+        <w:pStyle w:val="Prrafodelista"/>
+        <w:numPr>
+          <w:ilvl w:val="2"/>
+          <w:numId w:val="10"/>
+        </w:numPr>
+        <w:spacing w:line="360" w:lineRule="auto"/>
+        <w:jc w:val="both"/>
+      </w:pPr>
+      <w:proofErr w:type="spellStart"/>
+      <w:r>
+        <w:t>pyrenean_sheepdog_smooth_</w:t>
+      </w:r>
+      <w:r>
+        <w:t>faced</w:t>
+      </w:r>
+      <w:proofErr w:type="spellEnd"/>
+    </w:p>
+    <w:p>
+      <w:pPr>
+        <w:pStyle w:val="Prrafodelista"/>
+        <w:numPr>
+          <w:ilvl w:val="2"/>
+          <w:numId w:val="10"/>
+        </w:numPr>
+        <w:spacing w:line="360" w:lineRule="auto"/>
+        <w:jc w:val="both"/>
+      </w:pPr>
+      <w:proofErr w:type="spellStart"/>
+      <w:r>
+        <w:t>xoloitzcuintle_dog</w:t>
+      </w:r>
+      <w:proofErr w:type="spellEnd"/>
+    </w:p>
+    <w:p>
+      <w:pPr>
+        <w:spacing w:line="360" w:lineRule="auto"/>
+        <w:jc w:val="both"/>
+      </w:pPr>
+    </w:p>
+    <w:p>
+      <w:pPr>
+        <w:spacing w:line="360" w:lineRule="auto"/>
+        <w:jc w:val="both"/>
+      </w:pPr>
+      <w:r>
+        <w:t>Por lo que para acceder a cada set de imágenes hay que pasar primeramente por su categoría gato / perro.</w:t>
+      </w:r>
+    </w:p>
+    <w:p>
+      <w:pPr>
+        <w:spacing w:line="360" w:lineRule="auto"/>
+        <w:jc w:val="both"/>
+      </w:pPr>
+    </w:p>
+    <w:p>
+      <w:pPr>
+        <w:pStyle w:val="Ttulo2"/>
+        <w:spacing w:line="360" w:lineRule="auto"/>
+        <w:jc w:val="both"/>
+      </w:pPr>
+      <w:bookmarkStart w:id="7" w:name="_Toc228822569"/>
+      <w:r>
+        <w:t>Verificación de las imágenes</w:t>
+      </w:r>
+      <w:bookmarkEnd w:id="7"/>
+    </w:p>
+    <w:p>
+      <w:pPr>
+        <w:spacing w:line="360" w:lineRule="auto"/>
+        <w:jc w:val="both"/>
+      </w:pPr>
+      <w:r>
+        <w:t xml:space="preserve">Para poder verificar que todas las imágenes fueran reconocidas por la librería </w:t>
+      </w:r>
+      <w:proofErr w:type="spellStart"/>
+      <w:r>
+        <w:t>OpenCV</w:t>
+      </w:r>
+      <w:proofErr w:type="spellEnd"/>
+      <w:r>
+        <w:t xml:space="preserve"> se hizo el siguiente script el cual lee todas las imágenes de una ubicación, mostrándolas en pantalla durante 10 milisegundos en una resolución de 128 por 128 pixeles. No hubo ningún problema al realizar este paso con ninguna de las imágenes.</w:t>
+      </w:r>
+    </w:p>
+    <w:p>
+      <w:pPr>
+        <w:spacing w:line="360" w:lineRule="auto"/>
+        <w:jc w:val="both"/>
+      </w:pPr>
+      <w:r>
+        <w:drawing>
+          <wp:inline distT="0" distB="0" distL="0" distR="0" wp14:anchorId="714FD6CE" wp14:editId="1CF60178">
+            <wp:extent cx="5612130" cy="2171700"/>
+            <wp:effectExtent l="0" t="0" r="7620" b="0"/>
+            <wp:docPr id="377074046" name="Imagen 1"/>
+            <wp:cNvGraphicFramePr>
+              <a:graphicFrameLocks xmlns:a="http://schemas.openxmlformats.org/drawingml/2006/main" noChangeAspect="1"/>
+            </wp:cNvGraphicFramePr>
+            <a:graphic xmlns:a="http://schemas.openxmlformats.org/drawingml/2006/main">
+              <a:graphicData uri="http://schemas.openxmlformats.org/drawingml/2006/picture">
+                <pic:pic xmlns:pic="http://schemas.openxmlformats.org/drawingml/2006/picture">
+                  <pic:nvPicPr>
+                    <pic:cNvPr id="377074046" name=""/>
+                    <pic:cNvPicPr/>
+                  </pic:nvPicPr>
+                  <pic:blipFill>
+                    <a:blip r:embed="rId6"/>
+                    <a:stretch>
+                      <a:fillRect/>
+                    </a:stretch>
+                  </pic:blipFill>
+                  <pic:spPr>
+                    <a:xfrm>
+                      <a:off x="0" y="0"/>
+                      <a:ext cx="5612130" cy="2171700"/>
+                    </a:xfrm>
+                    <a:prstGeom prst="rect">
+                      <a:avLst/>
+                    </a:prstGeom>
+                  </pic:spPr>
+                </pic:pic>
+              </a:graphicData>
+            </a:graphic>
+          </wp:inline>
+        </w:drawing>
+      </w:r>
+    </w:p>
+    <w:p>
+      <w:pPr>
+        <w:spacing w:line="360" w:lineRule="auto"/>
+        <w:jc w:val="both"/>
+      </w:pPr>
+    </w:p>
+    <w:p>
+      <w:pPr>
+        <w:pStyle w:val="Ttulo2"/>
+        <w:spacing w:line="360" w:lineRule="auto"/>
+        <w:jc w:val="both"/>
+      </w:pPr>
+      <w:bookmarkStart w:id="8" w:name="_Toc228822570"/>
+      <w:r>
+        <w:t>Preprocesamiento</w:t>
+      </w:r>
+      <w:bookmarkEnd w:id="8"/>
+    </w:p>
+    <w:p>
+      <w:pPr>
+        <w:spacing w:line="360" w:lineRule="auto"/>
+        <w:jc w:val="both"/>
+      </w:pPr>
+      <w:r>
+        <w:t>Para el preprocesamiento se llevaron a cabo 4 procesos</w:t>
+      </w:r>
+      <w:r>
+        <w:t>, de los cuales se mostrará una imagen de ejemplo para ir viendo paso a paso las transformaciones realizadas.</w:t>
+      </w:r>
+    </w:p>
+    <w:p>
+      <w:pPr>
+        <w:spacing w:line="360" w:lineRule="auto"/>
+        <w:jc w:val="center"/>
+      </w:pPr>
+      <w:r>
+        <w:lastRenderedPageBreak/>
+        <w:drawing>
+          <wp:anchor distT="0" distB="0" distL="114300" distR="114300" simplePos="0" relativeHeight="251658240" behindDoc="0" locked="0" layoutInCell="1" allowOverlap="1" wp14:anchorId="4D08E3B4" wp14:editId="0F6B211D">
+            <wp:simplePos x="1082040" y="899160"/>
+            <wp:positionH relativeFrom="margin">
+              <wp:align>center</wp:align>
+            </wp:positionH>
+            <wp:positionV relativeFrom="margin">
+              <wp:align>top</wp:align>
+            </wp:positionV>
+            <wp:extent cx="2857500" cy="2143125"/>
+            <wp:effectExtent l="0" t="0" r="0" b="9525"/>
+            <wp:wrapTopAndBottom/>
+            <wp:docPr id="335556130" name="Imagen 1"/>
+            <wp:cNvGraphicFramePr>
+              <a:graphicFrameLocks xmlns:a="http://schemas.openxmlformats.org/drawingml/2006/main" noChangeAspect="1"/>
+            </wp:cNvGraphicFramePr>
+            <a:graphic xmlns:a="http://schemas.openxmlformats.org/drawingml/2006/main">
+              <a:graphicData uri="http://schemas.openxmlformats.org/drawingml/2006/picture">
+                <pic:pic xmlns:pic="http://schemas.openxmlformats.org/drawingml/2006/picture">
+                  <pic:nvPicPr>
+                    <pic:cNvPr id="335556130" name=""/>
+                    <pic:cNvPicPr/>
+                  </pic:nvPicPr>
+                  <pic:blipFill>
+                    <a:blip r:embed="rId7">
+                      <a:extLst>
+                        <a:ext uri="{28A0092B-C50C-407E-A947-70E740481C1C}">
+                          <a14:useLocalDpi xmlns:a14="http://schemas.microsoft.com/office/drawing/2010/main" val="0"/>
+                        </a:ext>
+                      </a:extLst>
+                    </a:blip>
+                    <a:stretch>
+                      <a:fillRect/>
+                    </a:stretch>
+                  </pic:blipFill>
+                  <pic:spPr>
+                    <a:xfrm>
+                      <a:off x="0" y="0"/>
+                      <a:ext cx="2857500" cy="2143125"/>
+                    </a:xfrm>
+                    <a:prstGeom prst="rect">
+                      <a:avLst/>
+                    </a:prstGeom>
+                  </pic:spPr>
+                </pic:pic>
+              </a:graphicData>
+            </a:graphic>
+          </wp:anchor>
+        </w:drawing>
+      </w:r>
+      <w:r>
+        <w:t>Imagen original.</w:t>
+      </w:r>
+    </w:p>
+    <w:p>
+      <w:pPr>
+        <w:spacing w:line="360" w:lineRule="auto"/>
+        <w:jc w:val="center"/>
+      </w:pPr>
+    </w:p>
+    <w:p>
+      <w:pPr>
+        <w:pStyle w:val="Ttulo3"/>
+        <w:spacing w:line="360" w:lineRule="auto"/>
+        <w:jc w:val="both"/>
+      </w:pPr>
+      <w:bookmarkStart w:id="9" w:name="_Toc228822571"/>
+      <w:proofErr w:type="spellStart"/>
+      <w:r>
+        <w:t>Reescalado</w:t>
+      </w:r>
+      <w:proofErr w:type="spellEnd"/>
+      <w:r>
+        <w:t xml:space="preserve"> de imágenes</w:t>
+      </w:r>
+      <w:bookmarkEnd w:id="9"/>
+      <w:r>
+        <w:t xml:space="preserve"> </w:t>
+      </w:r>
+    </w:p>
+    <w:p>
+      <w:pPr>
+        <w:spacing w:line="360" w:lineRule="auto"/>
+        <w:jc w:val="both"/>
+      </w:pPr>
+      <w:r>
+        <w:t xml:space="preserve">Este paso consiste en redimensionar cada imagen de nuestro </w:t>
+      </w:r>
+      <w:proofErr w:type="spellStart"/>
+      <w:r>
+        <w:t>dataset</w:t>
+      </w:r>
+      <w:proofErr w:type="spellEnd"/>
+      <w:r>
+        <w:t xml:space="preserve"> para que todas tengan la misma cantidad de información por igual</w:t>
+      </w:r>
+      <w:r>
+        <w:t>. Este proceso es fundamental en sistemas de visión por computadora, ya que con esto estandarizamos todas las imágenes de entrada.</w:t>
+      </w:r>
+    </w:p>
+    <w:p>
+      <w:pPr>
+        <w:spacing w:line="360" w:lineRule="auto"/>
+        <w:jc w:val="both"/>
+      </w:pPr>
+      <w:r>
+        <w:t>En términos computacionales, una imagen está compuesta a manera de una matriz de pixeles. Al generar la nueva imagen, se crea otra matriz donde cada posición debe calcularse a partir de los valores originales, esto se realiza principalmente por interpolación.</w:t>
+      </w:r>
+    </w:p>
+    <w:p>
+      <w:pPr>
+        <w:spacing w:line="360" w:lineRule="auto"/>
+        <w:jc w:val="both"/>
+      </w:pPr>
+      <w:r>
+        <w:t xml:space="preserve">Para este caso se usó la interpolación bilineal, que calcula el valor de un nuevo pixel como una combinación ponderada de los pixeles vecinos mas cercanos a la imagen original. En </w:t>
+      </w:r>
+      <w:proofErr w:type="spellStart"/>
+      <w:r>
+        <w:t>opencv</w:t>
+      </w:r>
+      <w:proofErr w:type="spellEnd"/>
+      <w:r>
+        <w:t>, esto se representa mediante la función:</w:t>
+      </w:r>
+    </w:p>
+    <w:p>
+      <w:pPr>
+        <w:spacing w:line="360" w:lineRule="auto"/>
+        <w:jc w:val="both"/>
+        <w:rPr>
+          <w:i/>
+          <w:iCs/>
+        </w:rPr>
+      </w:pPr>
+      <w:r>
+        <w:rPr>
+          <w:i/>
+          <w:iCs/>
+        </w:rPr>
+        <w:drawing>
+          <wp:inline distT="0" distB="0" distL="0" distR="0" wp14:anchorId="374F3274" wp14:editId="744F6597">
+            <wp:extent cx="4344006" cy="695422"/>
+            <wp:effectExtent l="0" t="0" r="0" b="9525"/>
+            <wp:docPr id="1949755957" name="Imagen 1"/>
+            <wp:cNvGraphicFramePr>
+              <a:graphicFrameLocks xmlns:a="http://schemas.openxmlformats.org/drawingml/2006/main" noChangeAspect="1"/>
+            </wp:cNvGraphicFramePr>
+            <a:graphic xmlns:a="http://schemas.openxmlformats.org/drawingml/2006/main">
+              <a:graphicData uri="http://schemas.openxmlformats.org/drawingml/2006/picture">
+                <pic:pic xmlns:pic="http://schemas.openxmlformats.org/drawingml/2006/picture">
+                  <pic:nvPicPr>
+                    <pic:cNvPr id="1949755957" name=""/>
+                    <pic:cNvPicPr/>
+                  </pic:nvPicPr>
+                  <pic:blipFill>
+                    <a:blip r:embed="rId8"/>
+                    <a:stretch>
+                      <a:fillRect/>
+                    </a:stretch>
+                  </pic:blipFill>
+                  <pic:spPr>
+                    <a:xfrm>
+                      <a:off x="0" y="0"/>
+                      <a:ext cx="4344006" cy="695422"/>
+                    </a:xfrm>
+                    <a:prstGeom prst="rect">
+                      <a:avLst/>
+                    </a:prstGeom>
+                  </pic:spPr>
+                </pic:pic>
+              </a:graphicData>
+            </a:graphic>
+          </wp:inline>
+        </w:drawing>
+      </w:r>
+    </w:p>
+    <w:p>
+      <w:pPr>
+        <w:spacing w:line="360" w:lineRule="auto"/>
+        <w:jc w:val="both"/>
+      </w:pPr>
+      <w:r>
+        <w:t xml:space="preserve">Donde </w:t>
+      </w:r>
+      <w:proofErr w:type="spellStart"/>
+      <w:r>
+        <w:rPr>
+          <w:i/>
+          <w:iCs/>
+        </w:rPr>
+        <w:t>img</w:t>
+      </w:r>
+      <w:proofErr w:type="spellEnd"/>
+      <w:r>
+        <w:t xml:space="preserve"> </w:t>
+      </w:r>
+      <w:r>
+        <w:t xml:space="preserve">es la matriz original y </w:t>
+      </w:r>
+      <w:r>
+        <w:rPr>
+          <w:i/>
+          <w:iCs/>
+        </w:rPr>
+        <w:t>(</w:t>
+      </w:r>
+      <w:r>
+        <w:rPr>
+          <w:i/>
+          <w:iCs/>
+        </w:rPr>
+        <w:t>128</w:t>
+      </w:r>
+      <w:r>
+        <w:rPr>
+          <w:i/>
+          <w:iCs/>
+        </w:rPr>
+        <w:t>,</w:t>
+      </w:r>
+      <w:r>
+        <w:rPr>
+          <w:i/>
+          <w:iCs/>
+        </w:rPr>
+        <w:t xml:space="preserve"> 128</w:t>
+      </w:r>
+      <w:r>
+        <w:rPr>
+          <w:i/>
+          <w:iCs/>
+        </w:rPr>
+        <w:t>)</w:t>
+      </w:r>
+      <w:r>
+        <w:t xml:space="preserve"> las dimensiones de la nueva imagen.</w:t>
+      </w:r>
+    </w:p>
+    <w:p>
+      <w:pPr>
+        <w:spacing w:line="360" w:lineRule="auto"/>
+        <w:jc w:val="both"/>
+      </w:pPr>
+    </w:p>
+    <w:p>
+      <w:pPr>
+        <w:pStyle w:val="Ttulo3"/>
+        <w:spacing w:line="360" w:lineRule="auto"/>
+        <w:jc w:val="both"/>
+      </w:pPr>
+      <w:bookmarkStart w:id="10" w:name="_Toc228822572"/>
+      <w:r>
+        <w:lastRenderedPageBreak/>
+        <w:t>Conversión a escala de grises</w:t>
+      </w:r>
+      <w:bookmarkEnd w:id="10"/>
+    </w:p>
+    <w:p>
+      <w:pPr>
+        <w:spacing w:line="360" w:lineRule="auto"/>
+        <w:jc w:val="both"/>
+      </w:pPr>
+      <w:r>
+        <w:t>La conversión a escala de grises transforma una imagen en color (generalmente en formato RGB o BGR) a una imagen donde cada píxel representa únicamente la intensidad luminosa.</w:t>
+      </w:r>
+    </w:p>
+    <w:p>
+      <w:pPr>
+        <w:spacing w:line="360" w:lineRule="auto"/>
+        <w:jc w:val="both"/>
+      </w:pPr>
+      <w:r>
+        <w:t>En una imagen a color, cada píxel tiene tres componentes:</w:t>
+      </w:r>
+    </w:p>
+    <w:p>
+      <w:pPr>
+        <w:pStyle w:val="Prrafodelista"/>
+        <w:numPr>
+          <w:ilvl w:val="0"/>
+          <w:numId w:val="10"/>
+        </w:numPr>
+        <w:spacing w:line="360" w:lineRule="auto"/>
+        <w:jc w:val="both"/>
+      </w:pPr>
+      <w:r>
+        <w:t>Rojo (R)</w:t>
+      </w:r>
+    </w:p>
+    <w:p>
+      <w:pPr>
+        <w:pStyle w:val="Prrafodelista"/>
+        <w:numPr>
+          <w:ilvl w:val="0"/>
+          <w:numId w:val="10"/>
+        </w:numPr>
+        <w:spacing w:line="360" w:lineRule="auto"/>
+        <w:jc w:val="both"/>
+      </w:pPr>
+      <w:r>
+        <w:t>Verde (G)</w:t>
+      </w:r>
+    </w:p>
+    <w:p>
+      <w:pPr>
+        <w:pStyle w:val="Prrafodelista"/>
+        <w:numPr>
+          <w:ilvl w:val="0"/>
+          <w:numId w:val="10"/>
+        </w:numPr>
+        <w:spacing w:line="360" w:lineRule="auto"/>
+        <w:jc w:val="both"/>
+      </w:pPr>
+      <w:r>
+        <w:t>Azul (B)</w:t>
+      </w:r>
+    </w:p>
+    <w:p>
+      <w:pPr>
+        <w:spacing w:line="360" w:lineRule="auto"/>
+        <w:jc w:val="both"/>
+      </w:pPr>
+      <w:r>
+        <w:t>Para convertir a escala de grises, se calcula una combinación ponderada de estos tres canales, ya que el ojo humano percibe el verde con mayor intensidad que el rojo y el azul.</w:t>
+      </w:r>
+    </w:p>
+    <w:p>
+      <w:pPr>
+        <w:spacing w:line="360" w:lineRule="auto"/>
+        <w:jc w:val="both"/>
+      </w:pPr>
+      <w:r>
+        <w:t>La fórmula estándar es:</w:t>
+      </w:r>
+    </w:p>
+    <w:p>
+      <w:pPr>
+        <w:spacing w:line="360" w:lineRule="auto"/>
+        <w:jc w:val="both"/>
+        <w:rPr>
+          <w:rFonts w:eastAsiaTheme="minorEastAsia"/>
+        </w:rPr>
+      </w:pPr>
+      <m:oMathPara>
+        <m:oMath>
+          <m:r>
+            <w:rPr>
+              <w:rFonts w:ascii="Cambria Math" w:hAnsi="Cambria Math"/>
+            </w:rPr>
+            <m:t>Y=0.299R+0.587G+0.114B</m:t>
+          </m:r>
+        </m:oMath>
+      </m:oMathPara>
+    </w:p>
+    <w:p>
+      <w:pPr>
+        <w:spacing w:line="360" w:lineRule="auto"/>
+        <w:jc w:val="both"/>
+      </w:pPr>
+      <w:r>
+        <w:t>Donde:</w:t>
+      </w:r>
+    </w:p>
+    <w:p>
+      <w:pPr>
+        <w:numPr>
+          <w:ilvl w:val="0"/>
+          <w:numId w:val="11"/>
+        </w:numPr>
+        <w:spacing w:line="360" w:lineRule="auto"/>
+        <w:jc w:val="both"/>
+      </w:pPr>
+      <m:oMath>
+        <m:r>
+          <w:rPr>
+            <w:rFonts w:ascii="Cambria Math" w:hAnsi="Cambria Math"/>
+          </w:rPr>
+          <m:t>Y</m:t>
+        </m:r>
+      </m:oMath>
+      <w:r>
+        <w:t xml:space="preserve">es la intensidad en escala de grises </w:t>
+      </w:r>
+    </w:p>
+    <w:p>
+      <w:pPr>
+        <w:spacing w:line="360" w:lineRule="auto"/>
+        <w:jc w:val="both"/>
+      </w:pPr>
+      <w:r>
+        <w:t>Esto produce una imagen donde:</w:t>
+      </w:r>
+    </w:p>
+    <w:p>
+      <w:pPr>
+        <w:pStyle w:val="Prrafodelista"/>
+        <w:numPr>
+          <w:ilvl w:val="0"/>
+          <w:numId w:val="13"/>
+        </w:numPr>
+        <w:spacing w:line="360" w:lineRule="auto"/>
+        <w:jc w:val="both"/>
+      </w:pPr>
+      <w:r>
+        <w:t xml:space="preserve">0 </w:t>
+      </w:r>
+      <w:r>
+        <w:t xml:space="preserve">= negro </w:t>
+      </w:r>
+    </w:p>
+    <w:p>
+      <w:pPr>
+        <w:pStyle w:val="Prrafodelista"/>
+        <w:numPr>
+          <w:ilvl w:val="0"/>
+          <w:numId w:val="13"/>
+        </w:numPr>
+        <w:spacing w:line="360" w:lineRule="auto"/>
+        <w:jc w:val="both"/>
+      </w:pPr>
+      <w:r>
+        <w:t xml:space="preserve">255 = blanco </w:t>
+      </w:r>
+    </w:p>
+    <w:p>
+      <w:pPr>
+        <w:pStyle w:val="Prrafodelista"/>
+        <w:numPr>
+          <w:ilvl w:val="0"/>
+          <w:numId w:val="13"/>
+        </w:numPr>
+        <w:spacing w:line="360" w:lineRule="auto"/>
+        <w:jc w:val="both"/>
+      </w:pPr>
+      <w:r>
+        <w:t xml:space="preserve">valores intermedios = tonos de gris </w:t>
+      </w:r>
+    </w:p>
+    <w:p>
+      <w:pPr>
+        <w:spacing w:line="360" w:lineRule="auto"/>
+        <w:jc w:val="both"/>
+      </w:pPr>
+      <w:r>
+        <w:t xml:space="preserve">En </w:t>
+      </w:r>
+      <w:proofErr w:type="spellStart"/>
+      <w:r>
+        <w:t>OpenCV</w:t>
+      </w:r>
+      <w:proofErr w:type="spellEnd"/>
+      <w:r>
+        <w:t>:</w:t>
+      </w:r>
+    </w:p>
+    <w:p>
+      <w:pPr>
+        <w:spacing w:line="360" w:lineRule="auto"/>
+        <w:jc w:val="both"/>
+      </w:pPr>
+      <w:r>
+        <w:drawing>
+          <wp:inline distT="0" distB="0" distL="0" distR="0" wp14:anchorId="4F42A77B" wp14:editId="7CE01CCB">
+            <wp:extent cx="5612130" cy="681355"/>
+            <wp:effectExtent l="0" t="0" r="7620" b="4445"/>
+            <wp:docPr id="862351920" name="Imagen 1"/>
+            <wp:cNvGraphicFramePr>
+              <a:graphicFrameLocks xmlns:a="http://schemas.openxmlformats.org/drawingml/2006/main" noChangeAspect="1"/>
+            </wp:cNvGraphicFramePr>
+            <a:graphic xmlns:a="http://schemas.openxmlformats.org/drawingml/2006/main">
+              <a:graphicData uri="http://schemas.openxmlformats.org/drawingml/2006/picture">
+                <pic:pic xmlns:pic="http://schemas.openxmlformats.org/drawingml/2006/picture">
+                  <pic:nvPicPr>
+                    <pic:cNvPr id="862351920" name=""/>
+                    <pic:cNvPicPr/>
+                  </pic:nvPicPr>
+                  <pic:blipFill>
+                    <a:blip r:embed="rId9"/>
+                    <a:stretch>
+                      <a:fillRect/>
+                    </a:stretch>
+                  </pic:blipFill>
+                  <pic:spPr>
+                    <a:xfrm>
+                      <a:off x="0" y="0"/>
+                      <a:ext cx="5612130" cy="681355"/>
+                    </a:xfrm>
+                    <a:prstGeom prst="rect">
+                      <a:avLst/>
+                    </a:prstGeom>
+                  </pic:spPr>
+                </pic:pic>
+              </a:graphicData>
+            </a:graphic>
+          </wp:inline>
+        </w:drawing>
+      </w:r>
+    </w:p>
+    <w:p>
+      <w:pPr>
+        <w:spacing w:line="360" w:lineRule="auto"/>
+        <w:jc w:val="both"/>
+      </w:pPr>
+      <w:r>
+        <w:lastRenderedPageBreak/>
+        <w:t xml:space="preserve">Este proceso reduce la cantidad de información a procesar, eliminando el color y conservando únicamente la estructura visual, lo cual es útil para </w:t>
+      </w:r>
+      <w:r>
+        <w:t xml:space="preserve">la </w:t>
+      </w:r>
+      <w:r>
+        <w:t>detección de bordes.</w:t>
+      </w:r>
+    </w:p>
+    <w:p>
+      <w:pPr>
+        <w:spacing w:line="360" w:lineRule="auto"/>
+        <w:jc w:val="both"/>
+      </w:pPr>
+    </w:p>
+    <w:p>
+      <w:pPr>
+        <w:pStyle w:val="Ttulo3"/>
+        <w:spacing w:line="360" w:lineRule="auto"/>
+        <w:jc w:val="both"/>
+      </w:pPr>
+      <w:bookmarkStart w:id="11" w:name="_Toc228822573"/>
+      <w:r>
+        <w:t>Binarización de imágenes</w:t>
+      </w:r>
+      <w:bookmarkEnd w:id="11"/>
+    </w:p>
+    <w:p>
+      <w:pPr>
+        <w:spacing w:line="360" w:lineRule="auto"/>
+        <w:jc w:val="both"/>
+      </w:pPr>
+      <w:r>
+        <w:t>La binarización es el proceso mediante el cual una imagen en escala de grises se convierte en una imagen binaria, es decir, donde cada píxel solo puede tomar dos valores:</w:t>
+      </w:r>
+    </w:p>
+    <w:p>
+      <w:pPr>
+        <w:pStyle w:val="Prrafodelista"/>
+        <w:numPr>
+          <w:ilvl w:val="0"/>
+          <w:numId w:val="14"/>
+        </w:numPr>
+        <w:spacing w:line="360" w:lineRule="auto"/>
+        <w:jc w:val="both"/>
+      </w:pPr>
+      <w:r>
+        <w:t>0 (negro)</w:t>
+      </w:r>
+    </w:p>
+    <w:p>
+      <w:pPr>
+        <w:pStyle w:val="Prrafodelista"/>
+        <w:numPr>
+          <w:ilvl w:val="0"/>
+          <w:numId w:val="14"/>
+        </w:numPr>
+        <w:spacing w:line="360" w:lineRule="auto"/>
+        <w:jc w:val="both"/>
+      </w:pPr>
+      <w:r>
+        <w:t xml:space="preserve">255 </w:t>
+      </w:r>
+      <w:r>
+        <w:t>(blanco)</w:t>
+      </w:r>
+    </w:p>
+    <w:p>
+      <w:pPr>
+        <w:spacing w:line="360" w:lineRule="auto"/>
+        <w:jc w:val="both"/>
+      </w:pPr>
+    </w:p>
+    <w:p>
+      <w:pPr>
+        <w:spacing w:line="360" w:lineRule="auto"/>
+        <w:jc w:val="both"/>
+      </w:pPr>
+      <w:r>
+        <w:t xml:space="preserve">Para poder realizar este proceso se utilizó una </w:t>
+      </w:r>
+      <w:proofErr w:type="spellStart"/>
+      <w:r>
+        <w:t>umbralización</w:t>
+      </w:r>
+      <w:proofErr w:type="spellEnd"/>
+      <w:r>
+        <w:t xml:space="preserve"> </w:t>
+      </w:r>
+      <w:r>
+        <w:t>adaptativa</w:t>
+      </w:r>
+      <w:r>
+        <w:t xml:space="preserve"> de la siguiente forma:</w:t>
+      </w:r>
+    </w:p>
+    <w:p>
+      <w:pPr>
+        <w:spacing w:line="360" w:lineRule="auto"/>
+        <w:jc w:val="both"/>
+        <w:rPr>
+          <w:rFonts w:eastAsiaTheme="minorEastAsia"/>
+        </w:rPr>
+      </w:pPr>
+      <m:oMathPara>
+        <m:oMath>
+          <m:r>
+            <w:rPr>
+              <w:rFonts w:ascii="Cambria Math" w:hAnsi="Cambria Math"/>
+            </w:rPr>
+            <m:t>g(x,y)=</m:t>
+          </m:r>
+          <m:d>
+            <m:dPr>
+              <m:begChr m:val="{"/>
+              <m:endChr m:val=""/>
+              <m:ctrlPr>
+                <w:rPr>
+                  <w:rFonts w:ascii="Cambria Math" w:hAnsi="Cambria Math"/>
+                  <w:i/>
+                </w:rPr>
+              </m:ctrlPr>
+            </m:dPr>
+            <m:e>
+              <m:m>
+                <m:mPr>
+                  <m:plcHide m:val="1"/>
+                  <m:mcs>
+                    <m:mc>
+                      <m:mcPr>
+                        <m:count m:val="2"/>
+                        <m:mcJc m:val="center"/>
+                      </m:mcPr>
+                    </m:mc>
+                  </m:mcs>
+                  <m:ctrlPr>
+                    <w:rPr>
+                      <w:rFonts w:ascii="Cambria Math" w:hAnsi="Cambria Math"/>
+                      <w:i/>
+                    </w:rPr>
+                  </m:ctrlPr>
+                </m:mPr>
+                <m:mr>
+                  <m:e>
+                    <m:r>
+                      <w:rPr>
+                        <w:rFonts w:ascii="Cambria Math" w:hAnsi="Cambria Math"/>
+                      </w:rPr>
+                      <m:t>255</m:t>
+                    </m:r>
+                  </m:e>
+                  <m:e>
+                    <m:r>
+                      <m:rPr>
+                        <m:nor/>
+                      </m:rPr>
+                      <w:rPr>
+                        <w:rFonts w:ascii="Cambria Math" w:hAnsi="Cambria Math"/>
+                        <w:i/>
+                      </w:rPr>
+                      <m:t>si </m:t>
+                    </m:r>
+                    <m:r>
+                      <w:rPr>
+                        <w:rFonts w:ascii="Cambria Math" w:hAnsi="Cambria Math"/>
+                      </w:rPr>
+                      <m:t>f(x,y)&gt;T</m:t>
+                    </m:r>
+                  </m:e>
+                </m:mr>
+                <m:mr>
+                  <m:e>
+                    <m:r>
+                      <w:rPr>
+                        <w:rFonts w:ascii="Cambria Math" w:hAnsi="Cambria Math"/>
+                      </w:rPr>
+                      <m:t>0</m:t>
+                    </m:r>
+                  </m:e>
+                  <m:e>
+                    <m:r>
+                      <m:rPr>
+                        <m:nor/>
+                      </m:rPr>
+                      <w:rPr>
+                        <w:rFonts w:ascii="Cambria Math" w:hAnsi="Cambria Math"/>
+                        <w:i/>
+                      </w:rPr>
+                      <m:t>si </m:t>
+                    </m:r>
+                    <m:r>
+                      <w:rPr>
+                        <w:rFonts w:ascii="Cambria Math" w:hAnsi="Cambria Math"/>
+                      </w:rPr>
+                      <m:t>f(x,y)≤T</m:t>
+                    </m:r>
+                  </m:e>
+                </m:mr>
+              </m:m>
+            </m:e>
+          </m:d>
+        </m:oMath>
+      </m:oMathPara>
+    </w:p>
+    <w:p>
+      <w:pPr>
+        <w:spacing w:line="360" w:lineRule="auto"/>
+        <w:jc w:val="both"/>
+        <w:rPr>
+          <w:rFonts w:eastAsiaTheme="minorEastAsia"/>
+        </w:rPr>
+      </w:pPr>
+      <w:r>
+        <w:rPr>
+          <w:rFonts w:eastAsiaTheme="minorEastAsia"/>
+        </w:rPr>
+        <w:t>Donde:</w:t>
+      </w:r>
+    </w:p>
+    <w:p>
+      <w:pPr>
+        <w:pStyle w:val="Prrafodelista"/>
+        <w:numPr>
+          <w:ilvl w:val="0"/>
+          <w:numId w:val="15"/>
+        </w:numPr>
+        <w:spacing w:line="360" w:lineRule="auto"/>
+        <w:jc w:val="both"/>
+      </w:pPr>
+      <w:r>
+        <w:t>f(</w:t>
+      </w:r>
+      <w:proofErr w:type="spellStart"/>
+      <w:r>
+        <w:t>x,y</w:t>
+      </w:r>
+      <w:proofErr w:type="spellEnd"/>
+      <w:r>
+        <w:t>) es el valor original del píxel</w:t>
+      </w:r>
+    </w:p>
+    <w:p>
+      <w:pPr>
+        <w:pStyle w:val="Prrafodelista"/>
+        <w:numPr>
+          <w:ilvl w:val="0"/>
+          <w:numId w:val="15"/>
+        </w:numPr>
+        <w:spacing w:line="360" w:lineRule="auto"/>
+        <w:jc w:val="both"/>
+      </w:pPr>
+      <w:r>
+        <w:t>g(</w:t>
+      </w:r>
+      <w:proofErr w:type="spellStart"/>
+      <w:r>
+        <w:t>x,y</w:t>
+      </w:r>
+      <w:proofErr w:type="spellEnd"/>
+      <w:r>
+        <w:t xml:space="preserve">) es el valor </w:t>
+      </w:r>
+      <w:proofErr w:type="spellStart"/>
+      <w:r>
+        <w:t>binarizado</w:t>
+      </w:r>
+      <w:proofErr w:type="spellEnd"/>
+    </w:p>
+    <w:p>
+      <w:pPr>
+        <w:pStyle w:val="Prrafodelista"/>
+        <w:numPr>
+          <w:ilvl w:val="0"/>
+          <w:numId w:val="15"/>
+        </w:numPr>
+        <w:spacing w:line="360" w:lineRule="auto"/>
+        <w:jc w:val="both"/>
+      </w:pPr>
+      <w:r>
+        <w:t>T es el valor umbral</w:t>
+      </w:r>
+    </w:p>
+    <w:p>
+      <w:pPr>
+        <w:spacing w:line="360" w:lineRule="auto"/>
+        <w:jc w:val="both"/>
+      </w:pPr>
+      <w:r>
+        <w:t>A parte, en</w:t>
+      </w:r>
+      <w:r>
+        <w:t xml:space="preserve"> este método el umbral no es constante, sino que se calcula para cada región de la imagen considerando los píxeles vecinos.</w:t>
+      </w:r>
+      <w:r>
+        <w:t xml:space="preserve"> </w:t>
+      </w:r>
+      <w:r>
+        <w:t>Esto permite obtener mejores resultados cuando hay sombras o iluminación variable.</w:t>
+      </w:r>
+    </w:p>
+    <w:p>
+      <w:pPr>
+        <w:spacing w:line="360" w:lineRule="auto"/>
+        <w:jc w:val="both"/>
+      </w:pPr>
+      <w:r>
+        <w:drawing>
+          <wp:inline distT="0" distB="0" distL="0" distR="0" wp14:anchorId="168825C5" wp14:editId="5CFF1CEE">
+            <wp:extent cx="5612130" cy="673100"/>
+            <wp:effectExtent l="0" t="0" r="7620" b="0"/>
+            <wp:docPr id="42534210" name="Imagen 1"/>
+            <wp:cNvGraphicFramePr>
+              <a:graphicFrameLocks xmlns:a="http://schemas.openxmlformats.org/drawingml/2006/main" noChangeAspect="1"/>
+            </wp:cNvGraphicFramePr>
+            <a:graphic xmlns:a="http://schemas.openxmlformats.org/drawingml/2006/main">
+              <a:graphicData uri="http://schemas.openxmlformats.org/drawingml/2006/picture">
+                <pic:pic xmlns:pic="http://schemas.openxmlformats.org/drawingml/2006/picture">
+                  <pic:nvPicPr>
+                    <pic:cNvPr id="42534210" name=""/>
+                    <pic:cNvPicPr/>
+                  </pic:nvPicPr>
+                  <pic:blipFill>
+                    <a:blip r:embed="rId10"/>
+                    <a:stretch>
+                      <a:fillRect/>
+                    </a:stretch>
+                  </pic:blipFill>
+                  <pic:spPr>
+                    <a:xfrm>
+                      <a:off x="0" y="0"/>
+                      <a:ext cx="5612130" cy="673100"/>
+                    </a:xfrm>
+                    <a:prstGeom prst="rect">
+                      <a:avLst/>
+                    </a:prstGeom>
+                  </pic:spPr>
+                </pic:pic>
+              </a:graphicData>
+            </a:graphic>
+          </wp:inline>
+        </w:drawing>
+      </w:r>
+    </w:p>
+    <w:p>
+      <w:pPr>
+        <w:spacing w:line="360" w:lineRule="auto"/>
+        <w:jc w:val="both"/>
+      </w:pPr>
+      <w:r>
+        <w:lastRenderedPageBreak/>
+        <w:t>De esta forma primero calculamos el umbral local y luego se ajusta restando una constante.</w:t>
+      </w:r>
+    </w:p>
+    <w:p>
+      <w:pPr>
+        <w:pStyle w:val="Ttulo3"/>
+        <w:spacing w:line="360" w:lineRule="auto"/>
+        <w:jc w:val="both"/>
+      </w:pPr>
+      <w:r>
+        <w:t>Código</w:t>
+      </w:r>
+      <w:r>
+        <w:t xml:space="preserve"> del preprocesado</w:t>
+      </w:r>
+    </w:p>
+    <w:p>
+      <w:pPr>
+        <w:spacing w:line="360" w:lineRule="auto"/>
+        <w:jc w:val="both"/>
+      </w:pPr>
+      <w:r>
+        <w:t xml:space="preserve">Finalmente, este es el código para esta fase del proyecto en donde escribí el nombre de cada raza separada en un arreglo para gatos y otro para perros, para posteriormente </w:t>
+      </w:r>
+      <w:r>
+        <w:t xml:space="preserve">crear una función la cual se encarga de tomar cada imagen de cada carpeta y aplicar las transformaciones vistas anteriormente. Luego de esto las reescribe en la carpeta </w:t>
+      </w:r>
+      <w:proofErr w:type="spellStart"/>
+      <w:r>
+        <w:t>processed</w:t>
+      </w:r>
+      <w:proofErr w:type="spellEnd"/>
+      <w:r>
+        <w:t xml:space="preserve"> listas para usarse en la RNA.</w:t>
+      </w:r>
+    </w:p>
+    <w:p>
+      <w:pPr>
+        <w:spacing w:line="360" w:lineRule="auto"/>
+        <w:jc w:val="both"/>
+      </w:pPr>
+      <w:r>
+        <w:t>En resumen, e</w:t>
+      </w:r>
+      <w:r>
+        <w:t xml:space="preserve">l preprocesamiento de imágenes incluyó el </w:t>
+      </w:r>
+      <w:proofErr w:type="spellStart"/>
+      <w:r>
+        <w:t>reescalado</w:t>
+      </w:r>
+      <w:proofErr w:type="spellEnd"/>
+      <w:r>
+        <w:t xml:space="preserve"> a un tamaño uniforme, la conversión a escala de grises mediante una combinación ponderada de los canales RGB, y la binarización mediante </w:t>
+      </w:r>
+      <w:proofErr w:type="spellStart"/>
+      <w:r>
+        <w:t>umbralización</w:t>
+      </w:r>
+      <w:proofErr w:type="spellEnd"/>
+      <w:r>
+        <w:t>, permitiendo separar el objeto del fondo y facilitar el análisis posterior.</w:t>
+      </w:r>
+    </w:p>
+    <w:p>
+      <w:pPr>
+        <w:spacing w:line="360" w:lineRule="auto"/>
+        <w:jc w:val="both"/>
+      </w:pPr>
+      <w:r>
+        <w:drawing>
+          <wp:inline distT="0" distB="0" distL="0" distR="0" wp14:anchorId="4630793A" wp14:editId="132F9718">
+            <wp:extent cx="5612130" cy="3145790"/>
+            <wp:effectExtent l="0" t="0" r="7620" b="0"/>
+            <wp:docPr id="48474080" name="Imagen 1"/>
+            <wp:cNvGraphicFramePr>
+              <a:graphicFrameLocks xmlns:a="http://schemas.openxmlformats.org/drawingml/2006/main" noChangeAspect="1"/>
+            </wp:cNvGraphicFramePr>
+            <a:graphic xmlns:a="http://schemas.openxmlformats.org/drawingml/2006/main">
+              <a:graphicData uri="http://schemas.openxmlformats.org/drawingml/2006/picture">
+                <pic:pic xmlns:pic="http://schemas.openxmlformats.org/drawingml/2006/picture">
+                  <pic:nvPicPr>
+                    <pic:cNvPr id="48474080" name=""/>
+                    <pic:cNvPicPr/>
+                  </pic:nvPicPr>
+                  <pic:blipFill>
+                    <a:blip r:embed="rId11"/>
+                    <a:stretch>
+                      <a:fillRect/>
+                    </a:stretch>
+                  </pic:blipFill>
+                  <pic:spPr>
+                    <a:xfrm>
+                      <a:off x="0" y="0"/>
+                      <a:ext cx="5612130" cy="3145790"/>
+                    </a:xfrm>
+                    <a:prstGeom prst="rect">
+                      <a:avLst/>
+                    </a:prstGeom>
+                  </pic:spPr>
+                </pic:pic>
+              </a:graphicData>
+            </a:graphic>
+          </wp:inline>
+        </w:drawing>
+      </w:r>
+    </w:p>
+    <w:p>
+      <w:pPr>
+        <w:spacing w:line="360" w:lineRule="auto"/>
+        <w:jc w:val="both"/>
+      </w:pPr>
+      <w:r>
+        <w:br w:type="page"/>
+      </w:r>
+    </w:p>
+    <w:p>
+      <w:pPr>
+        <w:pStyle w:val="Ttulo2"/>
+        <w:spacing w:line="360" w:lineRule="auto"/>
+        <w:jc w:val="both"/>
+      </w:pPr>
+      <w:r>
+        <w:lastRenderedPageBreak/>
+        <w:t>Detección de contornos</w:t>
+      </w:r>
+    </w:p>
+    <w:p>
+      <w:pPr>
+        <w:spacing w:line="360" w:lineRule="auto"/>
+        <w:jc w:val="both"/>
+      </w:pPr>
+      <w:r>
+        <w:t>La detección de contornos es una técnica del procesamiento digital de imágenes cuyo objetivo es identificar los bordes de los objetos dentro de una imagen. Un borde corresponde a un cambio brusco en la intensidad de los píxeles, lo cual generalmente indica el límite entre dos regiones, como el objeto y el fondo.</w:t>
+      </w:r>
+    </w:p>
+    <w:p>
+      <w:pPr>
+        <w:spacing w:line="360" w:lineRule="auto"/>
+        <w:jc w:val="both"/>
+      </w:pPr>
+      <w:r>
+        <w:t>Los contornos son fundamentales porque permiten describir la forma de los objetos, lo que facilita su reconocimiento y clasificación.</w:t>
+      </w:r>
+    </w:p>
+    <w:p>
+      <w:pPr>
+        <w:spacing w:line="360" w:lineRule="auto"/>
+        <w:jc w:val="both"/>
+      </w:pPr>
+      <w:r>
+        <w:t>De manera general, todos los métodos se basan en detectar cambios de intensidad basados en gradientes, es decir, cuando hay un cambio muy brusco de color o iluminación entonces hay un borde. El gradiente mide que tanto cambia la intensidad de una dirección:</w:t>
+      </w:r>
+    </w:p>
+    <w:p>
+      <w:pPr>
+        <w:spacing w:line="360" w:lineRule="auto"/>
+        <w:jc w:val="both"/>
+        <w:rPr>
+          <w:rFonts w:ascii="Cambria Math" w:eastAsiaTheme="minorEastAsia" w:hAnsi="Cambria Math"/>
+          <w:i/>
+        </w:rPr>
+      </w:pPr>
+      <m:oMathPara>
+        <m:oMath>
+          <m:r>
+            <w:rPr>
+              <w:rFonts w:ascii="Cambria Math" w:hAnsi="Cambria Math"/>
+            </w:rPr>
+            <m:t>G=</m:t>
+          </m:r>
+          <m:rad>
+            <m:radPr>
+              <m:degHide m:val="1"/>
+              <m:ctrlPr>
+                <w:rPr>
+                  <w:rFonts w:ascii="Cambria Math" w:hAnsi="Cambria Math"/>
+                  <w:i/>
+                </w:rPr>
+              </m:ctrlPr>
+            </m:radPr>
+            <m:deg/>
+            <m:e>
+              <m:sSubSup>
+                <m:sSubSupPr>
+                  <m:ctrlPr>
+                    <w:rPr>
+                      <w:rFonts w:ascii="Cambria Math" w:hAnsi="Cambria Math"/>
+                      <w:i/>
+                    </w:rPr>
+                  </m:ctrlPr>
+                </m:sSubSupPr>
+                <m:e>
+                  <m:r>
+                    <w:rPr>
+                      <w:rFonts w:ascii="Cambria Math" w:hAnsi="Cambria Math"/>
+                    </w:rPr>
+                    <m:t>G</m:t>
+                  </m:r>
+                </m:e>
+                <m:sub>
+                  <m:r>
+                    <w:rPr>
+                      <w:rFonts w:ascii="Cambria Math" w:hAnsi="Cambria Math"/>
+                    </w:rPr>
+                    <m:t>x</m:t>
+                  </m:r>
+                </m:sub>
+                <m:sup>
+                  <m:r>
+                    <w:rPr>
+                      <w:rFonts w:ascii="Cambria Math" w:hAnsi="Cambria Math"/>
+                    </w:rPr>
+                    <m:t>2</m:t>
+                  </m:r>
+                </m:sup>
+              </m:sSubSup>
+              <m:r>
+                <w:rPr>
+                  <w:rFonts w:ascii="Cambria Math" w:hAnsi="Cambria Math"/>
+                </w:rPr>
+                <m:t>+</m:t>
+              </m:r>
+              <m:sSubSup>
+                <m:sSubSupPr>
+                  <m:ctrlPr>
+                    <w:rPr>
+                      <w:rFonts w:ascii="Cambria Math" w:hAnsi="Cambria Math"/>
+                      <w:i/>
+                    </w:rPr>
+                  </m:ctrlPr>
+                </m:sSubSupPr>
+                <m:e>
+                  <m:r>
+                    <w:rPr>
+                      <w:rFonts w:ascii="Cambria Math" w:hAnsi="Cambria Math"/>
+                    </w:rPr>
+                    <m:t>G</m:t>
+                  </m:r>
+                </m:e>
+                <m:sub>
+                  <m:r>
+                    <w:rPr>
+                      <w:rFonts w:ascii="Cambria Math" w:hAnsi="Cambria Math"/>
+                    </w:rPr>
+                    <m:t>y</m:t>
+                  </m:r>
+                </m:sub>
+                <m:sup>
+                  <m:r>
+                    <w:rPr>
+                      <w:rFonts w:ascii="Cambria Math" w:hAnsi="Cambria Math"/>
+                    </w:rPr>
+                    <m:t>2</m:t>
+                  </m:r>
+                </m:sup>
+              </m:sSubSup>
+            </m:e>
+          </m:rad>
+        </m:oMath>
+      </m:oMathPara>
+    </w:p>
+    <w:p>
+      <w:pPr>
+        <w:spacing w:line="360" w:lineRule="auto"/>
+        <w:jc w:val="both"/>
+        <w:rPr>
+          <w:iCs/>
+        </w:rPr>
+      </w:pPr>
+      <w:r>
+        <w:rPr>
+          <w:iCs/>
+        </w:rPr>
+        <w:t>Donde:</w:t>
+      </w:r>
+    </w:p>
+    <w:p>
+      <w:pPr>
+        <w:pStyle w:val="Prrafodelista"/>
+        <w:numPr>
+          <w:ilvl w:val="0"/>
+          <w:numId w:val="16"/>
+        </w:numPr>
+        <w:spacing w:line="360" w:lineRule="auto"/>
+        <w:jc w:val="both"/>
+        <w:rPr>
+          <w:iCs/>
+        </w:rPr>
+      </w:pPr>
+      <w:proofErr w:type="spellStart"/>
+      <w:r>
+        <w:rPr>
+          <w:iCs/>
+        </w:rPr>
+        <w:t>Gx</w:t>
+      </w:r>
+      <w:proofErr w:type="spellEnd"/>
+      <w:r>
+        <w:rPr>
+          <w:iCs/>
+        </w:rPr>
+        <w:t>: cambio horizontal</w:t>
+      </w:r>
+    </w:p>
+    <w:p>
+      <w:pPr>
+        <w:pStyle w:val="Prrafodelista"/>
+        <w:numPr>
+          <w:ilvl w:val="0"/>
+          <w:numId w:val="16"/>
+        </w:numPr>
+        <w:spacing w:line="360" w:lineRule="auto"/>
+        <w:jc w:val="both"/>
+        <w:rPr>
+          <w:iCs/>
+        </w:rPr>
+      </w:pPr>
+      <w:r>
+        <w:rPr>
+          <w:iCs/>
+        </w:rPr>
+        <w:t>Gy: cambio vertical</w:t>
+      </w:r>
+    </w:p>
+    <w:p>
+      <w:pPr>
+        <w:spacing w:line="360" w:lineRule="auto"/>
+        <w:jc w:val="both"/>
+        <w:rPr>
+          <w:iCs/>
+        </w:rPr>
+      </w:pPr>
+      <w:r>
+        <w:rPr>
+          <w:iCs/>
+        </w:rPr>
+        <w:t>Si el gradiente es grande, entonces hay un borde.</w:t>
+      </w:r>
+    </w:p>
+    <w:p>
+      <w:pPr>
+        <w:spacing w:line="360" w:lineRule="auto"/>
+        <w:jc w:val="both"/>
+        <w:rPr>
+          <w:iCs/>
+        </w:rPr>
+      </w:pPr>
+    </w:p>
+    <w:p>
+      <w:pPr>
+        <w:pStyle w:val="Ttulo3"/>
+        <w:spacing w:line="360" w:lineRule="auto"/>
+        <w:jc w:val="both"/>
+      </w:pPr>
+      <w:r>
+        <w:t>Método de Canny</w:t>
+      </w:r>
+    </w:p>
+    <w:p>
+      <w:pPr>
+        <w:spacing w:line="360" w:lineRule="auto"/>
+        <w:jc w:val="both"/>
+      </w:pPr>
+      <w:r>
+        <w:t>Decidimos usar este algoritmo porque resulta ser el más preciso y completo para detección de bordes. Este método consiste en principalmente 4 etapas:</w:t>
+      </w:r>
+    </w:p>
+    <w:p>
+      <w:pPr>
+        <w:pStyle w:val="Prrafodelista"/>
+        <w:numPr>
+          <w:ilvl w:val="0"/>
+          <w:numId w:val="17"/>
+        </w:numPr>
+        <w:spacing w:line="360" w:lineRule="auto"/>
+        <w:jc w:val="both"/>
+      </w:pPr>
+      <w:r>
+        <w:t>Suavizado. Elimina el ruido antes de detectar bordes.</w:t>
+      </w:r>
+    </w:p>
+    <w:p>
+      <w:pPr>
+        <w:pStyle w:val="Prrafodelista"/>
+        <w:numPr>
+          <w:ilvl w:val="0"/>
+          <w:numId w:val="17"/>
+        </w:numPr>
+        <w:spacing w:line="360" w:lineRule="auto"/>
+        <w:jc w:val="both"/>
+      </w:pPr>
+      <w:r>
+        <w:t>Cálculo del gradiente. Se calcula la intensidad del borde similar al método de Sobel (</w:t>
+      </w:r>
+      <w:r>
+        <w:t>Detecta bordes en direcciones horizontal y vertical usando máscaras de 3×3</w:t>
+      </w:r>
+      <w:r>
+        <w:t xml:space="preserve">, </w:t>
+      </w:r>
+      <w:r>
+        <w:t>dando mayor peso a los píxeles centrales</w:t>
+      </w:r>
+      <w:r>
+        <w:t>).</w:t>
+      </w:r>
+    </w:p>
+    <w:p>
+      <w:pPr>
+        <w:pStyle w:val="Prrafodelista"/>
+        <w:numPr>
+          <w:ilvl w:val="0"/>
+          <w:numId w:val="17"/>
+        </w:numPr>
+        <w:spacing w:line="360" w:lineRule="auto"/>
+        <w:jc w:val="both"/>
+      </w:pPr>
+      <w:r>
+        <w:lastRenderedPageBreak/>
+        <w:t xml:space="preserve">Supresión de no máximos. Se eliminan pixeles </w:t>
+      </w:r>
+      <w:r>
+        <w:t>que no son bordes reales.</w:t>
+      </w:r>
+    </w:p>
+    <w:p>
+      <w:pPr>
+        <w:pStyle w:val="Prrafodelista"/>
+        <w:numPr>
+          <w:ilvl w:val="0"/>
+          <w:numId w:val="17"/>
+        </w:numPr>
+        <w:spacing w:line="360" w:lineRule="auto"/>
+        <w:jc w:val="both"/>
+      </w:pPr>
+      <w:proofErr w:type="spellStart"/>
+      <w:r>
+        <w:t>Umbralización</w:t>
+      </w:r>
+      <w:proofErr w:type="spellEnd"/>
+      <w:r>
+        <w:t xml:space="preserve"> con histéresis. Se usa un umbral alto para encontrar los bordes seguros y un umbral bajo para encontrar los bordes más débiles para evitar bordes falsos.</w:t>
+      </w:r>
+    </w:p>
+    <w:p>
+      <w:pPr>
+        <w:spacing w:line="360" w:lineRule="auto"/>
+        <w:jc w:val="both"/>
+      </w:pPr>
+    </w:p>
+    <w:p>
+      <w:pPr>
+        <w:spacing w:line="360" w:lineRule="auto"/>
+        <w:jc w:val="both"/>
+      </w:pPr>
+    </w:p>
+    <w:p>
+      <w:pPr>
+        <w:spacing w:line="360" w:lineRule="auto"/>
+        <w:jc w:val="both"/>
+      </w:pPr>
+      <w:r>
+        <w:br w:type="page"/>
+      </w:r>
+    </w:p>
+    <w:p>
+      <w:pPr>
+        <w:pStyle w:val="Ttulo1"/>
+        <w:spacing w:line="360" w:lineRule="auto"/>
+        <w:jc w:val="both"/>
+      </w:pPr>
+      <w:bookmarkStart w:id="12" w:name="_Toc228822574"/>
+      <w:r>
+        <w:lastRenderedPageBreak/>
+        <w:t>Resultados</w:t>
+      </w:r>
+      <w:bookmarkEnd w:id="12"/>
+    </w:p>
+    <w:p>
+      <w:pPr>
+        <w:spacing w:line="360" w:lineRule="auto"/>
+        <w:jc w:val="both"/>
         <w:rPr>
           <w:rFonts w:asciiTheme="majorHAnsi" w:eastAsiaTheme="majorEastAsia" w:hAnsiTheme="majorHAnsi" w:cstheme="majorBidi"/>
           <w:color w:val="0F4761" w:themeColor="accent1" w:themeShade="BF"/>
@@ -994,14 +4050,20 @@
     <w:p>
       <w:pPr>
         <w:pStyle w:val="Ttulo1"/>
-      </w:pPr>
+        <w:spacing w:line="360" w:lineRule="auto"/>
+        <w:jc w:val="both"/>
+      </w:pPr>
+      <w:bookmarkStart w:id="13" w:name="_Toc228822575"/>
       <w:r>
         <w:lastRenderedPageBreak/>
-        <w:t>Resultados</w:t>
-      </w:r>
-    </w:p>
-    <w:p>
-      <w:pPr>
+        <w:t>Conclusiones</w:t>
+      </w:r>
+      <w:bookmarkEnd w:id="13"/>
+    </w:p>
+    <w:p>
+      <w:pPr>
+        <w:spacing w:line="360" w:lineRule="auto"/>
+        <w:jc w:val="both"/>
         <w:rPr>
           <w:rFonts w:asciiTheme="majorHAnsi" w:eastAsiaTheme="majorEastAsia" w:hAnsiTheme="majorHAnsi" w:cstheme="majorBidi"/>
           <w:color w:val="0F4761" w:themeColor="accent1" w:themeShade="BF"/>
@@ -1016,33 +4078,15 @@
     <w:p>
       <w:pPr>
         <w:pStyle w:val="Ttulo1"/>
-      </w:pPr>
-      <w:r>
-        <w:lastRenderedPageBreak/>
-        <w:t>Conclusiones</w:t>
-      </w:r>
-    </w:p>
-    <w:p>
-      <w:pPr>
-        <w:rPr>
-          <w:rFonts w:asciiTheme="majorHAnsi" w:eastAsiaTheme="majorEastAsia" w:hAnsiTheme="majorHAnsi" w:cstheme="majorBidi"/>
-          <w:color w:val="0F4761" w:themeColor="accent1" w:themeShade="BF"/>
-          <w:sz w:val="40"/>
-          <w:szCs w:val="40"/>
-        </w:rPr>
-      </w:pPr>
-      <w:r>
-        <w:br w:type="page"/>
-      </w:r>
-    </w:p>
-    <w:p>
-      <w:pPr>
-        <w:pStyle w:val="Ttulo1"/>
-      </w:pPr>
+        <w:spacing w:line="360" w:lineRule="auto"/>
+        <w:jc w:val="both"/>
+      </w:pPr>
+      <w:bookmarkStart w:id="14" w:name="_Toc228822576"/>
       <w:r>
         <w:lastRenderedPageBreak/>
         <w:t>Bibliografía</w:t>
       </w:r>
+      <w:bookmarkEnd w:id="14"/>
     </w:p>
     <w:p>
       <w:pPr>
@@ -1051,6 +4095,11 @@
           <w:ilvl w:val="0"/>
           <w:numId w:val="5"/>
         </w:numPr>
+        <w:spacing w:line="360" w:lineRule="auto"/>
+        <w:jc w:val="both"/>
+        <w:rPr>
+          <w:lang w:val="en-US"/>
+        </w:rPr>
       </w:pPr>
       <w:r>
         <w:t xml:space="preserve">MA7555. (2019). </w:t>
@@ -1060,8 +4109,33 @@
           <w:i/>
           <w:iCs/>
         </w:rPr>
-        <w:t>Cat breeds dataset</w:t>
-      </w:r>
+        <w:t xml:space="preserve">Cat </w:t>
+      </w:r>
+      <w:proofErr w:type="spellStart"/>
+      <w:r>
+        <w:rPr>
+          <w:i/>
+          <w:iCs/>
+        </w:rPr>
+        <w:t>breeds</w:t>
+      </w:r>
+      <w:proofErr w:type="spellEnd"/>
+      <w:r>
+        <w:rPr>
+          <w:i/>
+          <w:iCs/>
+        </w:rPr>
+        <w:t xml:space="preserve"> </w:t>
+      </w:r>
+      <w:proofErr w:type="spellStart"/>
+      <w:r>
+        <w:rPr>
+          <w:i/>
+          <w:iCs/>
+        </w:rPr>
+        <w:t>dataset</w:t>
+      </w:r>
+      <w:proofErr w:type="spellEnd"/>
       <w:r>
         <w:t xml:space="preserve"> [Conjunto de datos]. </w:t>
       </w:r>
@@ -1071,7 +4145,7 @@
         </w:rPr>
         <w:t xml:space="preserve">Kaggle. </w:t>
       </w:r>
-      <w:hyperlink r:id="rId5" w:tgtFrame="_new" w:history="1">
+      <w:hyperlink r:id="rId12" w:tgtFrame="_new" w:history="1">
         <w:r>
           <w:rPr>
             <w:rStyle w:val="Hipervnculo"/>
@@ -1088,6 +4162,8 @@
           <w:ilvl w:val="0"/>
           <w:numId w:val="5"/>
         </w:numPr>
+        <w:spacing w:line="360" w:lineRule="auto"/>
+        <w:jc w:val="both"/>
         <w:rPr>
           <w:lang w:val="en-US"/>
         </w:rPr>
@@ -1097,19 +4173,51 @@
       </w:r>
       <w:r>
         <w:br/>
-        <w:t xml:space="preserve">AtharvaTaras. (2023). </w:t>
+      </w:r>
+      <w:proofErr w:type="spellStart"/>
+      <w:r>
+        <w:t>AtharvaTaras</w:t>
+      </w:r>
+      <w:proofErr w:type="spellEnd"/>
+      <w:r>
+        <w:t xml:space="preserve">. (2023). </w:t>
       </w:r>
       <w:r>
         <w:rPr>
           <w:i/>
           <w:iCs/>
         </w:rPr>
-        <w:t>Dog-breeds-dataset</w:t>
-      </w:r>
+        <w:t>Dog-</w:t>
+      </w:r>
+      <w:proofErr w:type="spellStart"/>
+      <w:r>
+        <w:rPr>
+          <w:i/>
+          <w:iCs/>
+        </w:rPr>
+        <w:t>breeds</w:t>
+      </w:r>
+      <w:proofErr w:type="spellEnd"/>
+      <w:r>
+        <w:rPr>
+          <w:i/>
+          <w:iCs/>
+        </w:rPr>
+        <w:t>-</w:t>
+      </w:r>
+      <w:proofErr w:type="spellStart"/>
+      <w:r>
+        <w:rPr>
+          <w:i/>
+          <w:iCs/>
+        </w:rPr>
+        <w:t>dataset</w:t>
+      </w:r>
+      <w:proofErr w:type="spellEnd"/>
       <w:r>
         <w:t xml:space="preserve"> [Conjunto de datos]. GitHub. </w:t>
       </w:r>
-      <w:hyperlink r:id="rId6" w:tgtFrame="_new" w:history="1">
+      <w:hyperlink r:id="rId13" w:tgtFrame="_new" w:history="1">
         <w:r>
           <w:rPr>
             <w:rStyle w:val="Hipervnculo"/>
@@ -1125,28 +4233,16 @@
           <w:ilvl w:val="0"/>
           <w:numId w:val="5"/>
         </w:numPr>
+        <w:spacing w:line="360" w:lineRule="auto"/>
+        <w:jc w:val="both"/>
         <w:rPr>
           <w:lang w:val="en-US"/>
         </w:rPr>
       </w:pPr>
       <w:r>
-        <w:rPr>
-          <w:lang w:val="en-US"/>
-        </w:rPr>
-        <w:t>Rivera, J. A. (</w:t>
-      </w:r>
-      <w:r>
-        <w:rPr>
-          <w:lang w:val="en-US"/>
-        </w:rPr>
-        <w:t>2026</w:t>
-      </w:r>
-      <w:r>
-        <w:rPr>
-          <w:lang w:val="en-US"/>
-        </w:rPr>
-        <w:t xml:space="preserve">). </w:t>
-      </w:r>
+        <w:t xml:space="preserve">Rivera, J. A. (2026). </w:t>
+      </w:r>
+      <w:proofErr w:type="spellStart"/>
       <w:r>
         <w:rPr>
           <w:i/>
@@ -1154,13 +4250,21 @@
         </w:rPr>
         <w:t>rna_perros_gatos</w:t>
       </w:r>
-      <w:r>
-        <w:t xml:space="preserve"> [Repositorio de código]. GitHub. </w:t>
-      </w:r>
-      <w:hyperlink r:id="rId7" w:tgtFrame="_new" w:history="1">
+      <w:proofErr w:type="spellEnd"/>
+      <w:r>
+        <w:t xml:space="preserve"> [Repositorio de código]. </w:t>
+      </w:r>
+      <w:r>
+        <w:rPr>
+          <w:lang w:val="en-US"/>
+        </w:rPr>
+        <w:t xml:space="preserve">GitHub. </w:t>
+      </w:r>
+      <w:hyperlink r:id="rId14" w:tgtFrame="_new" w:history="1">
         <w:r>
           <w:rPr>
             <w:rStyle w:val="Hipervnculo"/>
+            <w:lang w:val="en-US"/>
           </w:rPr>
           <w:t>https://github.com/JuanAngelRivera/rna_perros_gatos</w:t>
         </w:r>
@@ -1292,6 +4396,716 @@
     </w:lvl>
   </w:abstractNum>
   <w:abstractNum w:abstractNumId="1" w15:restartNumberingAfterBreak="0">
+    <w:nsid w:val="042C2F21"/>
+    <w:multiLevelType w:val="hybridMultilevel"/>
+    <w:tmpl w:val="6BAE4E42"/>
+    <w:lvl w:ilvl="0" w:tplc="080A0001">
+      <w:start w:val="1"/>
+      <w:numFmt w:val="bullet"/>
+      <w:lvlText w:val=""/>
+      <w:lvlJc w:val="left"/>
+      <w:pPr>
+        <w:ind w:left="720" w:hanging="360"/>
+      </w:pPr>
+      <w:rPr>
+        <w:rFonts w:ascii="Symbol" w:hAnsi="Symbol" w:hint="default"/>
+      </w:rPr>
+    </w:lvl>
+    <w:lvl w:ilvl="1" w:tplc="080A0003" w:tentative="1">
+      <w:start w:val="1"/>
+      <w:numFmt w:val="bullet"/>
+      <w:lvlText w:val="o"/>
+      <w:lvlJc w:val="left"/>
+      <w:pPr>
+        <w:ind w:left="1440" w:hanging="360"/>
+      </w:pPr>
+      <w:rPr>
+        <w:rFonts w:ascii="Courier New" w:hAnsi="Courier New" w:cs="Courier New" w:hint="default"/>
+      </w:rPr>
+    </w:lvl>
+    <w:lvl w:ilvl="2" w:tplc="080A0005" w:tentative="1">
+      <w:start w:val="1"/>
+      <w:numFmt w:val="bullet"/>
+      <w:lvlText w:val=""/>
+      <w:lvlJc w:val="left"/>
+      <w:pPr>
+        <w:ind w:left="2160" w:hanging="360"/>
+      </w:pPr>
+      <w:rPr>
+        <w:rFonts w:ascii="Wingdings" w:hAnsi="Wingdings" w:hint="default"/>
+      </w:rPr>
+    </w:lvl>
+    <w:lvl w:ilvl="3" w:tplc="080A0001" w:tentative="1">
+      <w:start w:val="1"/>
+      <w:numFmt w:val="bullet"/>
+      <w:lvlText w:val=""/>
+      <w:lvlJc w:val="left"/>
+      <w:pPr>
+        <w:ind w:left="2880" w:hanging="360"/>
+      </w:pPr>
+      <w:rPr>
+        <w:rFonts w:ascii="Symbol" w:hAnsi="Symbol" w:hint="default"/>
+      </w:rPr>
+    </w:lvl>
+    <w:lvl w:ilvl="4" w:tplc="080A0003" w:tentative="1">
+      <w:start w:val="1"/>
+      <w:numFmt w:val="bullet"/>
+      <w:lvlText w:val="o"/>
+      <w:lvlJc w:val="left"/>
+      <w:pPr>
+        <w:ind w:left="3600" w:hanging="360"/>
+      </w:pPr>
+      <w:rPr>
+        <w:rFonts w:ascii="Courier New" w:hAnsi="Courier New" w:cs="Courier New" w:hint="default"/>
+      </w:rPr>
+    </w:lvl>
+    <w:lvl w:ilvl="5" w:tplc="080A0005" w:tentative="1">
+      <w:start w:val="1"/>
+      <w:numFmt w:val="bullet"/>
+      <w:lvlText w:val=""/>
+      <w:lvlJc w:val="left"/>
+      <w:pPr>
+        <w:ind w:left="4320" w:hanging="360"/>
+      </w:pPr>
+      <w:rPr>
+        <w:rFonts w:ascii="Wingdings" w:hAnsi="Wingdings" w:hint="default"/>
+      </w:rPr>
+    </w:lvl>
+    <w:lvl w:ilvl="6" w:tplc="080A0001" w:tentative="1">
+      <w:start w:val="1"/>
+      <w:numFmt w:val="bullet"/>
+      <w:lvlText w:val=""/>
+      <w:lvlJc w:val="left"/>
+      <w:pPr>
+        <w:ind w:left="5040" w:hanging="360"/>
+      </w:pPr>
+      <w:rPr>
+        <w:rFonts w:ascii="Symbol" w:hAnsi="Symbol" w:hint="default"/>
+      </w:rPr>
+    </w:lvl>
+    <w:lvl w:ilvl="7" w:tplc="080A0003" w:tentative="1">
+      <w:start w:val="1"/>
+      <w:numFmt w:val="bullet"/>
+      <w:lvlText w:val="o"/>
+      <w:lvlJc w:val="left"/>
+      <w:pPr>
+        <w:ind w:left="5760" w:hanging="360"/>
+      </w:pPr>
+      <w:rPr>
+        <w:rFonts w:ascii="Courier New" w:hAnsi="Courier New" w:cs="Courier New" w:hint="default"/>
+      </w:rPr>
+    </w:lvl>
+    <w:lvl w:ilvl="8" w:tplc="080A0005" w:tentative="1">
+      <w:start w:val="1"/>
+      <w:numFmt w:val="bullet"/>
+      <w:lvlText w:val=""/>
+      <w:lvlJc w:val="left"/>
+      <w:pPr>
+        <w:ind w:left="6480" w:hanging="360"/>
+      </w:pPr>
+      <w:rPr>
+        <w:rFonts w:ascii="Wingdings" w:hAnsi="Wingdings" w:hint="default"/>
+      </w:rPr>
+    </w:lvl>
+  </w:abstractNum>
+  <w:abstractNum w:abstractNumId="2" w15:restartNumberingAfterBreak="0">
+    <w:nsid w:val="0F753C53"/>
+    <w:multiLevelType w:val="hybridMultilevel"/>
+    <w:tmpl w:val="251AD534"/>
+    <w:lvl w:ilvl="0" w:tplc="080A0001">
+      <w:start w:val="1"/>
+      <w:numFmt w:val="bullet"/>
+      <w:lvlText w:val=""/>
+      <w:lvlJc w:val="left"/>
+      <w:pPr>
+        <w:ind w:left="720" w:hanging="360"/>
+      </w:pPr>
+      <w:rPr>
+        <w:rFonts w:ascii="Symbol" w:hAnsi="Symbol" w:hint="default"/>
+      </w:rPr>
+    </w:lvl>
+    <w:lvl w:ilvl="1" w:tplc="080A0003">
+      <w:start w:val="1"/>
+      <w:numFmt w:val="bullet"/>
+      <w:lvlText w:val="o"/>
+      <w:lvlJc w:val="left"/>
+      <w:pPr>
+        <w:ind w:left="1440" w:hanging="360"/>
+      </w:pPr>
+      <w:rPr>
+        <w:rFonts w:ascii="Courier New" w:hAnsi="Courier New" w:cs="Courier New" w:hint="default"/>
+      </w:rPr>
+    </w:lvl>
+    <w:lvl w:ilvl="2" w:tplc="080A0005" w:tentative="1">
+      <w:start w:val="1"/>
+      <w:numFmt w:val="bullet"/>
+      <w:lvlText w:val=""/>
+      <w:lvlJc w:val="left"/>
+      <w:pPr>
+        <w:ind w:left="2160" w:hanging="360"/>
+      </w:pPr>
+      <w:rPr>
+        <w:rFonts w:ascii="Wingdings" w:hAnsi="Wingdings" w:hint="default"/>
+      </w:rPr>
+    </w:lvl>
+    <w:lvl w:ilvl="3" w:tplc="080A0001" w:tentative="1">
+      <w:start w:val="1"/>
+      <w:numFmt w:val="bullet"/>
+      <w:lvlText w:val=""/>
+      <w:lvlJc w:val="left"/>
+      <w:pPr>
+        <w:ind w:left="2880" w:hanging="360"/>
+      </w:pPr>
+      <w:rPr>
+        <w:rFonts w:ascii="Symbol" w:hAnsi="Symbol" w:hint="default"/>
+      </w:rPr>
+    </w:lvl>
+    <w:lvl w:ilvl="4" w:tplc="080A0003" w:tentative="1">
+      <w:start w:val="1"/>
+      <w:numFmt w:val="bullet"/>
+      <w:lvlText w:val="o"/>
+      <w:lvlJc w:val="left"/>
+      <w:pPr>
+        <w:ind w:left="3600" w:hanging="360"/>
+      </w:pPr>
+      <w:rPr>
+        <w:rFonts w:ascii="Courier New" w:hAnsi="Courier New" w:cs="Courier New" w:hint="default"/>
+      </w:rPr>
+    </w:lvl>
+    <w:lvl w:ilvl="5" w:tplc="080A0005" w:tentative="1">
+      <w:start w:val="1"/>
+      <w:numFmt w:val="bullet"/>
+      <w:lvlText w:val=""/>
+      <w:lvlJc w:val="left"/>
+      <w:pPr>
+        <w:ind w:left="4320" w:hanging="360"/>
+      </w:pPr>
+      <w:rPr>
+        <w:rFonts w:ascii="Wingdings" w:hAnsi="Wingdings" w:hint="default"/>
+      </w:rPr>
+    </w:lvl>
+    <w:lvl w:ilvl="6" w:tplc="080A0001" w:tentative="1">
+      <w:start w:val="1"/>
+      <w:numFmt w:val="bullet"/>
+      <w:lvlText w:val=""/>
+      <w:lvlJc w:val="left"/>
+      <w:pPr>
+        <w:ind w:left="5040" w:hanging="360"/>
+      </w:pPr>
+      <w:rPr>
+        <w:rFonts w:ascii="Symbol" w:hAnsi="Symbol" w:hint="default"/>
+      </w:rPr>
+    </w:lvl>
+    <w:lvl w:ilvl="7" w:tplc="080A0003" w:tentative="1">
+      <w:start w:val="1"/>
+      <w:numFmt w:val="bullet"/>
+      <w:lvlText w:val="o"/>
+      <w:lvlJc w:val="left"/>
+      <w:pPr>
+        <w:ind w:left="5760" w:hanging="360"/>
+      </w:pPr>
+      <w:rPr>
+        <w:rFonts w:ascii="Courier New" w:hAnsi="Courier New" w:cs="Courier New" w:hint="default"/>
+      </w:rPr>
+    </w:lvl>
+    <w:lvl w:ilvl="8" w:tplc="080A0005" w:tentative="1">
+      <w:start w:val="1"/>
+      <w:numFmt w:val="bullet"/>
+      <w:lvlText w:val=""/>
+      <w:lvlJc w:val="left"/>
+      <w:pPr>
+        <w:ind w:left="6480" w:hanging="360"/>
+      </w:pPr>
+      <w:rPr>
+        <w:rFonts w:ascii="Wingdings" w:hAnsi="Wingdings" w:hint="default"/>
+      </w:rPr>
+    </w:lvl>
+  </w:abstractNum>
+  <w:abstractNum w:abstractNumId="3" w15:restartNumberingAfterBreak="0">
+    <w:nsid w:val="1B5B347A"/>
+    <w:multiLevelType w:val="hybridMultilevel"/>
+    <w:tmpl w:val="BF500E2E"/>
+    <w:lvl w:ilvl="0" w:tplc="080A0001">
+      <w:start w:val="1"/>
+      <w:numFmt w:val="bullet"/>
+      <w:lvlText w:val=""/>
+      <w:lvlJc w:val="left"/>
+      <w:pPr>
+        <w:ind w:left="720" w:hanging="360"/>
+      </w:pPr>
+      <w:rPr>
+        <w:rFonts w:ascii="Symbol" w:hAnsi="Symbol" w:hint="default"/>
+      </w:rPr>
+    </w:lvl>
+    <w:lvl w:ilvl="1" w:tplc="080A0003" w:tentative="1">
+      <w:start w:val="1"/>
+      <w:numFmt w:val="bullet"/>
+      <w:lvlText w:val="o"/>
+      <w:lvlJc w:val="left"/>
+      <w:pPr>
+        <w:ind w:left="1440" w:hanging="360"/>
+      </w:pPr>
+      <w:rPr>
+        <w:rFonts w:ascii="Courier New" w:hAnsi="Courier New" w:cs="Courier New" w:hint="default"/>
+      </w:rPr>
+    </w:lvl>
+    <w:lvl w:ilvl="2" w:tplc="080A0005" w:tentative="1">
+      <w:start w:val="1"/>
+      <w:numFmt w:val="bullet"/>
+      <w:lvlText w:val=""/>
+      <w:lvlJc w:val="left"/>
+      <w:pPr>
+        <w:ind w:left="2160" w:hanging="360"/>
+      </w:pPr>
+      <w:rPr>
+        <w:rFonts w:ascii="Wingdings" w:hAnsi="Wingdings" w:hint="default"/>
+      </w:rPr>
+    </w:lvl>
+    <w:lvl w:ilvl="3" w:tplc="080A0001" w:tentative="1">
+      <w:start w:val="1"/>
+      <w:numFmt w:val="bullet"/>
+      <w:lvlText w:val=""/>
+      <w:lvlJc w:val="left"/>
+      <w:pPr>
+        <w:ind w:left="2880" w:hanging="360"/>
+      </w:pPr>
+      <w:rPr>
+        <w:rFonts w:ascii="Symbol" w:hAnsi="Symbol" w:hint="default"/>
+      </w:rPr>
+    </w:lvl>
+    <w:lvl w:ilvl="4" w:tplc="080A0003" w:tentative="1">
+      <w:start w:val="1"/>
+      <w:numFmt w:val="bullet"/>
+      <w:lvlText w:val="o"/>
+      <w:lvlJc w:val="left"/>
+      <w:pPr>
+        <w:ind w:left="3600" w:hanging="360"/>
+      </w:pPr>
+      <w:rPr>
+        <w:rFonts w:ascii="Courier New" w:hAnsi="Courier New" w:cs="Courier New" w:hint="default"/>
+      </w:rPr>
+    </w:lvl>
+    <w:lvl w:ilvl="5" w:tplc="080A0005" w:tentative="1">
+      <w:start w:val="1"/>
+      <w:numFmt w:val="bullet"/>
+      <w:lvlText w:val=""/>
+      <w:lvlJc w:val="left"/>
+      <w:pPr>
+        <w:ind w:left="4320" w:hanging="360"/>
+      </w:pPr>
+      <w:rPr>
+        <w:rFonts w:ascii="Wingdings" w:hAnsi="Wingdings" w:hint="default"/>
+      </w:rPr>
+    </w:lvl>
+    <w:lvl w:ilvl="6" w:tplc="080A0001" w:tentative="1">
+      <w:start w:val="1"/>
+      <w:numFmt w:val="bullet"/>
+      <w:lvlText w:val=""/>
+      <w:lvlJc w:val="left"/>
+      <w:pPr>
+        <w:ind w:left="5040" w:hanging="360"/>
+      </w:pPr>
+      <w:rPr>
+        <w:rFonts w:ascii="Symbol" w:hAnsi="Symbol" w:hint="default"/>
+      </w:rPr>
+    </w:lvl>
+    <w:lvl w:ilvl="7" w:tplc="080A0003" w:tentative="1">
+      <w:start w:val="1"/>
+      <w:numFmt w:val="bullet"/>
+      <w:lvlText w:val="o"/>
+      <w:lvlJc w:val="left"/>
+      <w:pPr>
+        <w:ind w:left="5760" w:hanging="360"/>
+      </w:pPr>
+      <w:rPr>
+        <w:rFonts w:ascii="Courier New" w:hAnsi="Courier New" w:cs="Courier New" w:hint="default"/>
+      </w:rPr>
+    </w:lvl>
+    <w:lvl w:ilvl="8" w:tplc="080A0005" w:tentative="1">
+      <w:start w:val="1"/>
+      <w:numFmt w:val="bullet"/>
+      <w:lvlText w:val=""/>
+      <w:lvlJc w:val="left"/>
+      <w:pPr>
+        <w:ind w:left="6480" w:hanging="360"/>
+      </w:pPr>
+      <w:rPr>
+        <w:rFonts w:ascii="Wingdings" w:hAnsi="Wingdings" w:hint="default"/>
+      </w:rPr>
+    </w:lvl>
+  </w:abstractNum>
+  <w:abstractNum w:abstractNumId="4" w15:restartNumberingAfterBreak="0">
+    <w:nsid w:val="2A63629D"/>
+    <w:multiLevelType w:val="multilevel"/>
+    <w:tmpl w:val="ADC29A96"/>
+    <w:lvl w:ilvl="0">
+      <w:start w:val="1"/>
+      <w:numFmt w:val="bullet"/>
+      <w:lvlText w:val=""/>
+      <w:lvlJc w:val="left"/>
+      <w:pPr>
+        <w:tabs>
+          <w:tab w:val="num" w:pos="720"/>
+        </w:tabs>
+        <w:ind w:left="720" w:hanging="360"/>
+      </w:pPr>
+      <w:rPr>
+        <w:rFonts w:ascii="Symbol" w:hAnsi="Symbol" w:hint="default"/>
+        <w:sz w:val="20"/>
+      </w:rPr>
+    </w:lvl>
+    <w:lvl w:ilvl="1">
+      <w:start w:val="255"/>
+      <w:numFmt w:val="decimal"/>
+      <w:lvlText w:val="%2"/>
+      <w:lvlJc w:val="left"/>
+      <w:pPr>
+        <w:ind w:left="1440" w:hanging="360"/>
+      </w:pPr>
+      <w:rPr>
+        <w:rFonts w:hint="default"/>
+      </w:rPr>
+    </w:lvl>
+    <w:lvl w:ilvl="2" w:tentative="1">
+      <w:start w:val="1"/>
+      <w:numFmt w:val="bullet"/>
+      <w:lvlText w:val=""/>
+      <w:lvlJc w:val="left"/>
+      <w:pPr>
+        <w:tabs>
+          <w:tab w:val="num" w:pos="2160"/>
+        </w:tabs>
+        <w:ind w:left="2160" w:hanging="360"/>
+      </w:pPr>
+      <w:rPr>
+        <w:rFonts w:ascii="Wingdings" w:hAnsi="Wingdings" w:hint="default"/>
+        <w:sz w:val="20"/>
+      </w:rPr>
+    </w:lvl>
+    <w:lvl w:ilvl="3" w:tentative="1">
+      <w:start w:val="1"/>
+      <w:numFmt w:val="bullet"/>
+      <w:lvlText w:val=""/>
+      <w:lvlJc w:val="left"/>
+      <w:pPr>
+        <w:tabs>
+          <w:tab w:val="num" w:pos="2880"/>
+        </w:tabs>
+        <w:ind w:left="2880" w:hanging="360"/>
+      </w:pPr>
+      <w:rPr>
+        <w:rFonts w:ascii="Wingdings" w:hAnsi="Wingdings" w:hint="default"/>
+        <w:sz w:val="20"/>
+      </w:rPr>
+    </w:lvl>
+    <w:lvl w:ilvl="4" w:tentative="1">
+      <w:start w:val="1"/>
+      <w:numFmt w:val="bullet"/>
+      <w:lvlText w:val=""/>
+      <w:lvlJc w:val="left"/>
+      <w:pPr>
+        <w:tabs>
+          <w:tab w:val="num" w:pos="3600"/>
+        </w:tabs>
+        <w:ind w:left="3600" w:hanging="360"/>
+      </w:pPr>
+      <w:rPr>
+        <w:rFonts w:ascii="Wingdings" w:hAnsi="Wingdings" w:hint="default"/>
+        <w:sz w:val="20"/>
+      </w:rPr>
+    </w:lvl>
+    <w:lvl w:ilvl="5" w:tentative="1">
+      <w:start w:val="1"/>
+      <w:numFmt w:val="bullet"/>
+      <w:lvlText w:val=""/>
+      <w:lvlJc w:val="left"/>
+      <w:pPr>
+        <w:tabs>
+          <w:tab w:val="num" w:pos="4320"/>
+        </w:tabs>
+        <w:ind w:left="4320" w:hanging="360"/>
+      </w:pPr>
+      <w:rPr>
+        <w:rFonts w:ascii="Wingdings" w:hAnsi="Wingdings" w:hint="default"/>
+        <w:sz w:val="20"/>
+      </w:rPr>
+    </w:lvl>
+    <w:lvl w:ilvl="6" w:tentative="1">
+      <w:start w:val="1"/>
+      <w:numFmt w:val="bullet"/>
+      <w:lvlText w:val=""/>
+      <w:lvlJc w:val="left"/>
+      <w:pPr>
+        <w:tabs>
+          <w:tab w:val="num" w:pos="5040"/>
+        </w:tabs>
+        <w:ind w:left="5040" w:hanging="360"/>
+      </w:pPr>
+      <w:rPr>
+        <w:rFonts w:ascii="Wingdings" w:hAnsi="Wingdings" w:hint="default"/>
+        <w:sz w:val="20"/>
+      </w:rPr>
+    </w:lvl>
+    <w:lvl w:ilvl="7" w:tentative="1">
+      <w:start w:val="1"/>
+      <w:numFmt w:val="bullet"/>
+      <w:lvlText w:val=""/>
+      <w:lvlJc w:val="left"/>
+      <w:pPr>
+        <w:tabs>
+          <w:tab w:val="num" w:pos="5760"/>
+        </w:tabs>
+        <w:ind w:left="5760" w:hanging="360"/>
+      </w:pPr>
+      <w:rPr>
+        <w:rFonts w:ascii="Wingdings" w:hAnsi="Wingdings" w:hint="default"/>
+        <w:sz w:val="20"/>
+      </w:rPr>
+    </w:lvl>
+    <w:lvl w:ilvl="8" w:tentative="1">
+      <w:start w:val="1"/>
+      <w:numFmt w:val="bullet"/>
+      <w:lvlText w:val=""/>
+      <w:lvlJc w:val="left"/>
+      <w:pPr>
+        <w:tabs>
+          <w:tab w:val="num" w:pos="6480"/>
+        </w:tabs>
+        <w:ind w:left="6480" w:hanging="360"/>
+      </w:pPr>
+      <w:rPr>
+        <w:rFonts w:ascii="Wingdings" w:hAnsi="Wingdings" w:hint="default"/>
+        <w:sz w:val="20"/>
+      </w:rPr>
+    </w:lvl>
+  </w:abstractNum>
+  <w:abstractNum w:abstractNumId="5" w15:restartNumberingAfterBreak="0">
+    <w:nsid w:val="2CB13628"/>
+    <w:multiLevelType w:val="hybridMultilevel"/>
+    <w:tmpl w:val="9E58474A"/>
+    <w:lvl w:ilvl="0" w:tplc="080A000B">
+      <w:start w:val="1"/>
+      <w:numFmt w:val="bullet"/>
+      <w:lvlText w:val=""/>
+      <w:lvlJc w:val="left"/>
+      <w:pPr>
+        <w:ind w:left="3600" w:hanging="360"/>
+      </w:pPr>
+      <w:rPr>
+        <w:rFonts w:ascii="Wingdings" w:hAnsi="Wingdings" w:hint="default"/>
+      </w:rPr>
+    </w:lvl>
+    <w:lvl w:ilvl="1" w:tplc="080A0003" w:tentative="1">
+      <w:start w:val="1"/>
+      <w:numFmt w:val="bullet"/>
+      <w:lvlText w:val="o"/>
+      <w:lvlJc w:val="left"/>
+      <w:pPr>
+        <w:ind w:left="4320" w:hanging="360"/>
+      </w:pPr>
+      <w:rPr>
+        <w:rFonts w:ascii="Courier New" w:hAnsi="Courier New" w:cs="Courier New" w:hint="default"/>
+      </w:rPr>
+    </w:lvl>
+    <w:lvl w:ilvl="2" w:tplc="080A0005" w:tentative="1">
+      <w:start w:val="1"/>
+      <w:numFmt w:val="bullet"/>
+      <w:lvlText w:val=""/>
+      <w:lvlJc w:val="left"/>
+      <w:pPr>
+        <w:ind w:left="5040" w:hanging="360"/>
+      </w:pPr>
+      <w:rPr>
+        <w:rFonts w:ascii="Wingdings" w:hAnsi="Wingdings" w:hint="default"/>
+      </w:rPr>
+    </w:lvl>
+    <w:lvl w:ilvl="3" w:tplc="080A0001" w:tentative="1">
+      <w:start w:val="1"/>
+      <w:numFmt w:val="bullet"/>
+      <w:lvlText w:val=""/>
+      <w:lvlJc w:val="left"/>
+      <w:pPr>
+        <w:ind w:left="5760" w:hanging="360"/>
+      </w:pPr>
+      <w:rPr>
+        <w:rFonts w:ascii="Symbol" w:hAnsi="Symbol" w:hint="default"/>
+      </w:rPr>
+    </w:lvl>
+    <w:lvl w:ilvl="4" w:tplc="080A0003" w:tentative="1">
+      <w:start w:val="1"/>
+      <w:numFmt w:val="bullet"/>
+      <w:lvlText w:val="o"/>
+      <w:lvlJc w:val="left"/>
+      <w:pPr>
+        <w:ind w:left="6480" w:hanging="360"/>
+      </w:pPr>
+      <w:rPr>
+        <w:rFonts w:ascii="Courier New" w:hAnsi="Courier New" w:cs="Courier New" w:hint="default"/>
+      </w:rPr>
+    </w:lvl>
+    <w:lvl w:ilvl="5" w:tplc="080A0005" w:tentative="1">
+      <w:start w:val="1"/>
+      <w:numFmt w:val="bullet"/>
+      <w:lvlText w:val=""/>
+      <w:lvlJc w:val="left"/>
+      <w:pPr>
+        <w:ind w:left="7200" w:hanging="360"/>
+      </w:pPr>
+      <w:rPr>
+        <w:rFonts w:ascii="Wingdings" w:hAnsi="Wingdings" w:hint="default"/>
+      </w:rPr>
+    </w:lvl>
+    <w:lvl w:ilvl="6" w:tplc="080A0001" w:tentative="1">
+      <w:start w:val="1"/>
+      <w:numFmt w:val="bullet"/>
+      <w:lvlText w:val=""/>
+      <w:lvlJc w:val="left"/>
+      <w:pPr>
+        <w:ind w:left="7920" w:hanging="360"/>
+      </w:pPr>
+      <w:rPr>
+        <w:rFonts w:ascii="Symbol" w:hAnsi="Symbol" w:hint="default"/>
+      </w:rPr>
+    </w:lvl>
+    <w:lvl w:ilvl="7" w:tplc="080A0003" w:tentative="1">
+      <w:start w:val="1"/>
+      <w:numFmt w:val="bullet"/>
+      <w:lvlText w:val="o"/>
+      <w:lvlJc w:val="left"/>
+      <w:pPr>
+        <w:ind w:left="8640" w:hanging="360"/>
+      </w:pPr>
+      <w:rPr>
+        <w:rFonts w:ascii="Courier New" w:hAnsi="Courier New" w:cs="Courier New" w:hint="default"/>
+      </w:rPr>
+    </w:lvl>
+    <w:lvl w:ilvl="8" w:tplc="080A0005" w:tentative="1">
+      <w:start w:val="1"/>
+      <w:numFmt w:val="bullet"/>
+      <w:lvlText w:val=""/>
+      <w:lvlJc w:val="left"/>
+      <w:pPr>
+        <w:ind w:left="9360" w:hanging="360"/>
+      </w:pPr>
+      <w:rPr>
+        <w:rFonts w:ascii="Wingdings" w:hAnsi="Wingdings" w:hint="default"/>
+      </w:rPr>
+    </w:lvl>
+  </w:abstractNum>
+  <w:abstractNum w:abstractNumId="6" w15:restartNumberingAfterBreak="0">
+    <w:nsid w:val="2EFA65CA"/>
+    <w:multiLevelType w:val="hybridMultilevel"/>
+    <w:tmpl w:val="E6C0D426"/>
+    <w:lvl w:ilvl="0" w:tplc="080A0001">
+      <w:start w:val="1"/>
+      <w:numFmt w:val="bullet"/>
+      <w:lvlText w:val=""/>
+      <w:lvlJc w:val="left"/>
+      <w:pPr>
+        <w:ind w:left="720" w:hanging="360"/>
+      </w:pPr>
+      <w:rPr>
+        <w:rFonts w:ascii="Symbol" w:hAnsi="Symbol" w:hint="default"/>
+      </w:rPr>
+    </w:lvl>
+    <w:lvl w:ilvl="1" w:tplc="080A0003">
+      <w:start w:val="1"/>
+      <w:numFmt w:val="bullet"/>
+      <w:lvlText w:val="o"/>
+      <w:lvlJc w:val="left"/>
+      <w:pPr>
+        <w:ind w:left="1440" w:hanging="360"/>
+      </w:pPr>
+      <w:rPr>
+        <w:rFonts w:ascii="Courier New" w:hAnsi="Courier New" w:cs="Courier New" w:hint="default"/>
+      </w:rPr>
+    </w:lvl>
+    <w:lvl w:ilvl="2" w:tplc="080A0005">
+      <w:start w:val="1"/>
+      <w:numFmt w:val="bullet"/>
+      <w:lvlText w:val=""/>
+      <w:lvlJc w:val="left"/>
+      <w:pPr>
+        <w:ind w:left="2160" w:hanging="360"/>
+      </w:pPr>
+      <w:rPr>
+        <w:rFonts w:ascii="Wingdings" w:hAnsi="Wingdings" w:hint="default"/>
+      </w:rPr>
+    </w:lvl>
+    <w:lvl w:ilvl="3" w:tplc="080A0001">
+      <w:start w:val="1"/>
+      <w:numFmt w:val="bullet"/>
+      <w:lvlText w:val=""/>
+      <w:lvlJc w:val="left"/>
+      <w:pPr>
+        <w:ind w:left="2880" w:hanging="360"/>
+      </w:pPr>
+      <w:rPr>
+        <w:rFonts w:ascii="Symbol" w:hAnsi="Symbol" w:hint="default"/>
+      </w:rPr>
+    </w:lvl>
+    <w:lvl w:ilvl="4" w:tplc="080A0003" w:tentative="1">
+      <w:start w:val="1"/>
+      <w:numFmt w:val="bullet"/>
+      <w:lvlText w:val="o"/>
+      <w:lvlJc w:val="left"/>
+      <w:pPr>
+        <w:ind w:left="3600" w:hanging="360"/>
+      </w:pPr>
+      <w:rPr>
+        <w:rFonts w:ascii="Courier New" w:hAnsi="Courier New" w:cs="Courier New" w:hint="default"/>
+      </w:rPr>
+    </w:lvl>
+    <w:lvl w:ilvl="5" w:tplc="080A0005" w:tentative="1">
+      <w:start w:val="1"/>
+      <w:numFmt w:val="bullet"/>
+      <w:lvlText w:val=""/>
+      <w:lvlJc w:val="left"/>
+      <w:pPr>
+        <w:ind w:left="4320" w:hanging="360"/>
+      </w:pPr>
+      <w:rPr>
+        <w:rFonts w:ascii="Wingdings" w:hAnsi="Wingdings" w:hint="default"/>
+      </w:rPr>
+    </w:lvl>
+    <w:lvl w:ilvl="6" w:tplc="080A0001" w:tentative="1">
+      <w:start w:val="1"/>
+      <w:numFmt w:val="bullet"/>
+      <w:lvlText w:val=""/>
+      <w:lvlJc w:val="left"/>
+      <w:pPr>
+        <w:ind w:left="5040" w:hanging="360"/>
+      </w:pPr>
+      <w:rPr>
+        <w:rFonts w:ascii="Symbol" w:hAnsi="Symbol" w:hint="default"/>
+      </w:rPr>
+    </w:lvl>
+    <w:lvl w:ilvl="7" w:tplc="080A0003" w:tentative="1">
+      <w:start w:val="1"/>
+      <w:numFmt w:val="bullet"/>
+      <w:lvlText w:val="o"/>
+      <w:lvlJc w:val="left"/>
+      <w:pPr>
+        <w:ind w:left="5760" w:hanging="360"/>
+      </w:pPr>
+      <w:rPr>
+        <w:rFonts w:ascii="Courier New" w:hAnsi="Courier New" w:cs="Courier New" w:hint="default"/>
+      </w:rPr>
+    </w:lvl>
+    <w:lvl w:ilvl="8" w:tplc="080A0005" w:tentative="1">
+      <w:start w:val="1"/>
+      <w:numFmt w:val="bullet"/>
+      <w:lvlText w:val=""/>
+      <w:lvlJc w:val="left"/>
+      <w:pPr>
+        <w:ind w:left="6480" w:hanging="360"/>
+      </w:pPr>
+      <w:rPr>
+        <w:rFonts w:ascii="Wingdings" w:hAnsi="Wingdings" w:hint="default"/>
+      </w:rPr>
+    </w:lvl>
+  </w:abstractNum>
+  <w:abstractNum w:abstractNumId="7" w15:restartNumberingAfterBreak="0">
     <w:nsid w:val="33882AFE"/>
     <w:multiLevelType w:val="hybridMultilevel"/>
     <w:tmpl w:val="2D08D230"/>
@@ -1404,7 +5218,120 @@
       </w:rPr>
     </w:lvl>
   </w:abstractNum>
-  <w:abstractNum w:abstractNumId="2" w15:restartNumberingAfterBreak="0">
+  <w:abstractNum w:abstractNumId="8" w15:restartNumberingAfterBreak="0">
+    <w:nsid w:val="36D96398"/>
+    <w:multiLevelType w:val="hybridMultilevel"/>
+    <w:tmpl w:val="2FE28024"/>
+    <w:lvl w:ilvl="0" w:tplc="080A000B">
+      <w:start w:val="1"/>
+      <w:numFmt w:val="bullet"/>
+      <w:lvlText w:val=""/>
+      <w:lvlJc w:val="left"/>
+      <w:pPr>
+        <w:ind w:left="3600" w:hanging="360"/>
+      </w:pPr>
+      <w:rPr>
+        <w:rFonts w:ascii="Wingdings" w:hAnsi="Wingdings" w:hint="default"/>
+      </w:rPr>
+    </w:lvl>
+    <w:lvl w:ilvl="1" w:tplc="080A0003" w:tentative="1">
+      <w:start w:val="1"/>
+      <w:numFmt w:val="bullet"/>
+      <w:lvlText w:val="o"/>
+      <w:lvlJc w:val="left"/>
+      <w:pPr>
+        <w:ind w:left="4320" w:hanging="360"/>
+      </w:pPr>
+      <w:rPr>
+        <w:rFonts w:ascii="Courier New" w:hAnsi="Courier New" w:cs="Courier New" w:hint="default"/>
+      </w:rPr>
+    </w:lvl>
+    <w:lvl w:ilvl="2" w:tplc="080A0005" w:tentative="1">
+      <w:start w:val="1"/>
+      <w:numFmt w:val="bullet"/>
+      <w:lvlText w:val=""/>
+      <w:lvlJc w:val="left"/>
+      <w:pPr>
+        <w:ind w:left="5040" w:hanging="360"/>
+      </w:pPr>
+      <w:rPr>
+        <w:rFonts w:ascii="Wingdings" w:hAnsi="Wingdings" w:hint="default"/>
+      </w:rPr>
+    </w:lvl>
+    <w:lvl w:ilvl="3" w:tplc="080A0001" w:tentative="1">
+      <w:start w:val="1"/>
+      <w:numFmt w:val="bullet"/>
+      <w:lvlText w:val=""/>
+      <w:lvlJc w:val="left"/>
+      <w:pPr>
+        <w:ind w:left="5760" w:hanging="360"/>
+      </w:pPr>
+      <w:rPr>
+        <w:rFonts w:ascii="Symbol" w:hAnsi="Symbol" w:hint="default"/>
+      </w:rPr>
+    </w:lvl>
+    <w:lvl w:ilvl="4" w:tplc="080A0003" w:tentative="1">
+      <w:start w:val="1"/>
+      <w:numFmt w:val="bullet"/>
+      <w:lvlText w:val="o"/>
+      <w:lvlJc w:val="left"/>
+      <w:pPr>
+        <w:ind w:left="6480" w:hanging="360"/>
+      </w:pPr>
+      <w:rPr>
+        <w:rFonts w:ascii="Courier New" w:hAnsi="Courier New" w:cs="Courier New" w:hint="default"/>
+      </w:rPr>
+    </w:lvl>
+    <w:lvl w:ilvl="5" w:tplc="080A0005" w:tentative="1">
+      <w:start w:val="1"/>
+      <w:numFmt w:val="bullet"/>
+      <w:lvlText w:val=""/>
+      <w:lvlJc w:val="left"/>
+      <w:pPr>
+        <w:ind w:left="7200" w:hanging="360"/>
+      </w:pPr>
+      <w:rPr>
+        <w:rFonts w:ascii="Wingdings" w:hAnsi="Wingdings" w:hint="default"/>
+      </w:rPr>
+    </w:lvl>
+    <w:lvl w:ilvl="6" w:tplc="080A0001" w:tentative="1">
+      <w:start w:val="1"/>
+      <w:numFmt w:val="bullet"/>
+      <w:lvlText w:val=""/>
+      <w:lvlJc w:val="left"/>
+      <w:pPr>
+        <w:ind w:left="7920" w:hanging="360"/>
+      </w:pPr>
+      <w:rPr>
+        <w:rFonts w:ascii="Symbol" w:hAnsi="Symbol" w:hint="default"/>
+      </w:rPr>
+    </w:lvl>
+    <w:lvl w:ilvl="7" w:tplc="080A0003" w:tentative="1">
+      <w:start w:val="1"/>
+      <w:numFmt w:val="bullet"/>
+      <w:lvlText w:val="o"/>
+      <w:lvlJc w:val="left"/>
+      <w:pPr>
+        <w:ind w:left="8640" w:hanging="360"/>
+      </w:pPr>
+      <w:rPr>
+        <w:rFonts w:ascii="Courier New" w:hAnsi="Courier New" w:cs="Courier New" w:hint="default"/>
+      </w:rPr>
+    </w:lvl>
+    <w:lvl w:ilvl="8" w:tplc="080A0005" w:tentative="1">
+      <w:start w:val="1"/>
+      <w:numFmt w:val="bullet"/>
+      <w:lvlText w:val=""/>
+      <w:lvlJc w:val="left"/>
+      <w:pPr>
+        <w:ind w:left="9360" w:hanging="360"/>
+      </w:pPr>
+      <w:rPr>
+        <w:rFonts w:ascii="Wingdings" w:hAnsi="Wingdings" w:hint="default"/>
+      </w:rPr>
+    </w:lvl>
+  </w:abstractNum>
+  <w:abstractNum w:abstractNumId="9" w15:restartNumberingAfterBreak="0">
     <w:nsid w:val="3AFA573A"/>
     <w:multiLevelType w:val="hybridMultilevel"/>
     <w:tmpl w:val="079E7150"/>
@@ -1517,7 +5444,120 @@
       </w:rPr>
     </w:lvl>
   </w:abstractNum>
-  <w:abstractNum w:abstractNumId="3" w15:restartNumberingAfterBreak="0">
+  <w:abstractNum w:abstractNumId="10" w15:restartNumberingAfterBreak="0">
+    <w:nsid w:val="3FD46B50"/>
+    <w:multiLevelType w:val="hybridMultilevel"/>
+    <w:tmpl w:val="3B5EF0C6"/>
+    <w:lvl w:ilvl="0" w:tplc="080A0001">
+      <w:start w:val="1"/>
+      <w:numFmt w:val="bullet"/>
+      <w:lvlText w:val=""/>
+      <w:lvlJc w:val="left"/>
+      <w:pPr>
+        <w:ind w:left="720" w:hanging="360"/>
+      </w:pPr>
+      <w:rPr>
+        <w:rFonts w:ascii="Symbol" w:hAnsi="Symbol" w:hint="default"/>
+      </w:rPr>
+    </w:lvl>
+    <w:lvl w:ilvl="1" w:tplc="080A0003">
+      <w:start w:val="1"/>
+      <w:numFmt w:val="bullet"/>
+      <w:lvlText w:val="o"/>
+      <w:lvlJc w:val="left"/>
+      <w:pPr>
+        <w:ind w:left="1440" w:hanging="360"/>
+      </w:pPr>
+      <w:rPr>
+        <w:rFonts w:ascii="Courier New" w:hAnsi="Courier New" w:cs="Courier New" w:hint="default"/>
+      </w:rPr>
+    </w:lvl>
+    <w:lvl w:ilvl="2" w:tplc="080A0005" w:tentative="1">
+      <w:start w:val="1"/>
+      <w:numFmt w:val="bullet"/>
+      <w:lvlText w:val=""/>
+      <w:lvlJc w:val="left"/>
+      <w:pPr>
+        <w:ind w:left="2160" w:hanging="360"/>
+      </w:pPr>
+      <w:rPr>
+        <w:rFonts w:ascii="Wingdings" w:hAnsi="Wingdings" w:hint="default"/>
+      </w:rPr>
+    </w:lvl>
+    <w:lvl w:ilvl="3" w:tplc="080A0001" w:tentative="1">
+      <w:start w:val="1"/>
+      <w:numFmt w:val="bullet"/>
+      <w:lvlText w:val=""/>
+      <w:lvlJc w:val="left"/>
+      <w:pPr>
+        <w:ind w:left="2880" w:hanging="360"/>
+      </w:pPr>
+      <w:rPr>
+        <w:rFonts w:ascii="Symbol" w:hAnsi="Symbol" w:hint="default"/>
+      </w:rPr>
+    </w:lvl>
+    <w:lvl w:ilvl="4" w:tplc="080A0003" w:tentative="1">
+      <w:start w:val="1"/>
+      <w:numFmt w:val="bullet"/>
+      <w:lvlText w:val="o"/>
+      <w:lvlJc w:val="left"/>
+      <w:pPr>
+        <w:ind w:left="3600" w:hanging="360"/>
+      </w:pPr>
+      <w:rPr>
+        <w:rFonts w:ascii="Courier New" w:hAnsi="Courier New" w:cs="Courier New" w:hint="default"/>
+      </w:rPr>
+    </w:lvl>
+    <w:lvl w:ilvl="5" w:tplc="080A0005" w:tentative="1">
+      <w:start w:val="1"/>
+      <w:numFmt w:val="bullet"/>
+      <w:lvlText w:val=""/>
+      <w:lvlJc w:val="left"/>
+      <w:pPr>
+        <w:ind w:left="4320" w:hanging="360"/>
+      </w:pPr>
+      <w:rPr>
+        <w:rFonts w:ascii="Wingdings" w:hAnsi="Wingdings" w:hint="default"/>
+      </w:rPr>
+    </w:lvl>
+    <w:lvl w:ilvl="6" w:tplc="080A0001" w:tentative="1">
+      <w:start w:val="1"/>
+      <w:numFmt w:val="bullet"/>
+      <w:lvlText w:val=""/>
+      <w:lvlJc w:val="left"/>
+      <w:pPr>
+        <w:ind w:left="5040" w:hanging="360"/>
+      </w:pPr>
+      <w:rPr>
+        <w:rFonts w:ascii="Symbol" w:hAnsi="Symbol" w:hint="default"/>
+      </w:rPr>
+    </w:lvl>
+    <w:lvl w:ilvl="7" w:tplc="080A0003" w:tentative="1">
+      <w:start w:val="1"/>
+      <w:numFmt w:val="bullet"/>
+      <w:lvlText w:val="o"/>
+      <w:lvlJc w:val="left"/>
+      <w:pPr>
+        <w:ind w:left="5760" w:hanging="360"/>
+      </w:pPr>
+      <w:rPr>
+        <w:rFonts w:ascii="Courier New" w:hAnsi="Courier New" w:cs="Courier New" w:hint="default"/>
+      </w:rPr>
+    </w:lvl>
+    <w:lvl w:ilvl="8" w:tplc="080A0005" w:tentative="1">
+      <w:start w:val="1"/>
+      <w:numFmt w:val="bullet"/>
+      <w:lvlText w:val=""/>
+      <w:lvlJc w:val="left"/>
+      <w:pPr>
+        <w:ind w:left="6480" w:hanging="360"/>
+      </w:pPr>
+      <w:rPr>
+        <w:rFonts w:ascii="Wingdings" w:hAnsi="Wingdings" w:hint="default"/>
+      </w:rPr>
+    </w:lvl>
+  </w:abstractNum>
+  <w:abstractNum w:abstractNumId="11" w15:restartNumberingAfterBreak="0">
     <w:nsid w:val="4F861875"/>
     <w:multiLevelType w:val="hybridMultilevel"/>
     <w:tmpl w:val="F62C773C"/>
@@ -1630,7 +5670,495 @@
       </w:rPr>
     </w:lvl>
   </w:abstractNum>
-  <w:abstractNum w:abstractNumId="4" w15:restartNumberingAfterBreak="0">
+  <w:abstractNum w:abstractNumId="12" w15:restartNumberingAfterBreak="0">
+    <w:nsid w:val="587D7F4A"/>
+    <w:multiLevelType w:val="hybridMultilevel"/>
+    <w:tmpl w:val="0EC625FE"/>
+    <w:lvl w:ilvl="0" w:tplc="080A0001">
+      <w:start w:val="1"/>
+      <w:numFmt w:val="bullet"/>
+      <w:lvlText w:val=""/>
+      <w:lvlJc w:val="left"/>
+      <w:pPr>
+        <w:ind w:left="360" w:hanging="360"/>
+      </w:pPr>
+      <w:rPr>
+        <w:rFonts w:ascii="Symbol" w:hAnsi="Symbol" w:hint="default"/>
+      </w:rPr>
+    </w:lvl>
+    <w:lvl w:ilvl="1" w:tplc="080A0003">
+      <w:start w:val="1"/>
+      <w:numFmt w:val="bullet"/>
+      <w:lvlText w:val="o"/>
+      <w:lvlJc w:val="left"/>
+      <w:pPr>
+        <w:ind w:left="360" w:hanging="360"/>
+      </w:pPr>
+      <w:rPr>
+        <w:rFonts w:ascii="Courier New" w:hAnsi="Courier New" w:cs="Courier New" w:hint="default"/>
+      </w:rPr>
+    </w:lvl>
+    <w:lvl w:ilvl="2" w:tplc="080A0005">
+      <w:start w:val="1"/>
+      <w:numFmt w:val="bullet"/>
+      <w:lvlText w:val=""/>
+      <w:lvlJc w:val="left"/>
+      <w:pPr>
+        <w:ind w:left="1080" w:hanging="360"/>
+      </w:pPr>
+      <w:rPr>
+        <w:rFonts w:ascii="Wingdings" w:hAnsi="Wingdings" w:hint="default"/>
+      </w:rPr>
+    </w:lvl>
+    <w:lvl w:ilvl="3" w:tplc="080A0001" w:tentative="1">
+      <w:start w:val="1"/>
+      <w:numFmt w:val="bullet"/>
+      <w:lvlText w:val=""/>
+      <w:lvlJc w:val="left"/>
+      <w:pPr>
+        <w:ind w:left="1800" w:hanging="360"/>
+      </w:pPr>
+      <w:rPr>
+        <w:rFonts w:ascii="Symbol" w:hAnsi="Symbol" w:hint="default"/>
+      </w:rPr>
+    </w:lvl>
+    <w:lvl w:ilvl="4" w:tplc="080A0003" w:tentative="1">
+      <w:start w:val="1"/>
+      <w:numFmt w:val="bullet"/>
+      <w:lvlText w:val="o"/>
+      <w:lvlJc w:val="left"/>
+      <w:pPr>
+        <w:ind w:left="2520" w:hanging="360"/>
+      </w:pPr>
+      <w:rPr>
+        <w:rFonts w:ascii="Courier New" w:hAnsi="Courier New" w:cs="Courier New" w:hint="default"/>
+      </w:rPr>
+    </w:lvl>
+    <w:lvl w:ilvl="5" w:tplc="080A0005" w:tentative="1">
+      <w:start w:val="1"/>
+      <w:numFmt w:val="bullet"/>
+      <w:lvlText w:val=""/>
+      <w:lvlJc w:val="left"/>
+      <w:pPr>
+        <w:ind w:left="3240" w:hanging="360"/>
+      </w:pPr>
+      <w:rPr>
+        <w:rFonts w:ascii="Wingdings" w:hAnsi="Wingdings" w:hint="default"/>
+      </w:rPr>
+    </w:lvl>
+    <w:lvl w:ilvl="6" w:tplc="080A0001" w:tentative="1">
+      <w:start w:val="1"/>
+      <w:numFmt w:val="bullet"/>
+      <w:lvlText w:val=""/>
+      <w:lvlJc w:val="left"/>
+      <w:pPr>
+        <w:ind w:left="3960" w:hanging="360"/>
+      </w:pPr>
+      <w:rPr>
+        <w:rFonts w:ascii="Symbol" w:hAnsi="Symbol" w:hint="default"/>
+      </w:rPr>
+    </w:lvl>
+    <w:lvl w:ilvl="7" w:tplc="080A0003" w:tentative="1">
+      <w:start w:val="1"/>
+      <w:numFmt w:val="bullet"/>
+      <w:lvlText w:val="o"/>
+      <w:lvlJc w:val="left"/>
+      <w:pPr>
+        <w:ind w:left="4680" w:hanging="360"/>
+      </w:pPr>
+      <w:rPr>
+        <w:rFonts w:ascii="Courier New" w:hAnsi="Courier New" w:cs="Courier New" w:hint="default"/>
+      </w:rPr>
+    </w:lvl>
+    <w:lvl w:ilvl="8" w:tplc="080A0005" w:tentative="1">
+      <w:start w:val="1"/>
+      <w:numFmt w:val="bullet"/>
+      <w:lvlText w:val=""/>
+      <w:lvlJc w:val="left"/>
+      <w:pPr>
+        <w:ind w:left="5400" w:hanging="360"/>
+      </w:pPr>
+      <w:rPr>
+        <w:rFonts w:ascii="Wingdings" w:hAnsi="Wingdings" w:hint="default"/>
+      </w:rPr>
+    </w:lvl>
+  </w:abstractNum>
+  <w:abstractNum w:abstractNumId="13" w15:restartNumberingAfterBreak="0">
+    <w:nsid w:val="59A02355"/>
+    <w:multiLevelType w:val="hybridMultilevel"/>
+    <w:tmpl w:val="5F7C6AC4"/>
+    <w:lvl w:ilvl="0" w:tplc="080A0001">
+      <w:start w:val="1"/>
+      <w:numFmt w:val="bullet"/>
+      <w:lvlText w:val=""/>
+      <w:lvlJc w:val="left"/>
+      <w:pPr>
+        <w:ind w:left="720" w:hanging="360"/>
+      </w:pPr>
+      <w:rPr>
+        <w:rFonts w:ascii="Symbol" w:hAnsi="Symbol" w:hint="default"/>
+      </w:rPr>
+    </w:lvl>
+    <w:lvl w:ilvl="1" w:tplc="080A0003" w:tentative="1">
+      <w:start w:val="1"/>
+      <w:numFmt w:val="bullet"/>
+      <w:lvlText w:val="o"/>
+      <w:lvlJc w:val="left"/>
+      <w:pPr>
+        <w:ind w:left="1440" w:hanging="360"/>
+      </w:pPr>
+      <w:rPr>
+        <w:rFonts w:ascii="Courier New" w:hAnsi="Courier New" w:cs="Courier New" w:hint="default"/>
+      </w:rPr>
+    </w:lvl>
+    <w:lvl w:ilvl="2" w:tplc="080A0005" w:tentative="1">
+      <w:start w:val="1"/>
+      <w:numFmt w:val="bullet"/>
+      <w:lvlText w:val=""/>
+      <w:lvlJc w:val="left"/>
+      <w:pPr>
+        <w:ind w:left="2160" w:hanging="360"/>
+      </w:pPr>
+      <w:rPr>
+        <w:rFonts w:ascii="Wingdings" w:hAnsi="Wingdings" w:hint="default"/>
+      </w:rPr>
+    </w:lvl>
+    <w:lvl w:ilvl="3" w:tplc="080A0001" w:tentative="1">
+      <w:start w:val="1"/>
+      <w:numFmt w:val="bullet"/>
+      <w:lvlText w:val=""/>
+      <w:lvlJc w:val="left"/>
+      <w:pPr>
+        <w:ind w:left="2880" w:hanging="360"/>
+      </w:pPr>
+      <w:rPr>
+        <w:rFonts w:ascii="Symbol" w:hAnsi="Symbol" w:hint="default"/>
+      </w:rPr>
+    </w:lvl>
+    <w:lvl w:ilvl="4" w:tplc="080A0003" w:tentative="1">
+      <w:start w:val="1"/>
+      <w:numFmt w:val="bullet"/>
+      <w:lvlText w:val="o"/>
+      <w:lvlJc w:val="left"/>
+      <w:pPr>
+        <w:ind w:left="3600" w:hanging="360"/>
+      </w:pPr>
+      <w:rPr>
+        <w:rFonts w:ascii="Courier New" w:hAnsi="Courier New" w:cs="Courier New" w:hint="default"/>
+      </w:rPr>
+    </w:lvl>
+    <w:lvl w:ilvl="5" w:tplc="080A0005" w:tentative="1">
+      <w:start w:val="1"/>
+      <w:numFmt w:val="bullet"/>
+      <w:lvlText w:val=""/>
+      <w:lvlJc w:val="left"/>
+      <w:pPr>
+        <w:ind w:left="4320" w:hanging="360"/>
+      </w:pPr>
+      <w:rPr>
+        <w:rFonts w:ascii="Wingdings" w:hAnsi="Wingdings" w:hint="default"/>
+      </w:rPr>
+    </w:lvl>
+    <w:lvl w:ilvl="6" w:tplc="080A0001" w:tentative="1">
+      <w:start w:val="1"/>
+      <w:numFmt w:val="bullet"/>
+      <w:lvlText w:val=""/>
+      <w:lvlJc w:val="left"/>
+      <w:pPr>
+        <w:ind w:left="5040" w:hanging="360"/>
+      </w:pPr>
+      <w:rPr>
+        <w:rFonts w:ascii="Symbol" w:hAnsi="Symbol" w:hint="default"/>
+      </w:rPr>
+    </w:lvl>
+    <w:lvl w:ilvl="7" w:tplc="080A0003" w:tentative="1">
+      <w:start w:val="1"/>
+      <w:numFmt w:val="bullet"/>
+      <w:lvlText w:val="o"/>
+      <w:lvlJc w:val="left"/>
+      <w:pPr>
+        <w:ind w:left="5760" w:hanging="360"/>
+      </w:pPr>
+      <w:rPr>
+        <w:rFonts w:ascii="Courier New" w:hAnsi="Courier New" w:cs="Courier New" w:hint="default"/>
+      </w:rPr>
+    </w:lvl>
+    <w:lvl w:ilvl="8" w:tplc="080A0005" w:tentative="1">
+      <w:start w:val="1"/>
+      <w:numFmt w:val="bullet"/>
+      <w:lvlText w:val=""/>
+      <w:lvlJc w:val="left"/>
+      <w:pPr>
+        <w:ind w:left="6480" w:hanging="360"/>
+      </w:pPr>
+      <w:rPr>
+        <w:rFonts w:ascii="Wingdings" w:hAnsi="Wingdings" w:hint="default"/>
+      </w:rPr>
+    </w:lvl>
+  </w:abstractNum>
+  <w:abstractNum w:abstractNumId="14" w15:restartNumberingAfterBreak="0">
+    <w:nsid w:val="6E6C7F64"/>
+    <w:multiLevelType w:val="hybridMultilevel"/>
+    <w:tmpl w:val="060E87F2"/>
+    <w:lvl w:ilvl="0" w:tplc="080A0001">
+      <w:start w:val="1"/>
+      <w:numFmt w:val="bullet"/>
+      <w:lvlText w:val=""/>
+      <w:lvlJc w:val="left"/>
+      <w:pPr>
+        <w:ind w:left="720" w:hanging="360"/>
+      </w:pPr>
+      <w:rPr>
+        <w:rFonts w:ascii="Symbol" w:hAnsi="Symbol" w:hint="default"/>
+      </w:rPr>
+    </w:lvl>
+    <w:lvl w:ilvl="1" w:tplc="080A0003">
+      <w:start w:val="1"/>
+      <w:numFmt w:val="bullet"/>
+      <w:lvlText w:val="o"/>
+      <w:lvlJc w:val="left"/>
+      <w:pPr>
+        <w:ind w:left="1440" w:hanging="360"/>
+      </w:pPr>
+      <w:rPr>
+        <w:rFonts w:ascii="Courier New" w:hAnsi="Courier New" w:cs="Courier New" w:hint="default"/>
+      </w:rPr>
+    </w:lvl>
+    <w:lvl w:ilvl="2" w:tplc="080A0005" w:tentative="1">
+      <w:start w:val="1"/>
+      <w:numFmt w:val="bullet"/>
+      <w:lvlText w:val=""/>
+      <w:lvlJc w:val="left"/>
+      <w:pPr>
+        <w:ind w:left="2160" w:hanging="360"/>
+      </w:pPr>
+      <w:rPr>
+        <w:rFonts w:ascii="Wingdings" w:hAnsi="Wingdings" w:hint="default"/>
+      </w:rPr>
+    </w:lvl>
+    <w:lvl w:ilvl="3" w:tplc="080A0001" w:tentative="1">
+      <w:start w:val="1"/>
+      <w:numFmt w:val="bullet"/>
+      <w:lvlText w:val=""/>
+      <w:lvlJc w:val="left"/>
+      <w:pPr>
+        <w:ind w:left="2880" w:hanging="360"/>
+      </w:pPr>
+      <w:rPr>
+        <w:rFonts w:ascii="Symbol" w:hAnsi="Symbol" w:hint="default"/>
+      </w:rPr>
+    </w:lvl>
+    <w:lvl w:ilvl="4" w:tplc="080A0003" w:tentative="1">
+      <w:start w:val="1"/>
+      <w:numFmt w:val="bullet"/>
+      <w:lvlText w:val="o"/>
+      <w:lvlJc w:val="left"/>
+      <w:pPr>
+        <w:ind w:left="3600" w:hanging="360"/>
+      </w:pPr>
+      <w:rPr>
+        <w:rFonts w:ascii="Courier New" w:hAnsi="Courier New" w:cs="Courier New" w:hint="default"/>
+      </w:rPr>
+    </w:lvl>
+    <w:lvl w:ilvl="5" w:tplc="080A0005" w:tentative="1">
+      <w:start w:val="1"/>
+      <w:numFmt w:val="bullet"/>
+      <w:lvlText w:val=""/>
+      <w:lvlJc w:val="left"/>
+      <w:pPr>
+        <w:ind w:left="4320" w:hanging="360"/>
+      </w:pPr>
+      <w:rPr>
+        <w:rFonts w:ascii="Wingdings" w:hAnsi="Wingdings" w:hint="default"/>
+      </w:rPr>
+    </w:lvl>
+    <w:lvl w:ilvl="6" w:tplc="080A0001" w:tentative="1">
+      <w:start w:val="1"/>
+      <w:numFmt w:val="bullet"/>
+      <w:lvlText w:val=""/>
+      <w:lvlJc w:val="left"/>
+      <w:pPr>
+        <w:ind w:left="5040" w:hanging="360"/>
+      </w:pPr>
+      <w:rPr>
+        <w:rFonts w:ascii="Symbol" w:hAnsi="Symbol" w:hint="default"/>
+      </w:rPr>
+    </w:lvl>
+    <w:lvl w:ilvl="7" w:tplc="080A0003" w:tentative="1">
+      <w:start w:val="1"/>
+      <w:numFmt w:val="bullet"/>
+      <w:lvlText w:val="o"/>
+      <w:lvlJc w:val="left"/>
+      <w:pPr>
+        <w:ind w:left="5760" w:hanging="360"/>
+      </w:pPr>
+      <w:rPr>
+        <w:rFonts w:ascii="Courier New" w:hAnsi="Courier New" w:cs="Courier New" w:hint="default"/>
+      </w:rPr>
+    </w:lvl>
+    <w:lvl w:ilvl="8" w:tplc="080A0005" w:tentative="1">
+      <w:start w:val="1"/>
+      <w:numFmt w:val="bullet"/>
+      <w:lvlText w:val=""/>
+      <w:lvlJc w:val="left"/>
+      <w:pPr>
+        <w:ind w:left="6480" w:hanging="360"/>
+      </w:pPr>
+      <w:rPr>
+        <w:rFonts w:ascii="Wingdings" w:hAnsi="Wingdings" w:hint="default"/>
+      </w:rPr>
+    </w:lvl>
+  </w:abstractNum>
+  <w:abstractNum w:abstractNumId="15" w15:restartNumberingAfterBreak="0">
+    <w:nsid w:val="6FC82573"/>
+    <w:multiLevelType w:val="multilevel"/>
+    <w:tmpl w:val="AF165F74"/>
+    <w:lvl w:ilvl="0">
+      <w:start w:val="1"/>
+      <w:numFmt w:val="bullet"/>
+      <w:lvlText w:val=""/>
+      <w:lvlJc w:val="left"/>
+      <w:pPr>
+        <w:tabs>
+          <w:tab w:val="num" w:pos="720"/>
+        </w:tabs>
+        <w:ind w:left="720" w:hanging="360"/>
+      </w:pPr>
+      <w:rPr>
+        <w:rFonts w:ascii="Symbol" w:hAnsi="Symbol" w:hint="default"/>
+        <w:sz w:val="20"/>
+      </w:rPr>
+    </w:lvl>
+    <w:lvl w:ilvl="1" w:tentative="1">
+      <w:start w:val="1"/>
+      <w:numFmt w:val="bullet"/>
+      <w:lvlText w:val="o"/>
+      <w:lvlJc w:val="left"/>
+      <w:pPr>
+        <w:tabs>
+          <w:tab w:val="num" w:pos="1440"/>
+        </w:tabs>
+        <w:ind w:left="1440" w:hanging="360"/>
+      </w:pPr>
+      <w:rPr>
+        <w:rFonts w:ascii="Courier New" w:hAnsi="Courier New" w:hint="default"/>
+        <w:sz w:val="20"/>
+      </w:rPr>
+    </w:lvl>
+    <w:lvl w:ilvl="2" w:tentative="1">
+      <w:start w:val="1"/>
+      <w:numFmt w:val="bullet"/>
+      <w:lvlText w:val=""/>
+      <w:lvlJc w:val="left"/>
+      <w:pPr>
+        <w:tabs>
+          <w:tab w:val="num" w:pos="2160"/>
+        </w:tabs>
+        <w:ind w:left="2160" w:hanging="360"/>
+      </w:pPr>
+      <w:rPr>
+        <w:rFonts w:ascii="Wingdings" w:hAnsi="Wingdings" w:hint="default"/>
+        <w:sz w:val="20"/>
+      </w:rPr>
+    </w:lvl>
+    <w:lvl w:ilvl="3" w:tentative="1">
+      <w:start w:val="1"/>
+      <w:numFmt w:val="bullet"/>
+      <w:lvlText w:val=""/>
+      <w:lvlJc w:val="left"/>
+      <w:pPr>
+        <w:tabs>
+          <w:tab w:val="num" w:pos="2880"/>
+        </w:tabs>
+        <w:ind w:left="2880" w:hanging="360"/>
+      </w:pPr>
+      <w:rPr>
+        <w:rFonts w:ascii="Wingdings" w:hAnsi="Wingdings" w:hint="default"/>
+        <w:sz w:val="20"/>
+      </w:rPr>
+    </w:lvl>
+    <w:lvl w:ilvl="4" w:tentative="1">
+      <w:start w:val="1"/>
+      <w:numFmt w:val="bullet"/>
+      <w:lvlText w:val=""/>
+      <w:lvlJc w:val="left"/>
+      <w:pPr>
+        <w:tabs>
+          <w:tab w:val="num" w:pos="3600"/>
+        </w:tabs>
+        <w:ind w:left="3600" w:hanging="360"/>
+      </w:pPr>
+      <w:rPr>
+        <w:rFonts w:ascii="Wingdings" w:hAnsi="Wingdings" w:hint="default"/>
+        <w:sz w:val="20"/>
+      </w:rPr>
+    </w:lvl>
+    <w:lvl w:ilvl="5" w:tentative="1">
+      <w:start w:val="1"/>
+      <w:numFmt w:val="bullet"/>
+      <w:lvlText w:val=""/>
+      <w:lvlJc w:val="left"/>
+      <w:pPr>
+        <w:tabs>
+          <w:tab w:val="num" w:pos="4320"/>
+        </w:tabs>
+        <w:ind w:left="4320" w:hanging="360"/>
+      </w:pPr>
+      <w:rPr>
+        <w:rFonts w:ascii="Wingdings" w:hAnsi="Wingdings" w:hint="default"/>
+        <w:sz w:val="20"/>
+      </w:rPr>
+    </w:lvl>
+    <w:lvl w:ilvl="6" w:tentative="1">
+      <w:start w:val="1"/>
+      <w:numFmt w:val="bullet"/>
+      <w:lvlText w:val=""/>
+      <w:lvlJc w:val="left"/>
+      <w:pPr>
+        <w:tabs>
+          <w:tab w:val="num" w:pos="5040"/>
+        </w:tabs>
+        <w:ind w:left="5040" w:hanging="360"/>
+      </w:pPr>
+      <w:rPr>
+        <w:rFonts w:ascii="Wingdings" w:hAnsi="Wingdings" w:hint="default"/>
+        <w:sz w:val="20"/>
+      </w:rPr>
+    </w:lvl>
+    <w:lvl w:ilvl="7" w:tentative="1">
+      <w:start w:val="1"/>
+      <w:numFmt w:val="bullet"/>
+      <w:lvlText w:val=""/>
+      <w:lvlJc w:val="left"/>
+      <w:pPr>
+        <w:tabs>
+          <w:tab w:val="num" w:pos="5760"/>
+        </w:tabs>
+        <w:ind w:left="5760" w:hanging="360"/>
+      </w:pPr>
+      <w:rPr>
+        <w:rFonts w:ascii="Wingdings" w:hAnsi="Wingdings" w:hint="default"/>
+        <w:sz w:val="20"/>
+      </w:rPr>
+    </w:lvl>
+    <w:lvl w:ilvl="8" w:tentative="1">
+      <w:start w:val="1"/>
+      <w:numFmt w:val="bullet"/>
+      <w:lvlText w:val=""/>
+      <w:lvlJc w:val="left"/>
+      <w:pPr>
+        <w:tabs>
+          <w:tab w:val="num" w:pos="6480"/>
+        </w:tabs>
+        <w:ind w:left="6480" w:hanging="360"/>
+      </w:pPr>
+      <w:rPr>
+        <w:rFonts w:ascii="Wingdings" w:hAnsi="Wingdings" w:hint="default"/>
+        <w:sz w:val="20"/>
+      </w:rPr>
+    </w:lvl>
+  </w:abstractNum>
+  <w:abstractNum w:abstractNumId="16" w15:restartNumberingAfterBreak="0">
     <w:nsid w:val="70DE44DA"/>
     <w:multiLevelType w:val="hybridMultilevel"/>
     <w:tmpl w:val="538479FE"/>
@@ -1717,19 +6245,55 @@
     </w:lvl>
   </w:abstractNum>
   <w:num w:numId="1" w16cid:durableId="1301154084">
-    <w:abstractNumId w:val="3"/>
+    <w:abstractNumId w:val="11"/>
   </w:num>
   <w:num w:numId="2" w16cid:durableId="2116823817">
-    <w:abstractNumId w:val="2"/>
+    <w:abstractNumId w:val="9"/>
   </w:num>
   <w:num w:numId="3" w16cid:durableId="1646083400">
-    <w:abstractNumId w:val="1"/>
+    <w:abstractNumId w:val="7"/>
   </w:num>
   <w:num w:numId="4" w16cid:durableId="1405834548">
-    <w:abstractNumId w:val="4"/>
+    <w:abstractNumId w:val="16"/>
   </w:num>
   <w:num w:numId="5" w16cid:durableId="407574442">
     <w:abstractNumId w:val="0"/>
+  </w:num>
+  <w:num w:numId="6" w16cid:durableId="1809126792">
+    <w:abstractNumId w:val="5"/>
+  </w:num>
+  <w:num w:numId="7" w16cid:durableId="627318726">
+    <w:abstractNumId w:val="8"/>
+  </w:num>
+  <w:num w:numId="8" w16cid:durableId="1553422745">
+    <w:abstractNumId w:val="2"/>
+  </w:num>
+  <w:num w:numId="9" w16cid:durableId="1453019493">
+    <w:abstractNumId w:val="12"/>
+  </w:num>
+  <w:num w:numId="10" w16cid:durableId="115411245">
+    <w:abstractNumId w:val="6"/>
+  </w:num>
+  <w:num w:numId="11" w16cid:durableId="274363696">
+    <w:abstractNumId w:val="4"/>
+  </w:num>
+  <w:num w:numId="12" w16cid:durableId="718238115">
+    <w:abstractNumId w:val="15"/>
+  </w:num>
+  <w:num w:numId="13" w16cid:durableId="1011182591">
+    <w:abstractNumId w:val="14"/>
+  </w:num>
+  <w:num w:numId="14" w16cid:durableId="1534928486">
+    <w:abstractNumId w:val="10"/>
+  </w:num>
+  <w:num w:numId="15" w16cid:durableId="136801659">
+    <w:abstractNumId w:val="13"/>
+  </w:num>
+  <w:num w:numId="16" w16cid:durableId="648562255">
+    <w:abstractNumId w:val="1"/>
+  </w:num>
+  <w:num w:numId="17" w16cid:durableId="1975327832">
+    <w:abstractNumId w:val="3"/>
   </w:num>
 </w:numbering>
 </file>
@@ -2184,7 +6748,6 @@
     <w:next w:val="Normal"/>
     <w:link w:val="Ttulo3Car"/>
     <w:uiPriority w:val="9"/>
-    <w:semiHidden/>
     <w:unhideWhenUsed/>
     <w:qFormat/>
     <w:rsid w:val="00AC7CA0"/>
@@ -2390,7 +6953,6 @@
     <w:basedOn w:val="Fuentedeprrafopredeter"/>
     <w:link w:val="Ttulo3"/>
     <w:uiPriority w:val="9"/>
-    <w:semiHidden/>
     <w:rsid w:val="00AC7CA0"/>
     <w:rPr>
       <w:rFonts w:eastAsiaTheme="majorEastAsia" w:cstheme="majorBidi"/>
@@ -2670,6 +7232,107 @@
       <w:color w:val="605E5C"/>
       <w:shd w:val="clear" w:color="auto" w:fill="E1DFDD"/>
     </w:rPr>
+  </w:style>
+  <w:style w:type="character" w:styleId="Hipervnculovisitado">
+    <w:name w:val="FollowedHyperlink"/>
+    <w:basedOn w:val="Fuentedeprrafopredeter"/>
+    <w:uiPriority w:val="99"/>
+    <w:semiHidden/>
+    <w:unhideWhenUsed/>
+    <w:rsid w:val="00E3708B"/>
+    <w:rPr>
+      <w:color w:val="96607D" w:themeColor="followedHyperlink"/>
+      <w:u w:val="single"/>
+    </w:rPr>
+  </w:style>
+  <w:style w:type="character" w:customStyle="1" w:styleId="11">
+    <w:name w:val="ͼ11"/>
+    <w:basedOn w:val="Fuentedeprrafopredeter"/>
+    <w:rsid w:val="00794E41"/>
+  </w:style>
+  <w:style w:type="character" w:customStyle="1" w:styleId="v">
+    <w:name w:val="ͼv"/>
+    <w:basedOn w:val="Fuentedeprrafopredeter"/>
+    <w:rsid w:val="00794E41"/>
+  </w:style>
+  <w:style w:type="character" w:styleId="Textodelmarcadordeposicin">
+    <w:name w:val="Placeholder Text"/>
+    <w:basedOn w:val="Fuentedeprrafopredeter"/>
+    <w:uiPriority w:val="99"/>
+    <w:semiHidden/>
+    <w:rsid w:val="00212F86"/>
+    <w:rPr>
+      <w:color w:val="666666"/>
+    </w:rPr>
+  </w:style>
+  <w:style w:type="paragraph" w:styleId="NormalWeb">
+    <w:name w:val="Normal (Web)"/>
+    <w:basedOn w:val="Normal"/>
+    <w:uiPriority w:val="99"/>
+    <w:semiHidden/>
+    <w:unhideWhenUsed/>
+    <w:rsid w:val="00A04772"/>
+    <w:rPr>
+      <w:rFonts w:ascii="Times New Roman" w:hAnsi="Times New Roman" w:cs="Times New Roman"/>
+    </w:rPr>
+  </w:style>
+  <w:style w:type="paragraph" w:styleId="TtuloTDC">
+    <w:name w:val="TOC Heading"/>
+    <w:basedOn w:val="Ttulo1"/>
+    <w:next w:val="Normal"/>
+    <w:uiPriority w:val="39"/>
+    <w:unhideWhenUsed/>
+    <w:qFormat/>
+    <w:rsid w:val="007F03F5"/>
+    <w:pPr>
+      <w:spacing w:before="240" w:after="0" w:line="259" w:lineRule="auto"/>
+      <w:outlineLvl w:val="9"/>
+    </w:pPr>
+    <w:rPr>
+      <w:kern w:val="0"/>
+      <w:sz w:val="32"/>
+      <w:szCs w:val="32"/>
+      <w:lang w:eastAsia="es-MX"/>
+      <w14:ligatures w14:val="none"/>
+    </w:rPr>
+  </w:style>
+  <w:style w:type="paragraph" w:styleId="TDC1">
+    <w:name w:val="toc 1"/>
+    <w:basedOn w:val="Normal"/>
+    <w:next w:val="Normal"/>
+    <w:autoRedefine/>
+    <w:uiPriority w:val="39"/>
+    <w:unhideWhenUsed/>
+    <w:rsid w:val="007F03F5"/>
+    <w:pPr>
+      <w:spacing w:after="100"/>
+    </w:pPr>
+  </w:style>
+  <w:style w:type="paragraph" w:styleId="TDC2">
+    <w:name w:val="toc 2"/>
+    <w:basedOn w:val="Normal"/>
+    <w:next w:val="Normal"/>
+    <w:autoRedefine/>
+    <w:uiPriority w:val="39"/>
+    <w:unhideWhenUsed/>
+    <w:rsid w:val="007F03F5"/>
+    <w:pPr>
+      <w:spacing w:after="100"/>
+      <w:ind w:left="240"/>
+    </w:pPr>
+  </w:style>
+  <w:style w:type="paragraph" w:styleId="TDC3">
+    <w:name w:val="toc 3"/>
+    <w:basedOn w:val="Normal"/>
+    <w:next w:val="Normal"/>
+    <w:autoRedefine/>
+    <w:uiPriority w:val="39"/>
+    <w:unhideWhenUsed/>
+    <w:rsid w:val="007F03F5"/>
+    <w:pPr>
+      <w:spacing w:after="100"/>
+      <w:ind w:left="480"/>
+    </w:pPr>
   </w:style>
 </w:styles>
 </file>
@@ -2987,4 +7650,16 @@
     </a:ext>
   </a:extLst>
 </a:theme>
+</file>
+
+<file path=customXml/item1.xml><?xml version="1.0" encoding="utf-8"?>
+<b:Sources xmlns:b="http://schemas.openxmlformats.org/officeDocument/2006/bibliography" xmlns="http://schemas.openxmlformats.org/officeDocument/2006/bibliography" SelectedStyle="\APASixthEditionOfficeOnline.xsl" StyleName="APA" Version="6"/>
+</file>
+
+<file path=customXml/itemProps1.xml><?xml version="1.0" encoding="utf-8"?>
+<ds:datastoreItem xmlns:ds="http://schemas.openxmlformats.org/officeDocument/2006/customXml" ds:itemID="{E0577983-FE62-4617-AF7E-A12A0EA52325}">
+  <ds:schemaRefs>
+    <ds:schemaRef ds:uri="http://schemas.openxmlformats.org/officeDocument/2006/bibliography"/>
+  </ds:schemaRefs>
+</ds:datastoreItem>
 </file>
--- a/doc/contenido.docx
+++ b/doc/contenido.docx
@@ -1662,7 +1662,6 @@
           <w:bCs/>
         </w:rPr>
       </w:pPr>
-      <w:proofErr w:type="spellStart"/>
       <w:r>
         <w:rPr>
           <w:b/>
@@ -1670,7 +1669,6 @@
         </w:rPr>
         <w:t>Dataset</w:t>
       </w:r>
-      <w:proofErr w:type="spellEnd"/>
     </w:p>
     <w:p>
       <w:pPr>
@@ -1732,15 +1730,7 @@
         <w:jc w:val="both"/>
       </w:pPr>
       <w:r>
-        <w:t>Exactitud (</w:t>
-      </w:r>
-      <w:proofErr w:type="spellStart"/>
-      <w:r>
-        <w:t>Accuracy</w:t>
-      </w:r>
-      <w:proofErr w:type="spellEnd"/>
-      <w:r>
-        <w:t>): proporción total de aciertos.</w:t>
+        <w:t>Exactitud (Accuracy): proporción total de aciertos.</w:t>
       </w:r>
     </w:p>
     <w:p>
@@ -1874,15 +1864,7 @@
         <w:jc w:val="both"/>
       </w:pPr>
       <w:r>
-        <w:t xml:space="preserve">Cada imagen fue redimensionada a un tamaño uniforme para facilitar su procesamiento. Posteriormente se convirtió a escala de grises y luego a formato binario mediante </w:t>
-      </w:r>
-      <w:proofErr w:type="spellStart"/>
-      <w:r>
-        <w:t>umbralización</w:t>
-      </w:r>
-      <w:proofErr w:type="spellEnd"/>
-      <w:r>
-        <w:t>.</w:t>
+        <w:t>Cada imagen fue redimensionada a un tamaño uniforme para facilitar su procesamiento. Posteriormente se convirtió a escala de grises y luego a formato binario mediante umbralización.</w:t>
       </w:r>
     </w:p>
     <w:p>
@@ -2109,13 +2091,8 @@
         <w:jc w:val="both"/>
       </w:pPr>
       <w:bookmarkStart w:id="6" w:name="_Toc228822568"/>
-      <w:proofErr w:type="spellStart"/>
-      <w:r>
-        <w:t>Dataset</w:t>
-      </w:r>
-      <w:proofErr w:type="spellEnd"/>
-      <w:r>
-        <w:t xml:space="preserve"> y estructura de carpetas</w:t>
+      <w:r>
+        <w:t>Dataset y estructura de carpetas</w:t>
       </w:r>
       <w:bookmarkEnd w:id="6"/>
     </w:p>
@@ -2125,31 +2102,7 @@
         <w:jc w:val="both"/>
       </w:pPr>
       <w:r>
-        <w:t xml:space="preserve">Los </w:t>
-      </w:r>
-      <w:proofErr w:type="spellStart"/>
-      <w:r>
-        <w:t>datasets</w:t>
-      </w:r>
-      <w:proofErr w:type="spellEnd"/>
-      <w:r>
-        <w:t xml:space="preserve"> utilizados para llevar a cabo esta actividad vienen de un recopilado hecho en las páginas de </w:t>
-      </w:r>
-      <w:proofErr w:type="spellStart"/>
-      <w:r>
-        <w:t>Github</w:t>
-      </w:r>
-      <w:proofErr w:type="spellEnd"/>
-      <w:r>
-        <w:t xml:space="preserve"> y </w:t>
-      </w:r>
-      <w:proofErr w:type="spellStart"/>
-      <w:r>
-        <w:t>Kaggle</w:t>
-      </w:r>
-      <w:proofErr w:type="spellEnd"/>
-      <w:r>
-        <w:t>, subidas anteriormente por usuarios de la plataforma.</w:t>
+        <w:t>Los datasets utilizados para llevar a cabo esta actividad vienen de un recopilado hecho en las páginas de Github y Kaggle, subidas anteriormente por usuarios de la plataforma.</w:t>
       </w:r>
       <w:r>
         <w:t xml:space="preserve"> Estos incluyen en total 356 razas de perro, cada una con 35 imágenes y 67 razas de gato con cada una teniendo entre 100 y 200 imágenes. </w:t>
@@ -2237,37 +2190,8 @@
         <w:spacing w:line="360" w:lineRule="auto"/>
         <w:jc w:val="both"/>
       </w:pPr>
-      <w:proofErr w:type="spellStart"/>
-      <w:r>
-        <w:t>Pyrenean</w:t>
-      </w:r>
-      <w:proofErr w:type="spellEnd"/>
-      <w:r>
-        <w:t xml:space="preserve"> </w:t>
-      </w:r>
-      <w:proofErr w:type="spellStart"/>
-      <w:r>
-        <w:t>sheepdog</w:t>
-      </w:r>
-      <w:proofErr w:type="spellEnd"/>
-      <w:r>
-        <w:t xml:space="preserve"> </w:t>
-      </w:r>
-      <w:proofErr w:type="spellStart"/>
-      <w:r>
-        <w:t>smooth</w:t>
-      </w:r>
-      <w:proofErr w:type="spellEnd"/>
-      <w:r>
-        <w:t xml:space="preserve"> </w:t>
-      </w:r>
-      <w:proofErr w:type="spellStart"/>
-      <w:r>
-        <w:t>faced</w:t>
-      </w:r>
-      <w:proofErr w:type="spellEnd"/>
-      <w:r>
-        <w:t xml:space="preserve"> (Pastor de los pirineos de cara r</w:t>
+      <w:r>
+        <w:t>Pyrenean sheepdog smooth faced (Pastor de los pirineos de cara r</w:t>
       </w:r>
       <w:r>
         <w:t>asa</w:t>
@@ -2328,11 +2252,9 @@
         <w:spacing w:line="360" w:lineRule="auto"/>
         <w:jc w:val="both"/>
       </w:pPr>
-      <w:proofErr w:type="spellStart"/>
       <w:r>
         <w:t>Raggamuffin</w:t>
       </w:r>
-      <w:proofErr w:type="spellEnd"/>
     </w:p>
     <w:p>
       <w:pPr>
@@ -2344,11 +2266,9 @@
         <w:spacing w:line="360" w:lineRule="auto"/>
         <w:jc w:val="both"/>
       </w:pPr>
-      <w:proofErr w:type="spellStart"/>
       <w:r>
         <w:t>Sphynx</w:t>
       </w:r>
-      <w:proofErr w:type="spellEnd"/>
     </w:p>
     <w:p>
       <w:pPr>
@@ -2360,13 +2280,8 @@
         <w:spacing w:line="360" w:lineRule="auto"/>
         <w:jc w:val="both"/>
       </w:pPr>
-      <w:proofErr w:type="spellStart"/>
-      <w:r>
-        <w:t>Turkish</w:t>
-      </w:r>
-      <w:proofErr w:type="spellEnd"/>
-      <w:r>
-        <w:t xml:space="preserve"> angora</w:t>
+      <w:r>
+        <w:t>Turkish angora</w:t>
       </w:r>
     </w:p>
     <w:p>
@@ -2394,13 +2309,8 @@
         <w:spacing w:line="360" w:lineRule="auto"/>
         <w:jc w:val="both"/>
       </w:pPr>
-      <w:proofErr w:type="spellStart"/>
-      <w:r>
-        <w:t>dataset</w:t>
-      </w:r>
-      <w:proofErr w:type="spellEnd"/>
-      <w:r>
-        <w:t>/</w:t>
+      <w:r>
+        <w:t>dataset/</w:t>
       </w:r>
     </w:p>
     <w:p>
@@ -2413,11 +2323,9 @@
         <w:spacing w:line="360" w:lineRule="auto"/>
         <w:jc w:val="both"/>
       </w:pPr>
-      <w:proofErr w:type="spellStart"/>
       <w:r>
         <w:t>cat</w:t>
       </w:r>
-      <w:proofErr w:type="spellEnd"/>
     </w:p>
     <w:p>
       <w:pPr>
@@ -2429,11 +2337,9 @@
         <w:spacing w:line="360" w:lineRule="auto"/>
         <w:jc w:val="both"/>
       </w:pPr>
-      <w:proofErr w:type="spellStart"/>
       <w:r>
         <w:t>bengal</w:t>
       </w:r>
-      <w:proofErr w:type="spellEnd"/>
     </w:p>
     <w:p>
       <w:pPr>
@@ -2445,11 +2351,9 @@
         <w:spacing w:line="360" w:lineRule="auto"/>
         <w:jc w:val="both"/>
       </w:pPr>
-      <w:proofErr w:type="spellStart"/>
       <w:r>
         <w:t>ragamuffin</w:t>
       </w:r>
-      <w:proofErr w:type="spellEnd"/>
     </w:p>
     <w:p>
       <w:pPr>
@@ -2461,11 +2365,9 @@
         <w:spacing w:line="360" w:lineRule="auto"/>
         <w:jc w:val="both"/>
       </w:pPr>
-      <w:proofErr w:type="spellStart"/>
       <w:r>
         <w:t>sphynx</w:t>
       </w:r>
-      <w:proofErr w:type="spellEnd"/>
     </w:p>
     <w:p>
       <w:pPr>
@@ -2477,11 +2379,9 @@
         <w:spacing w:line="360" w:lineRule="auto"/>
         <w:jc w:val="both"/>
       </w:pPr>
-      <w:proofErr w:type="spellStart"/>
       <w:r>
         <w:t>turkish_angora</w:t>
       </w:r>
-      <w:proofErr w:type="spellEnd"/>
     </w:p>
     <w:p>
       <w:pPr>
@@ -2493,12 +2393,10 @@
         <w:spacing w:line="360" w:lineRule="auto"/>
         <w:jc w:val="both"/>
       </w:pPr>
-      <w:proofErr w:type="spellStart"/>
       <w:r>
         <w:lastRenderedPageBreak/>
         <w:t>dog</w:t>
       </w:r>
-      <w:proofErr w:type="spellEnd"/>
     </w:p>
     <w:p>
       <w:pPr>
@@ -2510,11 +2408,9 @@
         <w:spacing w:line="360" w:lineRule="auto"/>
         <w:jc w:val="both"/>
       </w:pPr>
-      <w:proofErr w:type="spellStart"/>
       <w:r>
         <w:t>american_foxhound_dog</w:t>
       </w:r>
-      <w:proofErr w:type="spellEnd"/>
     </w:p>
     <w:p>
       <w:pPr>
@@ -2526,11 +2422,9 @@
         <w:spacing w:line="360" w:lineRule="auto"/>
         <w:jc w:val="both"/>
       </w:pPr>
-      <w:proofErr w:type="spellStart"/>
       <w:r>
         <w:t>italian_pointing_dog</w:t>
       </w:r>
-      <w:proofErr w:type="spellEnd"/>
     </w:p>
     <w:p>
       <w:pPr>
@@ -2542,14 +2436,12 @@
         <w:spacing w:line="360" w:lineRule="auto"/>
         <w:jc w:val="both"/>
       </w:pPr>
-      <w:proofErr w:type="spellStart"/>
       <w:r>
         <w:t>pyrenean_sheepdog_smooth_</w:t>
       </w:r>
       <w:r>
         <w:t>faced</w:t>
       </w:r>
-      <w:proofErr w:type="spellEnd"/>
     </w:p>
     <w:p>
       <w:pPr>
@@ -2561,11 +2453,9 @@
         <w:spacing w:line="360" w:lineRule="auto"/>
         <w:jc w:val="both"/>
       </w:pPr>
-      <w:proofErr w:type="spellStart"/>
       <w:r>
         <w:t>xoloitzcuintle_dog</w:t>
       </w:r>
-      <w:proofErr w:type="spellEnd"/>
     </w:p>
     <w:p>
       <w:pPr>
@@ -2606,15 +2496,7 @@
         <w:jc w:val="both"/>
       </w:pPr>
       <w:r>
-        <w:t xml:space="preserve">Para poder verificar que todas las imágenes fueran reconocidas por la librería </w:t>
-      </w:r>
-      <w:proofErr w:type="spellStart"/>
-      <w:r>
-        <w:t>OpenCV</w:t>
-      </w:r>
-      <w:proofErr w:type="spellEnd"/>
-      <w:r>
-        <w:t xml:space="preserve"> se hizo el siguiente script el cual lee todas las imágenes de una ubicación, mostrándolas en pantalla durante 10 milisegundos en una resolución de 128 por 128 pixeles. No hubo ningún problema al realizar este paso con ninguna de las imágenes.</w:t>
+        <w:t>Para poder verificar que todas las imágenes fueran reconocidas por la librería OpenCV se hizo el siguiente script el cual lee todas las imágenes de una ubicación, mostrándolas en pantalla durante 10 milisegundos en una resolución de 128 por 128 pixeles. No hubo ningún problema al realizar este paso con ninguna de las imágenes.</w:t>
       </w:r>
     </w:p>
     <w:p>
@@ -2693,12 +2575,12 @@
     <w:p>
       <w:pPr>
         <w:spacing w:line="360" w:lineRule="auto"/>
-        <w:jc w:val="center"/>
+        <w:jc w:val="both"/>
       </w:pPr>
       <w:r>
         <w:lastRenderedPageBreak/>
         <w:drawing>
-          <wp:anchor distT="0" distB="0" distL="114300" distR="114300" simplePos="0" relativeHeight="251658240" behindDoc="0" locked="0" layoutInCell="1" allowOverlap="1" wp14:anchorId="4D08E3B4" wp14:editId="0F6B211D">
+          <wp:anchor distT="0" distB="0" distL="114300" distR="114300" simplePos="0" relativeHeight="251656192" behindDoc="0" locked="0" layoutInCell="1" allowOverlap="1" wp14:anchorId="4D08E3B4" wp14:editId="03622A83">
             <wp:simplePos x="1082040" y="899160"/>
             <wp:positionH relativeFrom="margin">
               <wp:align>center</wp:align>
@@ -2754,7 +2636,7 @@
     <w:p>
       <w:pPr>
         <w:spacing w:line="360" w:lineRule="auto"/>
-        <w:jc w:val="center"/>
+        <w:jc w:val="both"/>
       </w:pPr>
     </w:p>
     <w:p>
@@ -2764,13 +2646,8 @@
         <w:jc w:val="both"/>
       </w:pPr>
       <w:bookmarkStart w:id="9" w:name="_Toc228822571"/>
-      <w:proofErr w:type="spellStart"/>
-      <w:r>
-        <w:t>Reescalado</w:t>
-      </w:r>
-      <w:proofErr w:type="spellEnd"/>
-      <w:r>
-        <w:t xml:space="preserve"> de imágenes</w:t>
+      <w:r>
+        <w:t>Reescalado de imágenes</w:t>
       </w:r>
       <w:bookmarkEnd w:id="9"/>
       <w:r>
@@ -2783,15 +2660,7 @@
         <w:jc w:val="both"/>
       </w:pPr>
       <w:r>
-        <w:t xml:space="preserve">Este paso consiste en redimensionar cada imagen de nuestro </w:t>
-      </w:r>
-      <w:proofErr w:type="spellStart"/>
-      <w:r>
-        <w:t>dataset</w:t>
-      </w:r>
-      <w:proofErr w:type="spellEnd"/>
-      <w:r>
-        <w:t xml:space="preserve"> para que todas tengan la misma cantidad de información por igual</w:t>
+        <w:t>Este paso consiste en redimensionar cada imagen de nuestro dataset para que todas tengan la misma cantidad de información por igual</w:t>
       </w:r>
       <w:r>
         <w:t>. Este proceso es fundamental en sistemas de visión por computadora, ya que con esto estandarizamos todas las imágenes de entrada.</w:t>
@@ -2812,15 +2681,7 @@
         <w:jc w:val="both"/>
       </w:pPr>
       <w:r>
-        <w:t xml:space="preserve">Para este caso se usó la interpolación bilineal, que calcula el valor de un nuevo pixel como una combinación ponderada de los pixeles vecinos mas cercanos a la imagen original. En </w:t>
-      </w:r>
-      <w:proofErr w:type="spellStart"/>
-      <w:r>
-        <w:t>opencv</w:t>
-      </w:r>
-      <w:proofErr w:type="spellEnd"/>
-      <w:r>
-        <w:t>, esto se representa mediante la función:</w:t>
+        <w:t>Para este caso se usó la interpolación bilineal, que calcula el valor de un nuevo pixel como una combinación ponderada de los pixeles vecinos mas cercanos a la imagen original. En opencv, esto se representa mediante la función:</w:t>
       </w:r>
     </w:p>
     <w:p>
@@ -2882,7 +2743,6 @@
       <w:r>
         <w:t xml:space="preserve">Donde </w:t>
       </w:r>
-      <w:proofErr w:type="spellStart"/>
       <w:r>
         <w:rPr>
           <w:i/>
@@ -2890,7 +2750,6 @@
         </w:rPr>
         <w:t>img</w:t>
       </w:r>
-      <w:proofErr w:type="spellEnd"/>
       <w:r>
         <w:t xml:space="preserve"> </w:t>
       </w:r>
@@ -2944,13 +2803,79 @@
     </w:p>
     <w:p>
       <w:pPr>
+        <w:spacing w:line="360" w:lineRule="auto"/>
+        <w:jc w:val="both"/>
+      </w:pPr>
+      <w:r>
+        <w:lastRenderedPageBreak/>
+        <w:drawing>
+          <wp:anchor distT="0" distB="0" distL="114300" distR="114300" simplePos="0" relativeHeight="251657216" behindDoc="0" locked="0" layoutInCell="1" allowOverlap="1" wp14:anchorId="671C24ED" wp14:editId="68058CE0">
+            <wp:simplePos x="0" y="0"/>
+            <wp:positionH relativeFrom="margin">
+              <wp:align>center</wp:align>
+            </wp:positionH>
+            <wp:positionV relativeFrom="margin">
+              <wp:align>top</wp:align>
+            </wp:positionV>
+            <wp:extent cx="1219200" cy="1219200"/>
+            <wp:effectExtent l="0" t="0" r="0" b="0"/>
+            <wp:wrapTopAndBottom/>
+            <wp:docPr id="1728073861" name="Imagen 1"/>
+            <wp:cNvGraphicFramePr>
+              <a:graphicFrameLocks xmlns:a="http://schemas.openxmlformats.org/drawingml/2006/main" noChangeAspect="1"/>
+            </wp:cNvGraphicFramePr>
+            <a:graphic xmlns:a="http://schemas.openxmlformats.org/drawingml/2006/main">
+              <a:graphicData uri="http://schemas.openxmlformats.org/drawingml/2006/picture">
+                <pic:pic xmlns:pic="http://schemas.openxmlformats.org/drawingml/2006/picture">
+                  <pic:nvPicPr>
+                    <pic:cNvPr id="1728073861" name=""/>
+                    <pic:cNvPicPr/>
+                  </pic:nvPicPr>
+                  <pic:blipFill>
+                    <a:blip r:embed="rId9">
+                      <a:extLst>
+                        <a:ext uri="{28A0092B-C50C-407E-A947-70E740481C1C}">
+                          <a14:useLocalDpi xmlns:a14="http://schemas.microsoft.com/office/drawing/2010/main" val="0"/>
+                        </a:ext>
+                      </a:extLst>
+                    </a:blip>
+                    <a:stretch>
+                      <a:fillRect/>
+                    </a:stretch>
+                  </pic:blipFill>
+                  <pic:spPr>
+                    <a:xfrm>
+                      <a:off x="0" y="0"/>
+                      <a:ext cx="1219200" cy="1219200"/>
+                    </a:xfrm>
+                    <a:prstGeom prst="rect">
+                      <a:avLst/>
+                    </a:prstGeom>
+                  </pic:spPr>
+                </pic:pic>
+              </a:graphicData>
+            </a:graphic>
+          </wp:anchor>
+        </w:drawing>
+      </w:r>
+      <w:r>
+        <w:t>Imagen reeescalada.</w:t>
+      </w:r>
+    </w:p>
+    <w:p>
+      <w:pPr>
+        <w:spacing w:line="360" w:lineRule="auto"/>
+        <w:jc w:val="both"/>
+      </w:pPr>
+    </w:p>
+    <w:p>
+      <w:pPr>
         <w:pStyle w:val="Ttulo3"/>
         <w:spacing w:line="360" w:lineRule="auto"/>
         <w:jc w:val="both"/>
       </w:pPr>
       <w:bookmarkStart w:id="10" w:name="_Toc228822572"/>
       <w:r>
-        <w:lastRenderedPageBreak/>
         <w:t>Conversión a escala de grises</w:t>
       </w:r>
       <w:bookmarkEnd w:id="10"/>
@@ -3142,15 +3067,8 @@
         <w:jc w:val="both"/>
       </w:pPr>
       <w:r>
-        <w:t xml:space="preserve">En </w:t>
-      </w:r>
-      <w:proofErr w:type="spellStart"/>
-      <w:r>
-        <w:t>OpenCV</w:t>
-      </w:r>
-      <w:proofErr w:type="spellEnd"/>
-      <w:r>
-        <w:t>:</w:t>
+        <w:lastRenderedPageBreak/>
+        <w:t>En OpenCV:</w:t>
       </w:r>
     </w:p>
     <w:p>
@@ -3175,7 +3093,7 @@
                     <pic:cNvPicPr/>
                   </pic:nvPicPr>
                   <pic:blipFill>
-                    <a:blip r:embed="rId9"/>
+                    <a:blip r:embed="rId10"/>
                     <a:stretch>
                       <a:fillRect/>
                     </a:stretch>
@@ -3202,7 +3120,57 @@
         <w:jc w:val="both"/>
       </w:pPr>
       <w:r>
-        <w:lastRenderedPageBreak/>
+        <w:drawing>
+          <wp:anchor distT="0" distB="0" distL="114300" distR="114300" simplePos="0" relativeHeight="251658240" behindDoc="0" locked="0" layoutInCell="1" allowOverlap="1" wp14:anchorId="3A21AE05" wp14:editId="37FA4A70">
+            <wp:simplePos x="0" y="0"/>
+            <wp:positionH relativeFrom="margin">
+              <wp:align>center</wp:align>
+            </wp:positionH>
+            <wp:positionV relativeFrom="paragraph">
+              <wp:posOffset>788035</wp:posOffset>
+            </wp:positionV>
+            <wp:extent cx="1219200" cy="1219200"/>
+            <wp:effectExtent l="0" t="0" r="0" b="0"/>
+            <wp:wrapTopAndBottom/>
+            <wp:docPr id="835192284" name="Imagen 1"/>
+            <wp:cNvGraphicFramePr>
+              <a:graphicFrameLocks xmlns:a="http://schemas.openxmlformats.org/drawingml/2006/main" noChangeAspect="1"/>
+            </wp:cNvGraphicFramePr>
+            <a:graphic xmlns:a="http://schemas.openxmlformats.org/drawingml/2006/main">
+              <a:graphicData uri="http://schemas.openxmlformats.org/drawingml/2006/picture">
+                <pic:pic xmlns:pic="http://schemas.openxmlformats.org/drawingml/2006/picture">
+                  <pic:nvPicPr>
+                    <pic:cNvPr id="835192284" name=""/>
+                    <pic:cNvPicPr/>
+                  </pic:nvPicPr>
+                  <pic:blipFill>
+                    <a:blip r:embed="rId11">
+                      <a:extLst>
+                        <a:ext uri="{28A0092B-C50C-407E-A947-70E740481C1C}">
+                          <a14:useLocalDpi xmlns:a14="http://schemas.microsoft.com/office/drawing/2010/main" val="0"/>
+                        </a:ext>
+                      </a:extLst>
+                    </a:blip>
+                    <a:stretch>
+                      <a:fillRect/>
+                    </a:stretch>
+                  </pic:blipFill>
+                  <pic:spPr>
+                    <a:xfrm>
+                      <a:off x="0" y="0"/>
+                      <a:ext cx="1219200" cy="1219200"/>
+                    </a:xfrm>
+                    <a:prstGeom prst="rect">
+                      <a:avLst/>
+                    </a:prstGeom>
+                  </pic:spPr>
+                </pic:pic>
+              </a:graphicData>
+            </a:graphic>
+          </wp:anchor>
+        </w:drawing>
+      </w:r>
+      <w:r>
         <w:t xml:space="preserve">Este proceso reduce la cantidad de información a procesar, eliminando el color y conservando únicamente la estructura visual, lo cual es útil para </w:t>
       </w:r>
       <w:r>
@@ -3210,6 +3178,15 @@
       </w:r>
       <w:r>
         <w:t>detección de bordes.</w:t>
+      </w:r>
+    </w:p>
+    <w:p>
+      <w:pPr>
+        <w:spacing w:line="360" w:lineRule="auto"/>
+        <w:jc w:val="both"/>
+      </w:pPr>
+      <w:r>
+        <w:t>Imagen a escala de grises.</w:t>
       </w:r>
     </w:p>
     <w:p>
@@ -3275,22 +3252,8 @@
         <w:spacing w:line="360" w:lineRule="auto"/>
         <w:jc w:val="both"/>
       </w:pPr>
-    </w:p>
-    <w:p>
-      <w:pPr>
-        <w:spacing w:line="360" w:lineRule="auto"/>
-        <w:jc w:val="both"/>
-      </w:pPr>
-      <w:r>
-        <w:t xml:space="preserve">Para poder realizar este proceso se utilizó una </w:t>
-      </w:r>
-      <w:proofErr w:type="spellStart"/>
-      <w:r>
-        <w:t>umbralización</w:t>
-      </w:r>
-      <w:proofErr w:type="spellEnd"/>
-      <w:r>
-        <w:t xml:space="preserve"> </w:t>
+      <w:r>
+        <w:t xml:space="preserve">Para poder realizar este proceso se utilizó una umbralización </w:t>
       </w:r>
       <w:r>
         <w:t>adaptativa</w:t>
@@ -3433,15 +3396,7 @@
         <w:jc w:val="both"/>
       </w:pPr>
       <w:r>
-        <w:t>f(</w:t>
-      </w:r>
-      <w:proofErr w:type="spellStart"/>
-      <w:r>
-        <w:t>x,y</w:t>
-      </w:r>
-      <w:proofErr w:type="spellEnd"/>
-      <w:r>
-        <w:t>) es el valor original del píxel</w:t>
+        <w:t>f(x,y) es el valor original del píxel</w:t>
       </w:r>
     </w:p>
     <w:p>
@@ -3455,21 +3410,8 @@
         <w:jc w:val="both"/>
       </w:pPr>
       <w:r>
-        <w:t>g(</w:t>
-      </w:r>
-      <w:proofErr w:type="spellStart"/>
-      <w:r>
-        <w:t>x,y</w:t>
-      </w:r>
-      <w:proofErr w:type="spellEnd"/>
-      <w:r>
-        <w:t xml:space="preserve">) es el valor </w:t>
-      </w:r>
-      <w:proofErr w:type="spellStart"/>
-      <w:r>
-        <w:t>binarizado</w:t>
-      </w:r>
-      <w:proofErr w:type="spellEnd"/>
+        <w:t>g(x,y) es el valor binarizado</w:t>
+      </w:r>
     </w:p>
     <w:p>
       <w:pPr>
@@ -3482,6 +3424,7 @@
         <w:jc w:val="both"/>
       </w:pPr>
       <w:r>
+        <w:lastRenderedPageBreak/>
         <w:t>T es el valor umbral</w:t>
       </w:r>
     </w:p>
@@ -3525,7 +3468,7 @@
                     <pic:cNvPicPr/>
                   </pic:nvPicPr>
                   <pic:blipFill>
-                    <a:blip r:embed="rId10"/>
+                    <a:blip r:embed="rId12"/>
                     <a:stretch>
                       <a:fillRect/>
                     </a:stretch>
@@ -3552,77 +3495,198 @@
         <w:jc w:val="both"/>
       </w:pPr>
       <w:r>
+        <w:rPr>
+          <w:noProof/>
+        </w:rPr>
+        <mc:AlternateContent>
+          <mc:Choice Requires="wpg">
+            <w:drawing>
+              <wp:anchor distT="0" distB="0" distL="114300" distR="114300" simplePos="0" relativeHeight="251661312" behindDoc="0" locked="0" layoutInCell="1" allowOverlap="1" wp14:anchorId="0AC5E241" wp14:editId="18067518">
+                <wp:simplePos x="0" y="0"/>
+                <wp:positionH relativeFrom="margin">
+                  <wp:align>center</wp:align>
+                </wp:positionH>
+                <wp:positionV relativeFrom="paragraph">
+                  <wp:posOffset>583565</wp:posOffset>
+                </wp:positionV>
+                <wp:extent cx="2446020" cy="1219200"/>
+                <wp:effectExtent l="0" t="0" r="0" b="0"/>
+                <wp:wrapTopAndBottom/>
+                <wp:docPr id="513652950" name="Grupo 2"/>
+                <wp:cNvGraphicFramePr/>
+                <a:graphic xmlns:a="http://schemas.openxmlformats.org/drawingml/2006/main">
+                  <a:graphicData uri="http://schemas.microsoft.com/office/word/2010/wordprocessingGroup">
+                    <wpg:wgp>
+                      <wpg:cNvGrpSpPr/>
+                      <wpg:grpSpPr>
+                        <a:xfrm>
+                          <a:off x="0" y="0"/>
+                          <a:ext cx="2446020" cy="1219200"/>
+                          <a:chOff x="0" y="0"/>
+                          <a:chExt cx="2446020" cy="1219200"/>
+                        </a:xfrm>
+                      </wpg:grpSpPr>
+                      <pic:pic xmlns:pic="http://schemas.openxmlformats.org/drawingml/2006/picture">
+                        <pic:nvPicPr>
+                          <pic:cNvPr id="547298987" name="Imagen 1"/>
+                          <pic:cNvPicPr>
+                            <a:picLocks noChangeAspect="1"/>
+                          </pic:cNvPicPr>
+                        </pic:nvPicPr>
+                        <pic:blipFill>
+                          <a:blip r:embed="rId13">
+                            <a:extLst>
+                              <a:ext uri="{28A0092B-C50C-407E-A947-70E740481C1C}">
+                                <a14:useLocalDpi xmlns:a14="http://schemas.microsoft.com/office/drawing/2010/main" val="0"/>
+                              </a:ext>
+                            </a:extLst>
+                          </a:blip>
+                          <a:stretch>
+                            <a:fillRect/>
+                          </a:stretch>
+                        </pic:blipFill>
+                        <pic:spPr>
+                          <a:xfrm>
+                            <a:off x="0" y="0"/>
+                            <a:ext cx="1219200" cy="1219200"/>
+                          </a:xfrm>
+                          <a:prstGeom prst="rect">
+                            <a:avLst/>
+                          </a:prstGeom>
+                        </pic:spPr>
+                      </pic:pic>
+                      <pic:pic xmlns:pic="http://schemas.openxmlformats.org/drawingml/2006/picture">
+                        <pic:nvPicPr>
+                          <pic:cNvPr id="335948940" name="Imagen 1"/>
+                          <pic:cNvPicPr>
+                            <a:picLocks noChangeAspect="1"/>
+                          </pic:cNvPicPr>
+                        </pic:nvPicPr>
+                        <pic:blipFill>
+                          <a:blip r:embed="rId14">
+                            <a:extLst>
+                              <a:ext uri="{28A0092B-C50C-407E-A947-70E740481C1C}">
+                                <a14:useLocalDpi xmlns:a14="http://schemas.microsoft.com/office/drawing/2010/main" val="0"/>
+                              </a:ext>
+                            </a:extLst>
+                          </a:blip>
+                          <a:stretch>
+                            <a:fillRect/>
+                          </a:stretch>
+                        </pic:blipFill>
+                        <pic:spPr>
+                          <a:xfrm>
+                            <a:off x="1226820" y="0"/>
+                            <a:ext cx="1219200" cy="1219200"/>
+                          </a:xfrm>
+                          <a:prstGeom prst="rect">
+                            <a:avLst/>
+                          </a:prstGeom>
+                        </pic:spPr>
+                      </pic:pic>
+                    </wpg:wgp>
+                  </a:graphicData>
+                </a:graphic>
+              </wp:anchor>
+            </w:drawing>
+          </mc:Choice>
+          <mc:Fallback>
+            <w:pict>
+              <v:group w14:anchorId="6380C87A" id="Grupo 2" o:spid="_x0000_s1026" style="position:absolute;margin-left:0;margin-top:45.95pt;width:192.6pt;height:96pt;z-index:251661312;mso-position-horizontal:center;mso-position-horizontal-relative:margin" coordsize="24460,12192" o:gfxdata="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">
+                <v:shapetype id="_x0000_t75" coordsize="21600,21600" o:spt="75" o:preferrelative="t" path="m@4@5l@4@11@9@11@9@5xe" filled="f" stroked="f">
+                  <v:stroke joinstyle="miter"/>
+                  <v:formulas>
+                    <v:f eqn="if lineDrawn pixelLineWidth 0"/>
+                    <v:f eqn="sum @0 1 0"/>
+                    <v:f eqn="sum 0 0 @1"/>
+                    <v:f eqn="prod @2 1 2"/>
+                    <v:f eqn="prod @3 21600 pixelWidth"/>
+                    <v:f eqn="prod @3 21600 pixelHeight"/>
+                    <v:f eqn="sum @0 0 1"/>
+                    <v:f eqn="prod @6 1 2"/>
+                    <v:f eqn="prod @7 21600 pixelWidth"/>
+                    <v:f eqn="sum @8 21600 0"/>
+                    <v:f eqn="prod @7 21600 pixelHeight"/>
+                    <v:f eqn="sum @10 21600 0"/>
+                  </v:formulas>
+                  <v:path o:extrusionok="f" gradientshapeok="t" o:connecttype="rect"/>
+                  <o:lock v:ext="edit" aspectratio="t"/>
+                </v:shapetype>
+                <v:shape id="Imagen 1" o:spid="_x0000_s1027" type="#_x0000_t75" style="position:absolute;width:12192;height:12192;visibility:visible;mso-wrap-style:square" o:gfxdata="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">
+                  <v:imagedata r:id="rId15" o:title=""/>
+                </v:shape>
+                <v:shape id="Imagen 1" o:spid="_x0000_s1028" type="#_x0000_t75" style="position:absolute;left:12268;width:12192;height:12192;visibility:visible;mso-wrap-style:square" o:gfxdata="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">
+                  <v:imagedata r:id="rId16" o:title=""/>
+                </v:shape>
+                <w10:wrap type="topAndBottom" anchorx="margin"/>
+              </v:group>
+            </w:pict>
+          </mc:Fallback>
+        </mc:AlternateContent>
+      </w:r>
+      <w:r>
+        <w:t>De esta forma primero calculamos el umbral local y luego se ajusta restando una constante.</w:t>
+      </w:r>
+    </w:p>
+    <w:p>
+      <w:pPr>
+        <w:spacing w:line="360" w:lineRule="auto"/>
+        <w:jc w:val="both"/>
+      </w:pPr>
+      <w:r>
+        <w:t>Imagen con umbralización simple (izquierda) y umbralización adaptativa (derecha).</w:t>
+      </w:r>
+    </w:p>
+    <w:p>
+      <w:pPr>
+        <w:spacing w:line="360" w:lineRule="auto"/>
+        <w:jc w:val="both"/>
+      </w:pPr>
+    </w:p>
+    <w:p>
+      <w:pPr>
+        <w:pStyle w:val="Ttulo3"/>
+        <w:spacing w:line="360" w:lineRule="auto"/>
+        <w:jc w:val="both"/>
+      </w:pPr>
+      <w:r>
+        <w:t>Código</w:t>
+      </w:r>
+      <w:r>
+        <w:t xml:space="preserve"> del preprocesado</w:t>
+      </w:r>
+    </w:p>
+    <w:p>
+      <w:pPr>
+        <w:spacing w:line="360" w:lineRule="auto"/>
+        <w:jc w:val="both"/>
+      </w:pPr>
+      <w:r>
+        <w:t xml:space="preserve">Finalmente, este es el código para esta fase del proyecto en donde escribí el nombre de cada raza separada en un arreglo para gatos y otro para perros, para posteriormente </w:t>
+      </w:r>
+      <w:r>
+        <w:t>crear una función la cual se encarga de tomar cada imagen de cada carpeta y aplicar las transformaciones vistas anteriormente. Luego de esto las reescribe en la carpeta processed listas para usarse en la RNA.</w:t>
+      </w:r>
+    </w:p>
+    <w:p>
+      <w:pPr>
+        <w:spacing w:line="360" w:lineRule="auto"/>
+        <w:jc w:val="both"/>
+      </w:pPr>
+      <w:r>
+        <w:t>En resumen, e</w:t>
+      </w:r>
+      <w:r>
+        <w:t>l preprocesamiento de imágenes incluyó el reescalado a un tamaño uniforme, la conversión a escala de grises mediante una combinación ponderada de los canales RGB, y la binarización mediante umbralización, permitiendo separar el objeto del fondo y facilitar el análisis posterior.</w:t>
+      </w:r>
+    </w:p>
+    <w:p>
+      <w:pPr>
+        <w:spacing w:line="360" w:lineRule="auto"/>
+        <w:jc w:val="both"/>
+      </w:pPr>
+      <w:r>
         <w:lastRenderedPageBreak/>
-        <w:t>De esta forma primero calculamos el umbral local y luego se ajusta restando una constante.</w:t>
-      </w:r>
-    </w:p>
-    <w:p>
-      <w:pPr>
-        <w:pStyle w:val="Ttulo3"/>
-        <w:spacing w:line="360" w:lineRule="auto"/>
-        <w:jc w:val="both"/>
-      </w:pPr>
-      <w:r>
-        <w:t>Código</w:t>
-      </w:r>
-      <w:r>
-        <w:t xml:space="preserve"> del preprocesado</w:t>
-      </w:r>
-    </w:p>
-    <w:p>
-      <w:pPr>
-        <w:spacing w:line="360" w:lineRule="auto"/>
-        <w:jc w:val="both"/>
-      </w:pPr>
-      <w:r>
-        <w:t xml:space="preserve">Finalmente, este es el código para esta fase del proyecto en donde escribí el nombre de cada raza separada en un arreglo para gatos y otro para perros, para posteriormente </w:t>
-      </w:r>
-      <w:r>
-        <w:t xml:space="preserve">crear una función la cual se encarga de tomar cada imagen de cada carpeta y aplicar las transformaciones vistas anteriormente. Luego de esto las reescribe en la carpeta </w:t>
-      </w:r>
-      <w:proofErr w:type="spellStart"/>
-      <w:r>
-        <w:t>processed</w:t>
-      </w:r>
-      <w:proofErr w:type="spellEnd"/>
-      <w:r>
-        <w:t xml:space="preserve"> listas para usarse en la RNA.</w:t>
-      </w:r>
-    </w:p>
-    <w:p>
-      <w:pPr>
-        <w:spacing w:line="360" w:lineRule="auto"/>
-        <w:jc w:val="both"/>
-      </w:pPr>
-      <w:r>
-        <w:t>En resumen, e</w:t>
-      </w:r>
-      <w:r>
-        <w:t xml:space="preserve">l preprocesamiento de imágenes incluyó el </w:t>
-      </w:r>
-      <w:proofErr w:type="spellStart"/>
-      <w:r>
-        <w:t>reescalado</w:t>
-      </w:r>
-      <w:proofErr w:type="spellEnd"/>
-      <w:r>
-        <w:t xml:space="preserve"> a un tamaño uniforme, la conversión a escala de grises mediante una combinación ponderada de los canales RGB, y la binarización mediante </w:t>
-      </w:r>
-      <w:proofErr w:type="spellStart"/>
-      <w:r>
-        <w:t>umbralización</w:t>
-      </w:r>
-      <w:proofErr w:type="spellEnd"/>
-      <w:r>
-        <w:t>, permitiendo separar el objeto del fondo y facilitar el análisis posterior.</w:t>
-      </w:r>
-    </w:p>
-    <w:p>
-      <w:pPr>
-        <w:spacing w:line="360" w:lineRule="auto"/>
-        <w:jc w:val="both"/>
-      </w:pPr>
-      <w:r>
         <w:drawing>
           <wp:inline distT="0" distB="0" distL="0" distR="0" wp14:anchorId="4630793A" wp14:editId="132F9718">
             <wp:extent cx="5612130" cy="3145790"/>
@@ -3639,7 +3703,7 @@
                     <pic:cNvPicPr/>
                   </pic:nvPicPr>
                   <pic:blipFill>
-                    <a:blip r:embed="rId11"/>
+                    <a:blip r:embed="rId17"/>
                     <a:stretch>
                       <a:fillRect/>
                     </a:stretch>
@@ -3843,19 +3907,11 @@
           <w:iCs/>
         </w:rPr>
       </w:pPr>
-      <w:proofErr w:type="spellStart"/>
       <w:r>
         <w:rPr>
           <w:iCs/>
         </w:rPr>
-        <w:t>Gx</w:t>
-      </w:r>
-      <w:proofErr w:type="spellEnd"/>
-      <w:r>
-        <w:rPr>
-          <w:iCs/>
-        </w:rPr>
-        <w:t>: cambio horizontal</w:t>
+        <w:t>Gx: cambio horizontal</w:t>
       </w:r>
     </w:p>
     <w:p>
@@ -3989,25 +4045,362 @@
         <w:spacing w:line="360" w:lineRule="auto"/>
         <w:jc w:val="both"/>
       </w:pPr>
-      <w:proofErr w:type="spellStart"/>
-      <w:r>
-        <w:t>Umbralización</w:t>
-      </w:r>
-      <w:proofErr w:type="spellEnd"/>
-      <w:r>
-        <w:t xml:space="preserve"> con histéresis. Se usa un umbral alto para encontrar los bordes seguros y un umbral bajo para encontrar los bordes más débiles para evitar bordes falsos.</w:t>
-      </w:r>
-    </w:p>
-    <w:p>
-      <w:pPr>
-        <w:spacing w:line="360" w:lineRule="auto"/>
-        <w:jc w:val="both"/>
-      </w:pPr>
-    </w:p>
-    <w:p>
-      <w:pPr>
-        <w:spacing w:line="360" w:lineRule="auto"/>
-        <w:jc w:val="both"/>
+      <w:r>
+        <w:drawing>
+          <wp:anchor distT="0" distB="0" distL="114300" distR="114300" simplePos="0" relativeHeight="251662336" behindDoc="0" locked="0" layoutInCell="1" allowOverlap="1" wp14:anchorId="6176A0A9" wp14:editId="4AC6DB5B">
+            <wp:simplePos x="0" y="0"/>
+            <wp:positionH relativeFrom="margin">
+              <wp:align>center</wp:align>
+            </wp:positionH>
+            <wp:positionV relativeFrom="paragraph">
+              <wp:posOffset>807720</wp:posOffset>
+            </wp:positionV>
+            <wp:extent cx="1219200" cy="1219200"/>
+            <wp:effectExtent l="0" t="0" r="0" b="0"/>
+            <wp:wrapTopAndBottom/>
+            <wp:docPr id="1027224269" name="Imagen 1"/>
+            <wp:cNvGraphicFramePr>
+              <a:graphicFrameLocks xmlns:a="http://schemas.openxmlformats.org/drawingml/2006/main" noChangeAspect="1"/>
+            </wp:cNvGraphicFramePr>
+            <a:graphic xmlns:a="http://schemas.openxmlformats.org/drawingml/2006/main">
+              <a:graphicData uri="http://schemas.openxmlformats.org/drawingml/2006/picture">
+                <pic:pic xmlns:pic="http://schemas.openxmlformats.org/drawingml/2006/picture">
+                  <pic:nvPicPr>
+                    <pic:cNvPr id="1027224269" name=""/>
+                    <pic:cNvPicPr/>
+                  </pic:nvPicPr>
+                  <pic:blipFill>
+                    <a:blip r:embed="rId18">
+                      <a:extLst>
+                        <a:ext uri="{28A0092B-C50C-407E-A947-70E740481C1C}">
+                          <a14:useLocalDpi xmlns:a14="http://schemas.microsoft.com/office/drawing/2010/main" val="0"/>
+                        </a:ext>
+                      </a:extLst>
+                    </a:blip>
+                    <a:stretch>
+                      <a:fillRect/>
+                    </a:stretch>
+                  </pic:blipFill>
+                  <pic:spPr>
+                    <a:xfrm>
+                      <a:off x="0" y="0"/>
+                      <a:ext cx="1219200" cy="1219200"/>
+                    </a:xfrm>
+                    <a:prstGeom prst="rect">
+                      <a:avLst/>
+                    </a:prstGeom>
+                  </pic:spPr>
+                </pic:pic>
+              </a:graphicData>
+            </a:graphic>
+          </wp:anchor>
+        </w:drawing>
+      </w:r>
+      <w:r>
+        <w:t>Umbralización con histéresis. Se usa un umbral alto para encontrar los bordes seguros y un umbral bajo para encontrar los bordes más débiles para evitar bordes falsos.</w:t>
+      </w:r>
+    </w:p>
+    <w:p>
+      <w:pPr>
+        <w:spacing w:line="360" w:lineRule="auto"/>
+        <w:ind w:left="360"/>
+        <w:jc w:val="both"/>
+      </w:pPr>
+      <w:r>
+        <w:t>Detección de bordes por el método de Canny luego de aplicar un desenfoque gaussiano.</w:t>
+      </w:r>
+    </w:p>
+    <w:p>
+      <w:pPr>
+        <w:spacing w:line="360" w:lineRule="auto"/>
+        <w:jc w:val="both"/>
+      </w:pPr>
+      <w:r>
+        <w:t>El único inconveniente al usar este método es que nos vamos a “saltar” el paso de binarización, ya que Canny se beneficia de información en nuestra escala de grises, cosa que perdemos al usar la umbralización simple o adaptativa.</w:t>
+      </w:r>
+      <w:r>
+        <w:t xml:space="preserve"> Esto no quiere decir que se dejará de usar la binarización, se usará en el etiquetado de objetos, solo que para Canny usaremos directamente la imagen en escala de grises.</w:t>
+      </w:r>
+    </w:p>
+    <w:p>
+      <w:pPr>
+        <w:spacing w:line="360" w:lineRule="auto"/>
+        <w:jc w:val="both"/>
+      </w:pPr>
+      <w:r>
+        <w:t>Debido a esto, se modificó el método de preprocesado para ahora también contemplar la detección de bordes modificando el método proccess_images:</w:t>
+      </w:r>
+    </w:p>
+    <w:p>
+      <w:pPr>
+        <w:spacing w:line="360" w:lineRule="auto"/>
+        <w:jc w:val="both"/>
+      </w:pPr>
+      <w:r>
+        <w:drawing>
+          <wp:inline distT="0" distB="0" distL="0" distR="0" wp14:anchorId="3FD518A5" wp14:editId="06F57148">
+            <wp:extent cx="5612130" cy="3122930"/>
+            <wp:effectExtent l="0" t="0" r="7620" b="1270"/>
+            <wp:docPr id="1604988581" name="Imagen 1"/>
+            <wp:cNvGraphicFramePr>
+              <a:graphicFrameLocks xmlns:a="http://schemas.openxmlformats.org/drawingml/2006/main" noChangeAspect="1"/>
+            </wp:cNvGraphicFramePr>
+            <a:graphic xmlns:a="http://schemas.openxmlformats.org/drawingml/2006/main">
+              <a:graphicData uri="http://schemas.openxmlformats.org/drawingml/2006/picture">
+                <pic:pic xmlns:pic="http://schemas.openxmlformats.org/drawingml/2006/picture">
+                  <pic:nvPicPr>
+                    <pic:cNvPr id="1604988581" name=""/>
+                    <pic:cNvPicPr/>
+                  </pic:nvPicPr>
+                  <pic:blipFill>
+                    <a:blip r:embed="rId19"/>
+                    <a:stretch>
+                      <a:fillRect/>
+                    </a:stretch>
+                  </pic:blipFill>
+                  <pic:spPr>
+                    <a:xfrm>
+                      <a:off x="0" y="0"/>
+                      <a:ext cx="5612130" cy="3122930"/>
+                    </a:xfrm>
+                    <a:prstGeom prst="rect">
+                      <a:avLst/>
+                    </a:prstGeom>
+                  </pic:spPr>
+                </pic:pic>
+              </a:graphicData>
+            </a:graphic>
+          </wp:inline>
+        </w:drawing>
+      </w:r>
+    </w:p>
+    <w:p>
+      <w:pPr>
+        <w:pStyle w:val="Ttulo2"/>
+        <w:spacing w:line="360" w:lineRule="auto"/>
+        <w:jc w:val="both"/>
+      </w:pPr>
+      <w:r>
+        <w:lastRenderedPageBreak/>
+        <w:t>Etiquetado de objetos</w:t>
+      </w:r>
+    </w:p>
+    <w:p>
+      <w:pPr>
+        <w:spacing w:line="360" w:lineRule="auto"/>
+        <w:jc w:val="both"/>
+      </w:pPr>
+      <w:r>
+        <w:t>El etiquetado de objetos se realizó mediante el algoritmo de componentes conectados, el cual permite identificar regiones independientes dentro de una imagen binaria. Cada grupo de píxeles conectados fue asignado a una etiqueta única, facilitando la identificación de objetos presentes en la imagen.</w:t>
+      </w:r>
+    </w:p>
+    <w:p>
+      <w:pPr>
+        <w:spacing w:line="360" w:lineRule="auto"/>
+        <w:jc w:val="both"/>
+      </w:pPr>
+      <w:r>
+        <w:t>Para mejorar la detección, se utilizó la función que además proporciona estadísticas de cada región, como área, posición y dimensiones. Esto permitió filtrar regiones pequeñas consideradas ruido y resaltar únicamente los objetos relevantes mediante el uso de cajas delimitadoras (bounding boxes).</w:t>
+      </w:r>
+    </w:p>
+    <w:p>
+      <w:pPr>
+        <w:spacing w:line="360" w:lineRule="auto"/>
+        <w:jc w:val="both"/>
+      </w:pPr>
+      <w:r>
+        <w:t>Este proceso es fundamental para segmentar el objeto de interés y extraer características que posteriormente pueden ser utilizadas en la clasificación mediante redes neuronales.</w:t>
+      </w:r>
+    </w:p>
+    <w:p>
+      <w:pPr>
+        <w:spacing w:line="360" w:lineRule="auto"/>
+        <w:jc w:val="both"/>
+      </w:pPr>
+      <w:r>
+        <w:t>Código para el ejemplo anterior:</w:t>
+      </w:r>
+    </w:p>
+    <w:p>
+      <w:pPr>
+        <w:spacing w:line="360" w:lineRule="auto"/>
+        <w:jc w:val="both"/>
+      </w:pPr>
+      <w:r>
+        <w:drawing>
+          <wp:inline distT="0" distB="0" distL="0" distR="0" wp14:anchorId="4507CEFF" wp14:editId="1F941CE2">
+            <wp:extent cx="5612130" cy="3516630"/>
+            <wp:effectExtent l="0" t="0" r="7620" b="7620"/>
+            <wp:docPr id="150079827" name="Imagen 1"/>
+            <wp:cNvGraphicFramePr>
+              <a:graphicFrameLocks xmlns:a="http://schemas.openxmlformats.org/drawingml/2006/main" noChangeAspect="1"/>
+            </wp:cNvGraphicFramePr>
+            <a:graphic xmlns:a="http://schemas.openxmlformats.org/drawingml/2006/main">
+              <a:graphicData uri="http://schemas.openxmlformats.org/drawingml/2006/picture">
+                <pic:pic xmlns:pic="http://schemas.openxmlformats.org/drawingml/2006/picture">
+                  <pic:nvPicPr>
+                    <pic:cNvPr id="150079827" name=""/>
+                    <pic:cNvPicPr/>
+                  </pic:nvPicPr>
+                  <pic:blipFill>
+                    <a:blip r:embed="rId20"/>
+                    <a:stretch>
+                      <a:fillRect/>
+                    </a:stretch>
+                  </pic:blipFill>
+                  <pic:spPr>
+                    <a:xfrm>
+                      <a:off x="0" y="0"/>
+                      <a:ext cx="5612130" cy="3516630"/>
+                    </a:xfrm>
+                    <a:prstGeom prst="rect">
+                      <a:avLst/>
+                    </a:prstGeom>
+                  </pic:spPr>
+                </pic:pic>
+              </a:graphicData>
+            </a:graphic>
+          </wp:inline>
+        </w:drawing>
+      </w:r>
+    </w:p>
+    <w:p>
+      <w:pPr>
+        <w:spacing w:line="360" w:lineRule="auto"/>
+        <w:jc w:val="center"/>
+      </w:pPr>
+      <w:r>
+        <w:rPr>
+          <w:noProof/>
+        </w:rPr>
+        <w:lastRenderedPageBreak/>
+        <mc:AlternateContent>
+          <mc:Choice Requires="wpg">
+            <w:drawing>
+              <wp:anchor distT="0" distB="0" distL="114300" distR="114300" simplePos="0" relativeHeight="251665408" behindDoc="0" locked="0" layoutInCell="1" allowOverlap="1" wp14:anchorId="185F8456" wp14:editId="433D55DF">
+                <wp:simplePos x="0" y="0"/>
+                <wp:positionH relativeFrom="margin">
+                  <wp:align>center</wp:align>
+                </wp:positionH>
+                <wp:positionV relativeFrom="paragraph">
+                  <wp:posOffset>0</wp:posOffset>
+                </wp:positionV>
+                <wp:extent cx="2506980" cy="1219200"/>
+                <wp:effectExtent l="0" t="0" r="7620" b="0"/>
+                <wp:wrapTopAndBottom/>
+                <wp:docPr id="407836196" name="Grupo 3"/>
+                <wp:cNvGraphicFramePr/>
+                <a:graphic xmlns:a="http://schemas.openxmlformats.org/drawingml/2006/main">
+                  <a:graphicData uri="http://schemas.microsoft.com/office/word/2010/wordprocessingGroup">
+                    <wpg:wgp>
+                      <wpg:cNvGrpSpPr/>
+                      <wpg:grpSpPr>
+                        <a:xfrm>
+                          <a:off x="0" y="0"/>
+                          <a:ext cx="2506980" cy="1219200"/>
+                          <a:chOff x="0" y="0"/>
+                          <a:chExt cx="2506980" cy="1219200"/>
+                        </a:xfrm>
+                      </wpg:grpSpPr>
+                      <pic:pic xmlns:pic="http://schemas.openxmlformats.org/drawingml/2006/picture">
+                        <pic:nvPicPr>
+                          <pic:cNvPr id="1255688595" name="Imagen 1"/>
+                          <pic:cNvPicPr>
+                            <a:picLocks noChangeAspect="1"/>
+                          </pic:cNvPicPr>
+                        </pic:nvPicPr>
+                        <pic:blipFill>
+                          <a:blip r:embed="rId21">
+                            <a:extLst>
+                              <a:ext uri="{28A0092B-C50C-407E-A947-70E740481C1C}">
+                                <a14:useLocalDpi xmlns:a14="http://schemas.microsoft.com/office/drawing/2010/main" val="0"/>
+                              </a:ext>
+                            </a:extLst>
+                          </a:blip>
+                          <a:stretch>
+                            <a:fillRect/>
+                          </a:stretch>
+                        </pic:blipFill>
+                        <pic:spPr>
+                          <a:xfrm>
+                            <a:off x="1287780" y="0"/>
+                            <a:ext cx="1219200" cy="1219200"/>
+                          </a:xfrm>
+                          <a:prstGeom prst="rect">
+                            <a:avLst/>
+                          </a:prstGeom>
+                        </pic:spPr>
+                      </pic:pic>
+                      <pic:pic xmlns:pic="http://schemas.openxmlformats.org/drawingml/2006/picture">
+                        <pic:nvPicPr>
+                          <pic:cNvPr id="802129526" name="Imagen 1"/>
+                          <pic:cNvPicPr>
+                            <a:picLocks noChangeAspect="1"/>
+                          </pic:cNvPicPr>
+                        </pic:nvPicPr>
+                        <pic:blipFill>
+                          <a:blip r:embed="rId22">
+                            <a:extLst>
+                              <a:ext uri="{28A0092B-C50C-407E-A947-70E740481C1C}">
+                                <a14:useLocalDpi xmlns:a14="http://schemas.microsoft.com/office/drawing/2010/main" val="0"/>
+                              </a:ext>
+                            </a:extLst>
+                          </a:blip>
+                          <a:stretch>
+                            <a:fillRect/>
+                          </a:stretch>
+                        </pic:blipFill>
+                        <pic:spPr>
+                          <a:xfrm>
+                            <a:off x="0" y="0"/>
+                            <a:ext cx="1219200" cy="1219200"/>
+                          </a:xfrm>
+                          <a:prstGeom prst="rect">
+                            <a:avLst/>
+                          </a:prstGeom>
+                        </pic:spPr>
+                      </pic:pic>
+                    </wpg:wgp>
+                  </a:graphicData>
+                </a:graphic>
+              </wp:anchor>
+            </w:drawing>
+          </mc:Choice>
+          <mc:Fallback>
+            <w:pict>
+              <v:group w14:anchorId="52E93A58" id="Grupo 3" o:spid="_x0000_s1026" style="position:absolute;margin-left:0;margin-top:0;width:197.4pt;height:96pt;z-index:251665408;mso-position-horizontal:center;mso-position-horizontal-relative:margin" coordsize="25069,12192" o:gfxdata="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">
+                <v:shape id="Imagen 1" o:spid="_x0000_s1027" type="#_x0000_t75" style="position:absolute;left:12877;width:12192;height:12192;visibility:visible;mso-wrap-style:square" o:gfxdata="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">
+                  <v:imagedata r:id="rId23" o:title=""/>
+                </v:shape>
+                <v:shape id="Imagen 1" o:spid="_x0000_s1028" type="#_x0000_t75" style="position:absolute;width:12192;height:12192;visibility:visible;mso-wrap-style:square" o:gfxdata="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">
+                  <v:imagedata r:id="rId24" o:title=""/>
+                </v:shape>
+                <w10:wrap type="topAndBottom" anchorx="margin"/>
+              </v:group>
+            </w:pict>
+          </mc:Fallback>
+        </mc:AlternateContent>
+      </w:r>
+      <w:r>
+        <w:t>Resultado del etiquetado de objetos con área mínima mayor a 0 (izquierda) y área mínima mayor a 500 (derecha). Se observa como con una mayor tolerancia, se detecta ruido como si fueran objetos.</w:t>
+      </w:r>
+    </w:p>
+    <w:p>
+      <w:pPr>
+        <w:spacing w:line="360" w:lineRule="auto"/>
+        <w:jc w:val="both"/>
+      </w:pPr>
+      <w:r>
+        <w:t>El proceso de etiquetado se hizo para cada imagen del dataset, a la par de la detección de bordes.</w:t>
+      </w:r>
+      <w:r>
+        <w:t xml:space="preserve"> En el repositorio se pueden observar las demás imágenes del dataset, tanto procesadas con Canny como etiquetadas.</w:t>
+      </w:r>
+    </w:p>
+    <w:p>
+      <w:pPr>
+        <w:spacing w:line="360" w:lineRule="auto"/>
+        <w:jc w:val="center"/>
       </w:pPr>
     </w:p>
     <w:p>
@@ -4109,33 +4502,8 @@
           <w:i/>
           <w:iCs/>
         </w:rPr>
-        <w:t xml:space="preserve">Cat </w:t>
-      </w:r>
-      <w:proofErr w:type="spellStart"/>
-      <w:r>
-        <w:rPr>
-          <w:i/>
-          <w:iCs/>
-        </w:rPr>
-        <w:t>breeds</w:t>
-      </w:r>
-      <w:proofErr w:type="spellEnd"/>
-      <w:r>
-        <w:rPr>
-          <w:i/>
-          <w:iCs/>
-        </w:rPr>
-        <w:t xml:space="preserve"> </w:t>
-      </w:r>
-      <w:proofErr w:type="spellStart"/>
-      <w:r>
-        <w:rPr>
-          <w:i/>
-          <w:iCs/>
-        </w:rPr>
-        <w:t>dataset</w:t>
-      </w:r>
-      <w:proofErr w:type="spellEnd"/>
+        <w:t>Cat breeds dataset</w:t>
+      </w:r>
       <w:r>
         <w:t xml:space="preserve"> [Conjunto de datos]. </w:t>
       </w:r>
@@ -4145,7 +4513,7 @@
         </w:rPr>
         <w:t xml:space="preserve">Kaggle. </w:t>
       </w:r>
-      <w:hyperlink r:id="rId12" w:tgtFrame="_new" w:history="1">
+      <w:hyperlink r:id="rId25" w:tgtFrame="_new" w:history="1">
         <w:r>
           <w:rPr>
             <w:rStyle w:val="Hipervnculo"/>
@@ -4173,51 +4541,19 @@
       </w:r>
       <w:r>
         <w:br/>
-      </w:r>
-      <w:proofErr w:type="spellStart"/>
-      <w:r>
-        <w:t>AtharvaTaras</w:t>
-      </w:r>
-      <w:proofErr w:type="spellEnd"/>
-      <w:r>
-        <w:t xml:space="preserve">. (2023). </w:t>
+        <w:t xml:space="preserve">AtharvaTaras. (2023). </w:t>
       </w:r>
       <w:r>
         <w:rPr>
           <w:i/>
           <w:iCs/>
         </w:rPr>
-        <w:t>Dog-</w:t>
-      </w:r>
-      <w:proofErr w:type="spellStart"/>
-      <w:r>
-        <w:rPr>
-          <w:i/>
-          <w:iCs/>
-        </w:rPr>
-        <w:t>breeds</w:t>
-      </w:r>
-      <w:proofErr w:type="spellEnd"/>
-      <w:r>
-        <w:rPr>
-          <w:i/>
-          <w:iCs/>
-        </w:rPr>
-        <w:t>-</w:t>
-      </w:r>
-      <w:proofErr w:type="spellStart"/>
-      <w:r>
-        <w:rPr>
-          <w:i/>
-          <w:iCs/>
-        </w:rPr>
-        <w:t>dataset</w:t>
-      </w:r>
-      <w:proofErr w:type="spellEnd"/>
+        <w:t>Dog-breeds-dataset</w:t>
+      </w:r>
       <w:r>
         <w:t xml:space="preserve"> [Conjunto de datos]. GitHub. </w:t>
       </w:r>
-      <w:hyperlink r:id="rId13" w:tgtFrame="_new" w:history="1">
+      <w:hyperlink r:id="rId26" w:tgtFrame="_new" w:history="1">
         <w:r>
           <w:rPr>
             <w:rStyle w:val="Hipervnculo"/>
@@ -4242,7 +4578,6 @@
       <w:r>
         <w:t xml:space="preserve">Rivera, J. A. (2026). </w:t>
       </w:r>
-      <w:proofErr w:type="spellStart"/>
       <w:r>
         <w:rPr>
           <w:i/>
@@ -4250,7 +4585,6 @@
         </w:rPr>
         <w:t>rna_perros_gatos</w:t>
       </w:r>
-      <w:proofErr w:type="spellEnd"/>
       <w:r>
         <w:t xml:space="preserve"> [Repositorio de código]. </w:t>
       </w:r>
@@ -4260,7 +4594,7 @@
         </w:rPr>
         <w:t xml:space="preserve">GitHub. </w:t>
       </w:r>
-      <w:hyperlink r:id="rId14" w:tgtFrame="_new" w:history="1">
+      <w:hyperlink r:id="rId27" w:tgtFrame="_new" w:history="1">
         <w:r>
           <w:rPr>
             <w:rStyle w:val="Hipervnculo"/>
